--- a/DR/тема_01_ПП.docx
+++ b/DR/тема_01_ПП.docx
@@ -3411,8 +3411,13 @@
         </w:rPr>
         <w:t>TikTok</w:t>
       </w:r>
-      <w:r>
-        <w:t>. Тези системи представляват интегрирани модули, които използват проприетарни (собствени) алгоритми за разпознаване на реч, работещи директно върху облачната инфраструктура на съответната компания.</w:t>
+      <w:bookmarkStart w:id="9" w:name="_GoBack"/>
+      <w:bookmarkEnd w:id="9"/>
+      <w:r>
+        <w:t xml:space="preserve">. </w:t>
+      </w:r>
+      <w:r>
+        <w:t>Тези системи представляват интегрирани модули, които използват проприетарни (собствени) алгоритми за разпознаване на реч, работещи директно върху облачната инфраструктура на съответната компания.</w:t>
       </w:r>
     </w:p>
     <w:p>
@@ -3490,12 +3495,12 @@
       <w:pPr>
         <w:pStyle w:val="Heading3"/>
       </w:pPr>
-      <w:bookmarkStart w:id="9" w:name="_Toc226451313"/>
+      <w:bookmarkStart w:id="10" w:name="_Toc226451313"/>
       <w:r>
         <w:lastRenderedPageBreak/>
         <w:t>Комерсиални десктоп приложения</w:t>
       </w:r>
-      <w:bookmarkEnd w:id="9"/>
+      <w:bookmarkEnd w:id="10"/>
     </w:p>
     <w:p>
       <w:pPr>
@@ -3554,11 +3559,11 @@
       <w:pPr>
         <w:pStyle w:val="Heading3"/>
       </w:pPr>
-      <w:bookmarkStart w:id="10" w:name="_Toc226451314"/>
+      <w:bookmarkStart w:id="11" w:name="_Toc226451314"/>
       <w:r>
         <w:t>Cloud API услуги (Google Cloud Speech-to-Text, Amazon Transcribe)</w:t>
       </w:r>
-      <w:bookmarkEnd w:id="10"/>
+      <w:bookmarkEnd w:id="11"/>
     </w:p>
     <w:p>
       <w:pPr>
@@ -3640,14 +3645,14 @@
           <w:lang w:eastAsia="bg-BG"/>
         </w:rPr>
       </w:pPr>
-      <w:bookmarkStart w:id="11" w:name="_Toc226451315"/>
+      <w:bookmarkStart w:id="12" w:name="_Toc226451315"/>
       <w:r>
         <w:rPr>
           <w:lang w:eastAsia="bg-BG"/>
         </w:rPr>
         <w:t>Формулиране на целта и задачите на дипломния проект</w:t>
       </w:r>
-      <w:bookmarkEnd w:id="11"/>
+      <w:bookmarkEnd w:id="12"/>
     </w:p>
     <w:p>
       <w:pPr>
@@ -3747,11 +3752,11 @@
       <w:pPr>
         <w:pStyle w:val="Heading1"/>
       </w:pPr>
-      <w:bookmarkStart w:id="12" w:name="_Toc226451316"/>
+      <w:bookmarkStart w:id="13" w:name="_Toc226451316"/>
       <w:r>
         <w:t>Избор на технологии, алгоритми и програмни решения</w:t>
       </w:r>
-      <w:bookmarkEnd w:id="12"/>
+      <w:bookmarkEnd w:id="13"/>
     </w:p>
     <w:p>
       <w:pPr>
@@ -3807,24 +3812,24 @@
           <w:lang w:eastAsia="bg-BG"/>
         </w:rPr>
       </w:pPr>
-      <w:bookmarkStart w:id="13" w:name="_Toc226451317"/>
+      <w:bookmarkStart w:id="14" w:name="_Toc226451317"/>
       <w:r>
         <w:rPr>
           <w:lang w:eastAsia="bg-BG"/>
         </w:rPr>
         <w:t>Избор на език за програмиране и сървърна рамка (Back-end)</w:t>
       </w:r>
-      <w:bookmarkEnd w:id="13"/>
+      <w:bookmarkEnd w:id="14"/>
     </w:p>
     <w:p>
       <w:pPr>
         <w:pStyle w:val="Heading3"/>
       </w:pPr>
-      <w:bookmarkStart w:id="14" w:name="_Toc226451318"/>
+      <w:bookmarkStart w:id="15" w:name="_Toc226451318"/>
       <w:r>
         <w:t>Python</w:t>
       </w:r>
-      <w:bookmarkEnd w:id="14"/>
+      <w:bookmarkEnd w:id="15"/>
     </w:p>
     <w:p>
       <w:pPr>
@@ -3890,12 +3895,10 @@
       <w:pPr>
         <w:pStyle w:val="Heading3"/>
       </w:pPr>
-      <w:bookmarkStart w:id="15" w:name="_Toc226451319"/>
+      <w:bookmarkStart w:id="16" w:name="_Toc226451319"/>
       <w:r>
         <w:t>Django и Django REST Framework (DRF)</w:t>
       </w:r>
-      <w:bookmarkStart w:id="16" w:name="_GoBack"/>
-      <w:bookmarkEnd w:id="15"/>
       <w:bookmarkEnd w:id="16"/>
     </w:p>
     <w:p>
@@ -7915,6 +7918,7 @@
       </w:pPr>
       <w:r>
         <w:rPr>
+          <w:noProof/>
           <w:lang w:eastAsia="bg-BG"/>
         </w:rPr>
         <w:lastRenderedPageBreak/>
@@ -10749,7 +10753,7 @@
           <w:rPr>
             <w:noProof/>
           </w:rPr>
-          <w:t>1</w:t>
+          <w:t>6</w:t>
         </w:r>
         <w:r>
           <w:rPr>
@@ -12777,6 +12781,7 @@
   <w:style w:type="character" w:default="1" w:styleId="DefaultParagraphFont">
     <w:name w:val="Default Paragraph Font"/>
     <w:uiPriority w:val="1"/>
+    <w:semiHidden/>
     <w:unhideWhenUsed/>
   </w:style>
   <w:style w:type="table" w:default="1" w:styleId="TableNormal">
@@ -13829,7 +13834,7 @@
 </file>
 
 <file path=customXml/itemProps1.xml><?xml version="1.0" encoding="utf-8"?>
-<ds:datastoreItem xmlns:ds="http://schemas.openxmlformats.org/officeDocument/2006/customXml" ds:itemID="{9E77A458-7CBC-4D6C-A30F-C559EBF687A8}">
+<ds:datastoreItem xmlns:ds="http://schemas.openxmlformats.org/officeDocument/2006/customXml" ds:itemID="{536AA884-5F84-49B7-825F-101B2BDA9816}">
   <ds:schemaRefs>
     <ds:schemaRef ds:uri="http://schemas.openxmlformats.org/officeDocument/2006/bibliography"/>
   </ds:schemaRefs>

--- a/DR/тема_01_ПП.docx
+++ b/DR/тема_01_ПП.docx
@@ -1,6 +1,6 @@
 
 <file path=word/document.xml><?xml version="1.0" encoding="utf-8"?>
-<w:document xmlns:wpc="http://schemas.microsoft.com/office/word/2010/wordprocessingCanvas" xmlns:cx="http://schemas.microsoft.com/office/drawing/2014/chartex" xmlns:mc="http://schemas.openxmlformats.org/markup-compatibility/2006" xmlns:o="urn:schemas-microsoft-com:office:office" xmlns:r="http://schemas.openxmlformats.org/officeDocument/2006/relationships" xmlns:m="http://schemas.openxmlformats.org/officeDocument/2006/math" xmlns:v="urn:schemas-microsoft-com:vml" xmlns:wp14="http://schemas.microsoft.com/office/word/2010/wordprocessingDrawing" xmlns:wp="http://schemas.openxmlformats.org/drawingml/2006/wordprocessingDrawing" xmlns:w10="urn:schemas-microsoft-com:office:word" xmlns:w="http://schemas.openxmlformats.org/wordprocessingml/2006/main" xmlns:w14="http://schemas.microsoft.com/office/word/2010/wordml" xmlns:w15="http://schemas.microsoft.com/office/word/2012/wordml" xmlns:w16se="http://schemas.microsoft.com/office/word/2015/wordml/symex" xmlns:wpg="http://schemas.microsoft.com/office/word/2010/wordprocessingGroup" xmlns:wpi="http://schemas.microsoft.com/office/word/2010/wordprocessingInk" xmlns:wne="http://schemas.microsoft.com/office/word/2006/wordml" xmlns:wps="http://schemas.microsoft.com/office/word/2010/wordprocessingShape" mc:Ignorable="w14 w15 w16se wp14">
+<w:document xmlns:wpc="http://schemas.microsoft.com/office/word/2010/wordprocessingCanvas" xmlns:mc="http://schemas.openxmlformats.org/markup-compatibility/2006" xmlns:o="urn:schemas-microsoft-com:office:office" xmlns:r="http://schemas.openxmlformats.org/officeDocument/2006/relationships" xmlns:m="http://schemas.openxmlformats.org/officeDocument/2006/math" xmlns:v="urn:schemas-microsoft-com:vml" xmlns:wp14="http://schemas.microsoft.com/office/word/2010/wordprocessingDrawing" xmlns:wp="http://schemas.openxmlformats.org/drawingml/2006/wordprocessingDrawing" xmlns:w10="urn:schemas-microsoft-com:office:word" xmlns:w="http://schemas.openxmlformats.org/wordprocessingml/2006/main" xmlns:w14="http://schemas.microsoft.com/office/word/2010/wordml" xmlns:wpg="http://schemas.microsoft.com/office/word/2010/wordprocessingGroup" xmlns:wpi="http://schemas.microsoft.com/office/word/2010/wordprocessingInk" xmlns:wne="http://schemas.microsoft.com/office/word/2006/wordml" xmlns:wps="http://schemas.microsoft.com/office/word/2010/wordprocessingShape" mc:Ignorable="w14 wp14">
   <w:body>
     <w:sdt>
       <w:sdtPr>
@@ -28,7 +28,7 @@
       <w:sdtContent>
         <w:p>
           <w:pPr>
-            <w:pStyle w:val="TOCHeading"/>
+            <w:pStyle w:val="aff"/>
             <w:numPr>
               <w:ilvl w:val="0"/>
               <w:numId w:val="0"/>
@@ -37,10 +37,12 @@
           <w:r>
             <w:t>Съдържание</w:t>
           </w:r>
+          <w:bookmarkStart w:id="0" w:name="_GoBack"/>
+          <w:bookmarkEnd w:id="0"/>
         </w:p>
         <w:p>
           <w:pPr>
-            <w:pStyle w:val="TOC1"/>
+            <w:pStyle w:val="11"/>
             <w:tabs>
               <w:tab w:val="left" w:pos="1320"/>
               <w:tab w:val="right" w:leader="dot" w:pos="9062"/>
@@ -62,10 +64,10 @@
           <w:r>
             <w:fldChar w:fldCharType="separate"/>
           </w:r>
-          <w:hyperlink w:anchor="_Toc226451307" w:history="1">
-            <w:r>
-              <w:rPr>
-                <w:rStyle w:val="Hyperlink"/>
+          <w:hyperlink w:anchor="_Toc227744083" w:history="1">
+            <w:r>
+              <w:rPr>
+                <w:rStyle w:val="a7"/>
                 <w:noProof/>
               </w:rPr>
               <w:t>1.</w:t>
@@ -82,7 +84,7 @@
             </w:r>
             <w:r>
               <w:rPr>
-                <w:rStyle w:val="Hyperlink"/>
+                <w:rStyle w:val="a7"/>
                 <w:noProof/>
               </w:rPr>
               <w:t>Увод</w:t>
@@ -106,7 +108,7 @@
                 <w:noProof/>
                 <w:webHidden/>
               </w:rPr>
-              <w:instrText xml:space="preserve"> PAGEREF _Toc226451307 \h </w:instrText>
+              <w:instrText xml:space="preserve"> PAGEREF _Toc227744083 \h </w:instrText>
             </w:r>
             <w:r>
               <w:rPr>
@@ -139,7 +141,7 @@
         </w:p>
         <w:p>
           <w:pPr>
-            <w:pStyle w:val="TOC1"/>
+            <w:pStyle w:val="11"/>
             <w:tabs>
               <w:tab w:val="left" w:pos="1320"/>
               <w:tab w:val="right" w:leader="dot" w:pos="9062"/>
@@ -152,10 +154,10 @@
               <w:lang w:eastAsia="bg-BG"/>
             </w:rPr>
           </w:pPr>
-          <w:hyperlink w:anchor="_Toc226451308" w:history="1">
-            <w:r>
-              <w:rPr>
-                <w:rStyle w:val="Hyperlink"/>
+          <w:hyperlink w:anchor="_Toc227744084" w:history="1">
+            <w:r>
+              <w:rPr>
+                <w:rStyle w:val="a7"/>
                 <w:noProof/>
               </w:rPr>
               <w:t>2.</w:t>
@@ -172,7 +174,7 @@
             </w:r>
             <w:r>
               <w:rPr>
-                <w:rStyle w:val="Hyperlink"/>
+                <w:rStyle w:val="a7"/>
                 <w:noProof/>
               </w:rPr>
               <w:t>Анализ на съществуващите решения</w:t>
@@ -196,7 +198,7 @@
                 <w:noProof/>
                 <w:webHidden/>
               </w:rPr>
-              <w:instrText xml:space="preserve"> PAGEREF _Toc226451308 \h </w:instrText>
+              <w:instrText xml:space="preserve"> PAGEREF _Toc227744084 \h </w:instrText>
             </w:r>
             <w:r>
               <w:rPr>
@@ -229,7 +231,7 @@
         </w:p>
         <w:p>
           <w:pPr>
-            <w:pStyle w:val="TOC2"/>
+            <w:pStyle w:val="21"/>
             <w:tabs>
               <w:tab w:val="left" w:pos="1760"/>
               <w:tab w:val="right" w:leader="dot" w:pos="9062"/>
@@ -242,10 +244,10 @@
               <w:lang w:eastAsia="bg-BG"/>
             </w:rPr>
           </w:pPr>
-          <w:hyperlink w:anchor="_Toc226451309" w:history="1">
-            <w:r>
-              <w:rPr>
-                <w:rStyle w:val="Hyperlink"/>
+          <w:hyperlink w:anchor="_Toc227744085" w:history="1">
+            <w:r>
+              <w:rPr>
+                <w:rStyle w:val="a7"/>
                 <w:noProof/>
                 <w:lang w:eastAsia="bg-BG"/>
               </w:rPr>
@@ -263,7 +265,7 @@
             </w:r>
             <w:r>
               <w:rPr>
-                <w:rStyle w:val="Hyperlink"/>
+                <w:rStyle w:val="a7"/>
                 <w:noProof/>
                 <w:lang w:eastAsia="bg-BG"/>
               </w:rPr>
@@ -288,7 +290,7 @@
                 <w:noProof/>
                 <w:webHidden/>
               </w:rPr>
-              <w:instrText xml:space="preserve"> PAGEREF _Toc226451309 \h </w:instrText>
+              <w:instrText xml:space="preserve"> PAGEREF _Toc227744085 \h </w:instrText>
             </w:r>
             <w:r>
               <w:rPr>
@@ -321,7 +323,7 @@
         </w:p>
         <w:p>
           <w:pPr>
-            <w:pStyle w:val="TOC2"/>
+            <w:pStyle w:val="21"/>
             <w:tabs>
               <w:tab w:val="left" w:pos="1760"/>
               <w:tab w:val="right" w:leader="dot" w:pos="9062"/>
@@ -334,10 +336,10 @@
               <w:lang w:eastAsia="bg-BG"/>
             </w:rPr>
           </w:pPr>
-          <w:hyperlink w:anchor="_Toc226451310" w:history="1">
-            <w:r>
-              <w:rPr>
-                <w:rStyle w:val="Hyperlink"/>
+          <w:hyperlink w:anchor="_Toc227744086" w:history="1">
+            <w:r>
+              <w:rPr>
+                <w:rStyle w:val="a7"/>
                 <w:noProof/>
                 <w:lang w:eastAsia="bg-BG"/>
               </w:rPr>
@@ -355,7 +357,7 @@
             </w:r>
             <w:r>
               <w:rPr>
-                <w:rStyle w:val="Hyperlink"/>
+                <w:rStyle w:val="a7"/>
                 <w:noProof/>
                 <w:lang w:eastAsia="bg-BG"/>
               </w:rPr>
@@ -380,7 +382,7 @@
                 <w:noProof/>
                 <w:webHidden/>
               </w:rPr>
-              <w:instrText xml:space="preserve"> PAGEREF _Toc226451310 \h </w:instrText>
+              <w:instrText xml:space="preserve"> PAGEREF _Toc227744086 \h </w:instrText>
             </w:r>
             <w:r>
               <w:rPr>
@@ -400,7 +402,7 @@
                 <w:noProof/>
                 <w:webHidden/>
               </w:rPr>
-              <w:t>4</w:t>
+              <w:t>5</w:t>
             </w:r>
             <w:r>
               <w:rPr>
@@ -413,7 +415,7 @@
         </w:p>
         <w:p>
           <w:pPr>
-            <w:pStyle w:val="TOC2"/>
+            <w:pStyle w:val="21"/>
             <w:tabs>
               <w:tab w:val="left" w:pos="1760"/>
               <w:tab w:val="right" w:leader="dot" w:pos="9062"/>
@@ -426,10 +428,10 @@
               <w:lang w:eastAsia="bg-BG"/>
             </w:rPr>
           </w:pPr>
-          <w:hyperlink w:anchor="_Toc226451311" w:history="1">
-            <w:r>
-              <w:rPr>
-                <w:rStyle w:val="Hyperlink"/>
+          <w:hyperlink w:anchor="_Toc227744087" w:history="1">
+            <w:r>
+              <w:rPr>
+                <w:rStyle w:val="a7"/>
                 <w:noProof/>
                 <w:lang w:eastAsia="bg-BG"/>
               </w:rPr>
@@ -447,7 +449,7 @@
             </w:r>
             <w:r>
               <w:rPr>
-                <w:rStyle w:val="Hyperlink"/>
+                <w:rStyle w:val="a7"/>
                 <w:noProof/>
                 <w:lang w:eastAsia="bg-BG"/>
               </w:rPr>
@@ -472,7 +474,7 @@
                 <w:noProof/>
                 <w:webHidden/>
               </w:rPr>
-              <w:instrText xml:space="preserve"> PAGEREF _Toc226451311 \h </w:instrText>
+              <w:instrText xml:space="preserve"> PAGEREF _Toc227744087 \h </w:instrText>
             </w:r>
             <w:r>
               <w:rPr>
@@ -505,7 +507,7 @@
         </w:p>
         <w:p>
           <w:pPr>
-            <w:pStyle w:val="TOC3"/>
+            <w:pStyle w:val="31"/>
             <w:tabs>
               <w:tab w:val="left" w:pos="2031"/>
               <w:tab w:val="right" w:leader="dot" w:pos="9062"/>
@@ -518,10 +520,10 @@
               <w:lang w:eastAsia="bg-BG"/>
             </w:rPr>
           </w:pPr>
-          <w:hyperlink w:anchor="_Toc226451312" w:history="1">
-            <w:r>
-              <w:rPr>
-                <w:rStyle w:val="Hyperlink"/>
+          <w:hyperlink w:anchor="_Toc227744088" w:history="1">
+            <w:r>
+              <w:rPr>
+                <w:rStyle w:val="a7"/>
                 <w:noProof/>
               </w:rPr>
               <w:t>2.3.1</w:t>
@@ -538,7 +540,7 @@
             </w:r>
             <w:r>
               <w:rPr>
-                <w:rStyle w:val="Hyperlink"/>
+                <w:rStyle w:val="a7"/>
                 <w:noProof/>
               </w:rPr>
               <w:t>Вградени решения във видео</w:t>
@@ -562,7 +564,7 @@
                 <w:noProof/>
                 <w:webHidden/>
               </w:rPr>
-              <w:instrText xml:space="preserve"> PAGEREF _Toc226451312 \h </w:instrText>
+              <w:instrText xml:space="preserve"> PAGEREF _Toc227744088 \h </w:instrText>
             </w:r>
             <w:r>
               <w:rPr>
@@ -582,7 +584,7 @@
                 <w:noProof/>
                 <w:webHidden/>
               </w:rPr>
-              <w:t>5</w:t>
+              <w:t>6</w:t>
             </w:r>
             <w:r>
               <w:rPr>
@@ -595,7 +597,7 @@
         </w:p>
         <w:p>
           <w:pPr>
-            <w:pStyle w:val="TOC3"/>
+            <w:pStyle w:val="31"/>
             <w:tabs>
               <w:tab w:val="left" w:pos="2031"/>
               <w:tab w:val="right" w:leader="dot" w:pos="9062"/>
@@ -608,10 +610,10 @@
               <w:lang w:eastAsia="bg-BG"/>
             </w:rPr>
           </w:pPr>
-          <w:hyperlink w:anchor="_Toc226451313" w:history="1">
-            <w:r>
-              <w:rPr>
-                <w:rStyle w:val="Hyperlink"/>
+          <w:hyperlink w:anchor="_Toc227744089" w:history="1">
+            <w:r>
+              <w:rPr>
+                <w:rStyle w:val="a7"/>
                 <w:noProof/>
               </w:rPr>
               <w:t>2.3.2</w:t>
@@ -628,7 +630,7 @@
             </w:r>
             <w:r>
               <w:rPr>
-                <w:rStyle w:val="Hyperlink"/>
+                <w:rStyle w:val="a7"/>
                 <w:noProof/>
               </w:rPr>
               <w:t>Комерсиални десктоп приложения</w:t>
@@ -652,7 +654,7 @@
                 <w:noProof/>
                 <w:webHidden/>
               </w:rPr>
-              <w:instrText xml:space="preserve"> PAGEREF _Toc226451313 \h </w:instrText>
+              <w:instrText xml:space="preserve"> PAGEREF _Toc227744089 \h </w:instrText>
             </w:r>
             <w:r>
               <w:rPr>
@@ -672,7 +674,7 @@
                 <w:noProof/>
                 <w:webHidden/>
               </w:rPr>
-              <w:t>6</w:t>
+              <w:t>8</w:t>
             </w:r>
             <w:r>
               <w:rPr>
@@ -685,7 +687,7 @@
         </w:p>
         <w:p>
           <w:pPr>
-            <w:pStyle w:val="TOC3"/>
+            <w:pStyle w:val="31"/>
             <w:tabs>
               <w:tab w:val="left" w:pos="2031"/>
               <w:tab w:val="right" w:leader="dot" w:pos="9062"/>
@@ -698,10 +700,10 @@
               <w:lang w:eastAsia="bg-BG"/>
             </w:rPr>
           </w:pPr>
-          <w:hyperlink w:anchor="_Toc226451314" w:history="1">
-            <w:r>
-              <w:rPr>
-                <w:rStyle w:val="Hyperlink"/>
+          <w:hyperlink w:anchor="_Toc227744090" w:history="1">
+            <w:r>
+              <w:rPr>
+                <w:rStyle w:val="a7"/>
                 <w:noProof/>
               </w:rPr>
               <w:t>2.3.3</w:t>
@@ -718,7 +720,7 @@
             </w:r>
             <w:r>
               <w:rPr>
-                <w:rStyle w:val="Hyperlink"/>
+                <w:rStyle w:val="a7"/>
                 <w:noProof/>
               </w:rPr>
               <w:t>Cloud API услуги (Google Cloud Speech-to-Text, Amazon Transcribe)</w:t>
@@ -742,7 +744,7 @@
                 <w:noProof/>
                 <w:webHidden/>
               </w:rPr>
-              <w:instrText xml:space="preserve"> PAGEREF _Toc226451314 \h </w:instrText>
+              <w:instrText xml:space="preserve"> PAGEREF _Toc227744090 \h </w:instrText>
             </w:r>
             <w:r>
               <w:rPr>
@@ -762,7 +764,7 @@
                 <w:noProof/>
                 <w:webHidden/>
               </w:rPr>
-              <w:t>7</w:t>
+              <w:t>8</w:t>
             </w:r>
             <w:r>
               <w:rPr>
@@ -775,7 +777,7 @@
         </w:p>
         <w:p>
           <w:pPr>
-            <w:pStyle w:val="TOC2"/>
+            <w:pStyle w:val="21"/>
             <w:tabs>
               <w:tab w:val="left" w:pos="1760"/>
               <w:tab w:val="right" w:leader="dot" w:pos="9062"/>
@@ -788,10 +790,10 @@
               <w:lang w:eastAsia="bg-BG"/>
             </w:rPr>
           </w:pPr>
-          <w:hyperlink w:anchor="_Toc226451315" w:history="1">
-            <w:r>
-              <w:rPr>
-                <w:rStyle w:val="Hyperlink"/>
+          <w:hyperlink w:anchor="_Toc227744091" w:history="1">
+            <w:r>
+              <w:rPr>
+                <w:rStyle w:val="a7"/>
                 <w:noProof/>
                 <w:lang w:eastAsia="bg-BG"/>
               </w:rPr>
@@ -809,7 +811,7 @@
             </w:r>
             <w:r>
               <w:rPr>
-                <w:rStyle w:val="Hyperlink"/>
+                <w:rStyle w:val="a7"/>
                 <w:noProof/>
                 <w:lang w:eastAsia="bg-BG"/>
               </w:rPr>
@@ -834,7 +836,7 @@
                 <w:noProof/>
                 <w:webHidden/>
               </w:rPr>
-              <w:instrText xml:space="preserve"> PAGEREF _Toc226451315 \h </w:instrText>
+              <w:instrText xml:space="preserve"> PAGEREF _Toc227744091 \h </w:instrText>
             </w:r>
             <w:r>
               <w:rPr>
@@ -854,7 +856,7 @@
                 <w:noProof/>
                 <w:webHidden/>
               </w:rPr>
-              <w:t>7</w:t>
+              <w:t>8</w:t>
             </w:r>
             <w:r>
               <w:rPr>
@@ -867,7 +869,7 @@
         </w:p>
         <w:p>
           <w:pPr>
-            <w:pStyle w:val="TOC1"/>
+            <w:pStyle w:val="11"/>
             <w:tabs>
               <w:tab w:val="left" w:pos="1320"/>
               <w:tab w:val="right" w:leader="dot" w:pos="9062"/>
@@ -880,10 +882,10 @@
               <w:lang w:eastAsia="bg-BG"/>
             </w:rPr>
           </w:pPr>
-          <w:hyperlink w:anchor="_Toc226451316" w:history="1">
-            <w:r>
-              <w:rPr>
-                <w:rStyle w:val="Hyperlink"/>
+          <w:hyperlink w:anchor="_Toc227744092" w:history="1">
+            <w:r>
+              <w:rPr>
+                <w:rStyle w:val="a7"/>
                 <w:noProof/>
               </w:rPr>
               <w:t>3.</w:t>
@@ -900,7 +902,7 @@
             </w:r>
             <w:r>
               <w:rPr>
-                <w:rStyle w:val="Hyperlink"/>
+                <w:rStyle w:val="a7"/>
                 <w:noProof/>
               </w:rPr>
               <w:t>Избор на технологии, алгоритми и програмни решения</w:t>
@@ -924,7 +926,7 @@
                 <w:noProof/>
                 <w:webHidden/>
               </w:rPr>
-              <w:instrText xml:space="preserve"> PAGEREF _Toc226451316 \h </w:instrText>
+              <w:instrText xml:space="preserve"> PAGEREF _Toc227744092 \h </w:instrText>
             </w:r>
             <w:r>
               <w:rPr>
@@ -944,7 +946,7 @@
                 <w:noProof/>
                 <w:webHidden/>
               </w:rPr>
-              <w:t>8</w:t>
+              <w:t>9</w:t>
             </w:r>
             <w:r>
               <w:rPr>
@@ -957,7 +959,7 @@
         </w:p>
         <w:p>
           <w:pPr>
-            <w:pStyle w:val="TOC2"/>
+            <w:pStyle w:val="21"/>
             <w:tabs>
               <w:tab w:val="left" w:pos="1760"/>
               <w:tab w:val="right" w:leader="dot" w:pos="9062"/>
@@ -970,10 +972,10 @@
               <w:lang w:eastAsia="bg-BG"/>
             </w:rPr>
           </w:pPr>
-          <w:hyperlink w:anchor="_Toc226451317" w:history="1">
-            <w:r>
-              <w:rPr>
-                <w:rStyle w:val="Hyperlink"/>
+          <w:hyperlink w:anchor="_Toc227744093" w:history="1">
+            <w:r>
+              <w:rPr>
+                <w:rStyle w:val="a7"/>
                 <w:noProof/>
                 <w:lang w:eastAsia="bg-BG"/>
               </w:rPr>
@@ -991,7 +993,7 @@
             </w:r>
             <w:r>
               <w:rPr>
-                <w:rStyle w:val="Hyperlink"/>
+                <w:rStyle w:val="a7"/>
                 <w:noProof/>
                 <w:lang w:eastAsia="bg-BG"/>
               </w:rPr>
@@ -1016,7 +1018,7 @@
                 <w:noProof/>
                 <w:webHidden/>
               </w:rPr>
-              <w:instrText xml:space="preserve"> PAGEREF _Toc226451317 \h </w:instrText>
+              <w:instrText xml:space="preserve"> PAGEREF _Toc227744093 \h </w:instrText>
             </w:r>
             <w:r>
               <w:rPr>
@@ -1036,7 +1038,7 @@
                 <w:noProof/>
                 <w:webHidden/>
               </w:rPr>
-              <w:t>9</w:t>
+              <w:t>10</w:t>
             </w:r>
             <w:r>
               <w:rPr>
@@ -1049,7 +1051,7 @@
         </w:p>
         <w:p>
           <w:pPr>
-            <w:pStyle w:val="TOC3"/>
+            <w:pStyle w:val="31"/>
             <w:tabs>
               <w:tab w:val="left" w:pos="2031"/>
               <w:tab w:val="right" w:leader="dot" w:pos="9062"/>
@@ -1062,10 +1064,10 @@
               <w:lang w:eastAsia="bg-BG"/>
             </w:rPr>
           </w:pPr>
-          <w:hyperlink w:anchor="_Toc226451318" w:history="1">
-            <w:r>
-              <w:rPr>
-                <w:rStyle w:val="Hyperlink"/>
+          <w:hyperlink w:anchor="_Toc227744094" w:history="1">
+            <w:r>
+              <w:rPr>
+                <w:rStyle w:val="a7"/>
                 <w:noProof/>
               </w:rPr>
               <w:t>3.1.1</w:t>
@@ -1082,7 +1084,7 @@
             </w:r>
             <w:r>
               <w:rPr>
-                <w:rStyle w:val="Hyperlink"/>
+                <w:rStyle w:val="a7"/>
                 <w:noProof/>
               </w:rPr>
               <w:t>Python</w:t>
@@ -1106,7 +1108,7 @@
                 <w:noProof/>
                 <w:webHidden/>
               </w:rPr>
-              <w:instrText xml:space="preserve"> PAGEREF _Toc226451318 \h </w:instrText>
+              <w:instrText xml:space="preserve"> PAGEREF _Toc227744094 \h </w:instrText>
             </w:r>
             <w:r>
               <w:rPr>
@@ -1126,7 +1128,7 @@
                 <w:noProof/>
                 <w:webHidden/>
               </w:rPr>
-              <w:t>9</w:t>
+              <w:t>10</w:t>
             </w:r>
             <w:r>
               <w:rPr>
@@ -1139,7 +1141,7 @@
         </w:p>
         <w:p>
           <w:pPr>
-            <w:pStyle w:val="TOC3"/>
+            <w:pStyle w:val="31"/>
             <w:tabs>
               <w:tab w:val="left" w:pos="2031"/>
               <w:tab w:val="right" w:leader="dot" w:pos="9062"/>
@@ -1152,10 +1154,10 @@
               <w:lang w:eastAsia="bg-BG"/>
             </w:rPr>
           </w:pPr>
-          <w:hyperlink w:anchor="_Toc226451319" w:history="1">
-            <w:r>
-              <w:rPr>
-                <w:rStyle w:val="Hyperlink"/>
+          <w:hyperlink w:anchor="_Toc227744095" w:history="1">
+            <w:r>
+              <w:rPr>
+                <w:rStyle w:val="a7"/>
                 <w:noProof/>
               </w:rPr>
               <w:t>3.1.2</w:t>
@@ -1172,7 +1174,7 @@
             </w:r>
             <w:r>
               <w:rPr>
-                <w:rStyle w:val="Hyperlink"/>
+                <w:rStyle w:val="a7"/>
                 <w:noProof/>
               </w:rPr>
               <w:t>Django и Django REST Framework (DRF)</w:t>
@@ -1196,7 +1198,7 @@
                 <w:noProof/>
                 <w:webHidden/>
               </w:rPr>
-              <w:instrText xml:space="preserve"> PAGEREF _Toc226451319 \h </w:instrText>
+              <w:instrText xml:space="preserve"> PAGEREF _Toc227744095 \h </w:instrText>
             </w:r>
             <w:r>
               <w:rPr>
@@ -1216,7 +1218,7 @@
                 <w:noProof/>
                 <w:webHidden/>
               </w:rPr>
-              <w:t>10</w:t>
+              <w:t>11</w:t>
             </w:r>
             <w:r>
               <w:rPr>
@@ -1229,7 +1231,7 @@
         </w:p>
         <w:p>
           <w:pPr>
-            <w:pStyle w:val="TOC2"/>
+            <w:pStyle w:val="21"/>
             <w:tabs>
               <w:tab w:val="left" w:pos="1760"/>
               <w:tab w:val="right" w:leader="dot" w:pos="9062"/>
@@ -1242,10 +1244,10 @@
               <w:lang w:eastAsia="bg-BG"/>
             </w:rPr>
           </w:pPr>
-          <w:hyperlink w:anchor="_Toc226451320" w:history="1">
-            <w:r>
-              <w:rPr>
-                <w:rStyle w:val="Hyperlink"/>
+          <w:hyperlink w:anchor="_Toc227744096" w:history="1">
+            <w:r>
+              <w:rPr>
+                <w:rStyle w:val="a7"/>
                 <w:noProof/>
                 <w:lang w:eastAsia="bg-BG"/>
               </w:rPr>
@@ -1263,7 +1265,7 @@
             </w:r>
             <w:r>
               <w:rPr>
-                <w:rStyle w:val="Hyperlink"/>
+                <w:rStyle w:val="a7"/>
                 <w:noProof/>
                 <w:lang w:eastAsia="bg-BG"/>
               </w:rPr>
@@ -1288,7 +1290,7 @@
                 <w:noProof/>
                 <w:webHidden/>
               </w:rPr>
-              <w:instrText xml:space="preserve"> PAGEREF _Toc226451320 \h </w:instrText>
+              <w:instrText xml:space="preserve"> PAGEREF _Toc227744096 \h </w:instrText>
             </w:r>
             <w:r>
               <w:rPr>
@@ -1308,7 +1310,7 @@
                 <w:noProof/>
                 <w:webHidden/>
               </w:rPr>
-              <w:t>11</w:t>
+              <w:t>13</w:t>
             </w:r>
             <w:r>
               <w:rPr>
@@ -1321,7 +1323,7 @@
         </w:p>
         <w:p>
           <w:pPr>
-            <w:pStyle w:val="TOC3"/>
+            <w:pStyle w:val="31"/>
             <w:tabs>
               <w:tab w:val="left" w:pos="2031"/>
               <w:tab w:val="right" w:leader="dot" w:pos="9062"/>
@@ -1334,10 +1336,10 @@
               <w:lang w:eastAsia="bg-BG"/>
             </w:rPr>
           </w:pPr>
-          <w:hyperlink w:anchor="_Toc226451321" w:history="1">
-            <w:r>
-              <w:rPr>
-                <w:rStyle w:val="Hyperlink"/>
+          <w:hyperlink w:anchor="_Toc227744097" w:history="1">
+            <w:r>
+              <w:rPr>
+                <w:rStyle w:val="a7"/>
                 <w:noProof/>
               </w:rPr>
               <w:t>3.2.1</w:t>
@@ -1354,7 +1356,7 @@
             </w:r>
             <w:r>
               <w:rPr>
-                <w:rStyle w:val="Hyperlink"/>
+                <w:rStyle w:val="a7"/>
                 <w:noProof/>
               </w:rPr>
               <w:t>FFmpeg за извличане на аудио</w:t>
@@ -1378,7 +1380,7 @@
                 <w:noProof/>
                 <w:webHidden/>
               </w:rPr>
-              <w:instrText xml:space="preserve"> PAGEREF _Toc226451321 \h </w:instrText>
+              <w:instrText xml:space="preserve"> PAGEREF _Toc227744097 \h </w:instrText>
             </w:r>
             <w:r>
               <w:rPr>
@@ -1398,7 +1400,7 @@
                 <w:noProof/>
                 <w:webHidden/>
               </w:rPr>
-              <w:t>11</w:t>
+              <w:t>13</w:t>
             </w:r>
             <w:r>
               <w:rPr>
@@ -1411,7 +1413,7 @@
         </w:p>
         <w:p>
           <w:pPr>
-            <w:pStyle w:val="TOC3"/>
+            <w:pStyle w:val="31"/>
             <w:tabs>
               <w:tab w:val="left" w:pos="2031"/>
               <w:tab w:val="right" w:leader="dot" w:pos="9062"/>
@@ -1424,10 +1426,10 @@
               <w:lang w:eastAsia="bg-BG"/>
             </w:rPr>
           </w:pPr>
-          <w:hyperlink w:anchor="_Toc226451322" w:history="1">
-            <w:r>
-              <w:rPr>
-                <w:rStyle w:val="Hyperlink"/>
+          <w:hyperlink w:anchor="_Toc227744098" w:history="1">
+            <w:r>
+              <w:rPr>
+                <w:rStyle w:val="a7"/>
                 <w:noProof/>
               </w:rPr>
               <w:t>3.2.2</w:t>
@@ -1444,7 +1446,7 @@
             </w:r>
             <w:r>
               <w:rPr>
-                <w:rStyle w:val="Hyperlink"/>
+                <w:rStyle w:val="a7"/>
                 <w:noProof/>
               </w:rPr>
               <w:t>OpenAI Whisper за автоматично разпознаване на реч (ASR)</w:t>
@@ -1468,7 +1470,7 @@
                 <w:noProof/>
                 <w:webHidden/>
               </w:rPr>
-              <w:instrText xml:space="preserve"> PAGEREF _Toc226451322 \h </w:instrText>
+              <w:instrText xml:space="preserve"> PAGEREF _Toc227744098 \h </w:instrText>
             </w:r>
             <w:r>
               <w:rPr>
@@ -1488,7 +1490,7 @@
                 <w:noProof/>
                 <w:webHidden/>
               </w:rPr>
-              <w:t>12</w:t>
+              <w:t>14</w:t>
             </w:r>
             <w:r>
               <w:rPr>
@@ -1501,7 +1503,7 @@
         </w:p>
         <w:p>
           <w:pPr>
-            <w:pStyle w:val="TOC2"/>
+            <w:pStyle w:val="21"/>
             <w:tabs>
               <w:tab w:val="left" w:pos="1760"/>
               <w:tab w:val="right" w:leader="dot" w:pos="9062"/>
@@ -1514,10 +1516,10 @@
               <w:lang w:eastAsia="bg-BG"/>
             </w:rPr>
           </w:pPr>
-          <w:hyperlink w:anchor="_Toc226451323" w:history="1">
-            <w:r>
-              <w:rPr>
-                <w:rStyle w:val="Hyperlink"/>
+          <w:hyperlink w:anchor="_Toc227744099" w:history="1">
+            <w:r>
+              <w:rPr>
+                <w:rStyle w:val="a7"/>
                 <w:noProof/>
                 <w:lang w:eastAsia="bg-BG"/>
               </w:rPr>
@@ -1535,7 +1537,7 @@
             </w:r>
             <w:r>
               <w:rPr>
-                <w:rStyle w:val="Hyperlink"/>
+                <w:rStyle w:val="a7"/>
                 <w:noProof/>
                 <w:lang w:eastAsia="bg-BG"/>
               </w:rPr>
@@ -1560,7 +1562,7 @@
                 <w:noProof/>
                 <w:webHidden/>
               </w:rPr>
-              <w:instrText xml:space="preserve"> PAGEREF _Toc226451323 \h </w:instrText>
+              <w:instrText xml:space="preserve"> PAGEREF _Toc227744099 \h </w:instrText>
             </w:r>
             <w:r>
               <w:rPr>
@@ -1580,7 +1582,7 @@
                 <w:noProof/>
                 <w:webHidden/>
               </w:rPr>
-              <w:t>14</w:t>
+              <w:t>16</w:t>
             </w:r>
             <w:r>
               <w:rPr>
@@ -1593,7 +1595,7 @@
         </w:p>
         <w:p>
           <w:pPr>
-            <w:pStyle w:val="TOC3"/>
+            <w:pStyle w:val="31"/>
             <w:tabs>
               <w:tab w:val="left" w:pos="2031"/>
               <w:tab w:val="right" w:leader="dot" w:pos="9062"/>
@@ -1606,10 +1608,10 @@
               <w:lang w:eastAsia="bg-BG"/>
             </w:rPr>
           </w:pPr>
-          <w:hyperlink w:anchor="_Toc226451324" w:history="1">
-            <w:r>
-              <w:rPr>
-                <w:rStyle w:val="Hyperlink"/>
+          <w:hyperlink w:anchor="_Toc227744100" w:history="1">
+            <w:r>
+              <w:rPr>
+                <w:rStyle w:val="a7"/>
                 <w:noProof/>
               </w:rPr>
               <w:t>3.3.1</w:t>
@@ -1626,7 +1628,7 @@
             </w:r>
             <w:r>
               <w:rPr>
-                <w:rStyle w:val="Hyperlink"/>
+                <w:rStyle w:val="a7"/>
                 <w:noProof/>
               </w:rPr>
               <w:t>Vue.js (чрез CDN)</w:t>
@@ -1650,7 +1652,7 @@
                 <w:noProof/>
                 <w:webHidden/>
               </w:rPr>
-              <w:instrText xml:space="preserve"> PAGEREF _Toc226451324 \h </w:instrText>
+              <w:instrText xml:space="preserve"> PAGEREF _Toc227744100 \h </w:instrText>
             </w:r>
             <w:r>
               <w:rPr>
@@ -1670,7 +1672,7 @@
                 <w:noProof/>
                 <w:webHidden/>
               </w:rPr>
-              <w:t>14</w:t>
+              <w:t>16</w:t>
             </w:r>
             <w:r>
               <w:rPr>
@@ -1683,7 +1685,7 @@
         </w:p>
         <w:p>
           <w:pPr>
-            <w:pStyle w:val="TOC3"/>
+            <w:pStyle w:val="31"/>
             <w:tabs>
               <w:tab w:val="left" w:pos="2031"/>
               <w:tab w:val="right" w:leader="dot" w:pos="9062"/>
@@ -1696,10 +1698,10 @@
               <w:lang w:eastAsia="bg-BG"/>
             </w:rPr>
           </w:pPr>
-          <w:hyperlink w:anchor="_Toc226451325" w:history="1">
-            <w:r>
-              <w:rPr>
-                <w:rStyle w:val="Hyperlink"/>
+          <w:hyperlink w:anchor="_Toc227744101" w:history="1">
+            <w:r>
+              <w:rPr>
+                <w:rStyle w:val="a7"/>
                 <w:noProof/>
               </w:rPr>
               <w:t>3.3.2</w:t>
@@ -1716,7 +1718,7 @@
             </w:r>
             <w:r>
               <w:rPr>
-                <w:rStyle w:val="Hyperlink"/>
+                <w:rStyle w:val="a7"/>
                 <w:noProof/>
               </w:rPr>
               <w:t>Axios.js за асинхронни заявки</w:t>
@@ -1740,7 +1742,7 @@
                 <w:noProof/>
                 <w:webHidden/>
               </w:rPr>
-              <w:instrText xml:space="preserve"> PAGEREF _Toc226451325 \h </w:instrText>
+              <w:instrText xml:space="preserve"> PAGEREF _Toc227744101 \h </w:instrText>
             </w:r>
             <w:r>
               <w:rPr>
@@ -1760,7 +1762,7 @@
                 <w:noProof/>
                 <w:webHidden/>
               </w:rPr>
-              <w:t>15</w:t>
+              <w:t>17</w:t>
             </w:r>
             <w:r>
               <w:rPr>
@@ -1773,7 +1775,7 @@
         </w:p>
         <w:p>
           <w:pPr>
-            <w:pStyle w:val="TOC2"/>
+            <w:pStyle w:val="21"/>
             <w:tabs>
               <w:tab w:val="left" w:pos="1760"/>
               <w:tab w:val="right" w:leader="dot" w:pos="9062"/>
@@ -1786,10 +1788,10 @@
               <w:lang w:eastAsia="bg-BG"/>
             </w:rPr>
           </w:pPr>
-          <w:hyperlink w:anchor="_Toc226451326" w:history="1">
-            <w:r>
-              <w:rPr>
-                <w:rStyle w:val="Hyperlink"/>
+          <w:hyperlink w:anchor="_Toc227744102" w:history="1">
+            <w:r>
+              <w:rPr>
+                <w:rStyle w:val="a7"/>
                 <w:noProof/>
                 <w:lang w:eastAsia="bg-BG"/>
               </w:rPr>
@@ -1807,7 +1809,7 @@
             </w:r>
             <w:r>
               <w:rPr>
-                <w:rStyle w:val="Hyperlink"/>
+                <w:rStyle w:val="a7"/>
                 <w:noProof/>
                 <w:lang w:eastAsia="bg-BG"/>
               </w:rPr>
@@ -1832,7 +1834,7 @@
                 <w:noProof/>
                 <w:webHidden/>
               </w:rPr>
-              <w:instrText xml:space="preserve"> PAGEREF _Toc226451326 \h </w:instrText>
+              <w:instrText xml:space="preserve"> PAGEREF _Toc227744102 \h </w:instrText>
             </w:r>
             <w:r>
               <w:rPr>
@@ -1852,7 +1854,7 @@
                 <w:noProof/>
                 <w:webHidden/>
               </w:rPr>
-              <w:t>15</w:t>
+              <w:t>17</w:t>
             </w:r>
             <w:r>
               <w:rPr>
@@ -1865,7 +1867,99 @@
         </w:p>
         <w:p>
           <w:pPr>
-            <w:pStyle w:val="TOC1"/>
+            <w:pStyle w:val="21"/>
+            <w:tabs>
+              <w:tab w:val="left" w:pos="1760"/>
+              <w:tab w:val="right" w:leader="dot" w:pos="9062"/>
+            </w:tabs>
+            <w:rPr>
+              <w:rFonts w:asciiTheme="minorHAnsi" w:hAnsiTheme="minorHAnsi" w:cstheme="minorBidi"/>
+              <w:noProof/>
+              <w:sz w:val="22"/>
+              <w:szCs w:val="22"/>
+              <w:lang w:eastAsia="bg-BG"/>
+            </w:rPr>
+          </w:pPr>
+          <w:hyperlink w:anchor="_Toc227744103" w:history="1">
+            <w:r>
+              <w:rPr>
+                <w:rStyle w:val="a7"/>
+                <w:noProof/>
+                <w:lang w:eastAsia="bg-BG"/>
+              </w:rPr>
+              <w:t>3.5</w:t>
+            </w:r>
+            <w:r>
+              <w:rPr>
+                <w:rFonts w:asciiTheme="minorHAnsi" w:hAnsiTheme="minorHAnsi" w:cstheme="minorBidi"/>
+                <w:noProof/>
+                <w:sz w:val="22"/>
+                <w:szCs w:val="22"/>
+                <w:lang w:eastAsia="bg-BG"/>
+              </w:rPr>
+              <w:tab/>
+            </w:r>
+            <w:r>
+              <w:rPr>
+                <w:rStyle w:val="a7"/>
+                <w:noProof/>
+                <w:lang w:eastAsia="bg-BG"/>
+              </w:rPr>
+              <w:t>Оценка на точността и предизвикателства при автоматичното разпознаване на българска реч</w:t>
+            </w:r>
+            <w:r>
+              <w:rPr>
+                <w:noProof/>
+                <w:webHidden/>
+              </w:rPr>
+              <w:tab/>
+            </w:r>
+            <w:r>
+              <w:rPr>
+                <w:noProof/>
+                <w:webHidden/>
+              </w:rPr>
+              <w:fldChar w:fldCharType="begin"/>
+            </w:r>
+            <w:r>
+              <w:rPr>
+                <w:noProof/>
+                <w:webHidden/>
+              </w:rPr>
+              <w:instrText xml:space="preserve"> PAGEREF _Toc227744103 \h </w:instrText>
+            </w:r>
+            <w:r>
+              <w:rPr>
+                <w:noProof/>
+                <w:webHidden/>
+              </w:rPr>
+            </w:r>
+            <w:r>
+              <w:rPr>
+                <w:noProof/>
+                <w:webHidden/>
+              </w:rPr>
+              <w:fldChar w:fldCharType="separate"/>
+            </w:r>
+            <w:r>
+              <w:rPr>
+                <w:noProof/>
+                <w:webHidden/>
+              </w:rPr>
+              <w:t>18</w:t>
+            </w:r>
+            <w:r>
+              <w:rPr>
+                <w:noProof/>
+                <w:webHidden/>
+              </w:rPr>
+              <w:fldChar w:fldCharType="end"/>
+            </w:r>
+          </w:hyperlink>
+        </w:p>
+        <w:p>
+          <w:pPr>
+            <w:pStyle w:val="11"/>
             <w:tabs>
               <w:tab w:val="left" w:pos="1320"/>
               <w:tab w:val="right" w:leader="dot" w:pos="9062"/>
@@ -1878,10 +1972,10 @@
               <w:lang w:eastAsia="bg-BG"/>
             </w:rPr>
           </w:pPr>
-          <w:hyperlink w:anchor="_Toc226451327" w:history="1">
-            <w:r>
-              <w:rPr>
-                <w:rStyle w:val="Hyperlink"/>
+          <w:hyperlink w:anchor="_Toc227744104" w:history="1">
+            <w:r>
+              <w:rPr>
+                <w:rStyle w:val="a7"/>
                 <w:noProof/>
               </w:rPr>
               <w:t>4.</w:t>
@@ -1898,7 +1992,7 @@
             </w:r>
             <w:r>
               <w:rPr>
-                <w:rStyle w:val="Hyperlink"/>
+                <w:rStyle w:val="a7"/>
                 <w:noProof/>
               </w:rPr>
               <w:t>Практическа реализация и архитектура на приложението</w:t>
@@ -1922,7 +2016,7 @@
                 <w:noProof/>
                 <w:webHidden/>
               </w:rPr>
-              <w:instrText xml:space="preserve"> PAGEREF _Toc226451327 \h </w:instrText>
+              <w:instrText xml:space="preserve"> PAGEREF _Toc227744104 \h </w:instrText>
             </w:r>
             <w:r>
               <w:rPr>
@@ -1942,7 +2036,7 @@
                 <w:noProof/>
                 <w:webHidden/>
               </w:rPr>
-              <w:t>16</w:t>
+              <w:t>20</w:t>
             </w:r>
             <w:r>
               <w:rPr>
@@ -1955,7 +2049,7 @@
         </w:p>
         <w:p>
           <w:pPr>
-            <w:pStyle w:val="TOC2"/>
+            <w:pStyle w:val="21"/>
             <w:tabs>
               <w:tab w:val="left" w:pos="1760"/>
               <w:tab w:val="right" w:leader="dot" w:pos="9062"/>
@@ -1968,10 +2062,10 @@
               <w:lang w:eastAsia="bg-BG"/>
             </w:rPr>
           </w:pPr>
-          <w:hyperlink w:anchor="_Toc226451328" w:history="1">
-            <w:r>
-              <w:rPr>
-                <w:rStyle w:val="Hyperlink"/>
+          <w:hyperlink w:anchor="_Toc227744105" w:history="1">
+            <w:r>
+              <w:rPr>
+                <w:rStyle w:val="a7"/>
                 <w:noProof/>
                 <w:lang w:eastAsia="bg-BG"/>
               </w:rPr>
@@ -1989,7 +2083,7 @@
             </w:r>
             <w:r>
               <w:rPr>
-                <w:rStyle w:val="Hyperlink"/>
+                <w:rStyle w:val="a7"/>
                 <w:noProof/>
                 <w:lang w:eastAsia="bg-BG"/>
               </w:rPr>
@@ -2014,7 +2108,7 @@
                 <w:noProof/>
                 <w:webHidden/>
               </w:rPr>
-              <w:instrText xml:space="preserve"> PAGEREF _Toc226451328 \h </w:instrText>
+              <w:instrText xml:space="preserve"> PAGEREF _Toc227744105 \h </w:instrText>
             </w:r>
             <w:r>
               <w:rPr>
@@ -2034,7 +2128,7 @@
                 <w:noProof/>
                 <w:webHidden/>
               </w:rPr>
-              <w:t>16</w:t>
+              <w:t>20</w:t>
             </w:r>
             <w:r>
               <w:rPr>
@@ -2047,7 +2141,7 @@
         </w:p>
         <w:p>
           <w:pPr>
-            <w:pStyle w:val="TOC2"/>
+            <w:pStyle w:val="21"/>
             <w:tabs>
               <w:tab w:val="left" w:pos="1760"/>
               <w:tab w:val="right" w:leader="dot" w:pos="9062"/>
@@ -2060,10 +2154,10 @@
               <w:lang w:eastAsia="bg-BG"/>
             </w:rPr>
           </w:pPr>
-          <w:hyperlink w:anchor="_Toc226451329" w:history="1">
-            <w:r>
-              <w:rPr>
-                <w:rStyle w:val="Hyperlink"/>
+          <w:hyperlink w:anchor="_Toc227744106" w:history="1">
+            <w:r>
+              <w:rPr>
+                <w:rStyle w:val="a7"/>
                 <w:noProof/>
                 <w:lang w:eastAsia="bg-BG"/>
               </w:rPr>
@@ -2081,7 +2175,7 @@
             </w:r>
             <w:r>
               <w:rPr>
-                <w:rStyle w:val="Hyperlink"/>
+                <w:rStyle w:val="a7"/>
                 <w:noProof/>
                 <w:lang w:eastAsia="bg-BG"/>
               </w:rPr>
@@ -2106,7 +2200,7 @@
                 <w:noProof/>
                 <w:webHidden/>
               </w:rPr>
-              <w:instrText xml:space="preserve"> PAGEREF _Toc226451329 \h </w:instrText>
+              <w:instrText xml:space="preserve"> PAGEREF _Toc227744106 \h </w:instrText>
             </w:r>
             <w:r>
               <w:rPr>
@@ -2126,7 +2220,7 @@
                 <w:noProof/>
                 <w:webHidden/>
               </w:rPr>
-              <w:t>17</w:t>
+              <w:t>21</w:t>
             </w:r>
             <w:r>
               <w:rPr>
@@ -2139,7 +2233,7 @@
         </w:p>
         <w:p>
           <w:pPr>
-            <w:pStyle w:val="TOC3"/>
+            <w:pStyle w:val="31"/>
             <w:tabs>
               <w:tab w:val="left" w:pos="2031"/>
               <w:tab w:val="right" w:leader="dot" w:pos="9062"/>
@@ -2152,10 +2246,10 @@
               <w:lang w:eastAsia="bg-BG"/>
             </w:rPr>
           </w:pPr>
-          <w:hyperlink w:anchor="_Toc226451330" w:history="1">
-            <w:r>
-              <w:rPr>
-                <w:rStyle w:val="Hyperlink"/>
+          <w:hyperlink w:anchor="_Toc227744107" w:history="1">
+            <w:r>
+              <w:rPr>
+                <w:rStyle w:val="a7"/>
                 <w:noProof/>
               </w:rPr>
               <w:t>4.2.1</w:t>
@@ -2172,7 +2266,7 @@
             </w:r>
             <w:r>
               <w:rPr>
-                <w:rStyle w:val="Hyperlink"/>
+                <w:rStyle w:val="a7"/>
                 <w:noProof/>
               </w:rPr>
               <w:t>Управление на състоянието с Vue.js:</w:t>
@@ -2196,7 +2290,7 @@
                 <w:noProof/>
                 <w:webHidden/>
               </w:rPr>
-              <w:instrText xml:space="preserve"> PAGEREF _Toc226451330 \h </w:instrText>
+              <w:instrText xml:space="preserve"> PAGEREF _Toc227744107 \h </w:instrText>
             </w:r>
             <w:r>
               <w:rPr>
@@ -2216,7 +2310,7 @@
                 <w:noProof/>
                 <w:webHidden/>
               </w:rPr>
-              <w:t>17</w:t>
+              <w:t>21</w:t>
             </w:r>
             <w:r>
               <w:rPr>
@@ -2229,7 +2323,7 @@
         </w:p>
         <w:p>
           <w:pPr>
-            <w:pStyle w:val="TOC3"/>
+            <w:pStyle w:val="31"/>
             <w:tabs>
               <w:tab w:val="left" w:pos="2031"/>
               <w:tab w:val="right" w:leader="dot" w:pos="9062"/>
@@ -2242,10 +2336,10 @@
               <w:lang w:eastAsia="bg-BG"/>
             </w:rPr>
           </w:pPr>
-          <w:hyperlink w:anchor="_Toc226451331" w:history="1">
-            <w:r>
-              <w:rPr>
-                <w:rStyle w:val="Hyperlink"/>
+          <w:hyperlink w:anchor="_Toc227744108" w:history="1">
+            <w:r>
+              <w:rPr>
+                <w:rStyle w:val="a7"/>
                 <w:noProof/>
               </w:rPr>
               <w:t>4.2.2</w:t>
@@ -2262,7 +2356,7 @@
             </w:r>
             <w:r>
               <w:rPr>
-                <w:rStyle w:val="Hyperlink"/>
+                <w:rStyle w:val="a7"/>
                 <w:noProof/>
               </w:rPr>
               <w:t>Асинхронни заявки с Axios:</w:t>
@@ -2286,7 +2380,7 @@
                 <w:noProof/>
                 <w:webHidden/>
               </w:rPr>
-              <w:instrText xml:space="preserve"> PAGEREF _Toc226451331 \h </w:instrText>
+              <w:instrText xml:space="preserve"> PAGEREF _Toc227744108 \h </w:instrText>
             </w:r>
             <w:r>
               <w:rPr>
@@ -2306,7 +2400,7 @@
                 <w:noProof/>
                 <w:webHidden/>
               </w:rPr>
-              <w:t>18</w:t>
+              <w:t>22</w:t>
             </w:r>
             <w:r>
               <w:rPr>
@@ -2319,7 +2413,7 @@
         </w:p>
         <w:p>
           <w:pPr>
-            <w:pStyle w:val="TOC2"/>
+            <w:pStyle w:val="21"/>
             <w:tabs>
               <w:tab w:val="left" w:pos="1760"/>
               <w:tab w:val="right" w:leader="dot" w:pos="9062"/>
@@ -2332,10 +2426,10 @@
               <w:lang w:eastAsia="bg-BG"/>
             </w:rPr>
           </w:pPr>
-          <w:hyperlink w:anchor="_Toc226451332" w:history="1">
-            <w:r>
-              <w:rPr>
-                <w:rStyle w:val="Hyperlink"/>
+          <w:hyperlink w:anchor="_Toc227744109" w:history="1">
+            <w:r>
+              <w:rPr>
+                <w:rStyle w:val="a7"/>
                 <w:noProof/>
                 <w:lang w:eastAsia="bg-BG"/>
               </w:rPr>
@@ -2353,7 +2447,7 @@
             </w:r>
             <w:r>
               <w:rPr>
-                <w:rStyle w:val="Hyperlink"/>
+                <w:rStyle w:val="a7"/>
                 <w:noProof/>
                 <w:lang w:eastAsia="bg-BG"/>
               </w:rPr>
@@ -2378,7 +2472,7 @@
                 <w:noProof/>
                 <w:webHidden/>
               </w:rPr>
-              <w:instrText xml:space="preserve"> PAGEREF _Toc226451332 \h </w:instrText>
+              <w:instrText xml:space="preserve"> PAGEREF _Toc227744109 \h </w:instrText>
             </w:r>
             <w:r>
               <w:rPr>
@@ -2398,7 +2492,7 @@
                 <w:noProof/>
                 <w:webHidden/>
               </w:rPr>
-              <w:t>18</w:t>
+              <w:t>23</w:t>
             </w:r>
             <w:r>
               <w:rPr>
@@ -2411,7 +2505,7 @@
         </w:p>
         <w:p>
           <w:pPr>
-            <w:pStyle w:val="TOC2"/>
+            <w:pStyle w:val="21"/>
             <w:tabs>
               <w:tab w:val="left" w:pos="1760"/>
               <w:tab w:val="right" w:leader="dot" w:pos="9062"/>
@@ -2424,10 +2518,10 @@
               <w:lang w:eastAsia="bg-BG"/>
             </w:rPr>
           </w:pPr>
-          <w:hyperlink w:anchor="_Toc226451333" w:history="1">
-            <w:r>
-              <w:rPr>
-                <w:rStyle w:val="Hyperlink"/>
+          <w:hyperlink w:anchor="_Toc227744110" w:history="1">
+            <w:r>
+              <w:rPr>
+                <w:rStyle w:val="a7"/>
                 <w:noProof/>
                 <w:lang w:eastAsia="bg-BG"/>
               </w:rPr>
@@ -2445,7 +2539,7 @@
             </w:r>
             <w:r>
               <w:rPr>
-                <w:rStyle w:val="Hyperlink"/>
+                <w:rStyle w:val="a7"/>
                 <w:noProof/>
                 <w:lang w:eastAsia="bg-BG"/>
               </w:rPr>
@@ -2470,7 +2564,7 @@
                 <w:noProof/>
                 <w:webHidden/>
               </w:rPr>
-              <w:instrText xml:space="preserve"> PAGEREF _Toc226451333 \h </w:instrText>
+              <w:instrText xml:space="preserve"> PAGEREF _Toc227744110 \h </w:instrText>
             </w:r>
             <w:r>
               <w:rPr>
@@ -2490,7 +2584,7 @@
                 <w:noProof/>
                 <w:webHidden/>
               </w:rPr>
-              <w:t>20</w:t>
+              <w:t>24</w:t>
             </w:r>
             <w:r>
               <w:rPr>
@@ -2503,7 +2597,7 @@
         </w:p>
         <w:p>
           <w:pPr>
-            <w:pStyle w:val="TOC3"/>
+            <w:pStyle w:val="31"/>
             <w:tabs>
               <w:tab w:val="left" w:pos="2031"/>
               <w:tab w:val="right" w:leader="dot" w:pos="9062"/>
@@ -2516,10 +2610,10 @@
               <w:lang w:eastAsia="bg-BG"/>
             </w:rPr>
           </w:pPr>
-          <w:hyperlink w:anchor="_Toc226451334" w:history="1">
-            <w:r>
-              <w:rPr>
-                <w:rStyle w:val="Hyperlink"/>
+          <w:hyperlink w:anchor="_Toc227744111" w:history="1">
+            <w:r>
+              <w:rPr>
+                <w:rStyle w:val="a7"/>
                 <w:noProof/>
               </w:rPr>
               <w:t>4.4.1</w:t>
@@ -2536,7 +2630,7 @@
             </w:r>
             <w:r>
               <w:rPr>
-                <w:rStyle w:val="Hyperlink"/>
+                <w:rStyle w:val="a7"/>
                 <w:noProof/>
               </w:rPr>
               <w:t>Стъпка 1: Извличане на аудио с FFmpeg</w:t>
@@ -2560,7 +2654,7 @@
                 <w:noProof/>
                 <w:webHidden/>
               </w:rPr>
-              <w:instrText xml:space="preserve"> PAGEREF _Toc226451334 \h </w:instrText>
+              <w:instrText xml:space="preserve"> PAGEREF _Toc227744111 \h </w:instrText>
             </w:r>
             <w:r>
               <w:rPr>
@@ -2580,7 +2674,7 @@
                 <w:noProof/>
                 <w:webHidden/>
               </w:rPr>
-              <w:t>20</w:t>
+              <w:t>24</w:t>
             </w:r>
             <w:r>
               <w:rPr>
@@ -2593,7 +2687,7 @@
         </w:p>
         <w:p>
           <w:pPr>
-            <w:pStyle w:val="TOC3"/>
+            <w:pStyle w:val="31"/>
             <w:tabs>
               <w:tab w:val="left" w:pos="2031"/>
               <w:tab w:val="right" w:leader="dot" w:pos="9062"/>
@@ -2606,10 +2700,10 @@
               <w:lang w:eastAsia="bg-BG"/>
             </w:rPr>
           </w:pPr>
-          <w:hyperlink w:anchor="_Toc226451335" w:history="1">
-            <w:r>
-              <w:rPr>
-                <w:rStyle w:val="Hyperlink"/>
+          <w:hyperlink w:anchor="_Toc227744112" w:history="1">
+            <w:r>
+              <w:rPr>
+                <w:rStyle w:val="a7"/>
                 <w:noProof/>
               </w:rPr>
               <w:t>4.4.2</w:t>
@@ -2626,7 +2720,7 @@
             </w:r>
             <w:r>
               <w:rPr>
-                <w:rStyle w:val="Hyperlink"/>
+                <w:rStyle w:val="a7"/>
                 <w:noProof/>
               </w:rPr>
               <w:t>Стъпка 2: Транскрибиране с Whisper</w:t>
@@ -2650,7 +2744,7 @@
                 <w:noProof/>
                 <w:webHidden/>
               </w:rPr>
-              <w:instrText xml:space="preserve"> PAGEREF _Toc226451335 \h </w:instrText>
+              <w:instrText xml:space="preserve"> PAGEREF _Toc227744112 \h </w:instrText>
             </w:r>
             <w:r>
               <w:rPr>
@@ -2670,7 +2764,7 @@
                 <w:noProof/>
                 <w:webHidden/>
               </w:rPr>
-              <w:t>20</w:t>
+              <w:t>25</w:t>
             </w:r>
             <w:r>
               <w:rPr>
@@ -2683,7 +2777,7 @@
         </w:p>
         <w:p>
           <w:pPr>
-            <w:pStyle w:val="TOC3"/>
+            <w:pStyle w:val="31"/>
             <w:tabs>
               <w:tab w:val="left" w:pos="2031"/>
               <w:tab w:val="right" w:leader="dot" w:pos="9062"/>
@@ -2696,10 +2790,10 @@
               <w:lang w:eastAsia="bg-BG"/>
             </w:rPr>
           </w:pPr>
-          <w:hyperlink w:anchor="_Toc226451336" w:history="1">
-            <w:r>
-              <w:rPr>
-                <w:rStyle w:val="Hyperlink"/>
+          <w:hyperlink w:anchor="_Toc227744113" w:history="1">
+            <w:r>
+              <w:rPr>
+                <w:rStyle w:val="a7"/>
                 <w:noProof/>
               </w:rPr>
               <w:t>4.4.3</w:t>
@@ -2716,7 +2810,7 @@
             </w:r>
             <w:r>
               <w:rPr>
-                <w:rStyle w:val="Hyperlink"/>
+                <w:rStyle w:val="a7"/>
                 <w:noProof/>
               </w:rPr>
               <w:t>Стъпка 3: Форматиране в SRT</w:t>
@@ -2740,7 +2834,7 @@
                 <w:noProof/>
                 <w:webHidden/>
               </w:rPr>
-              <w:instrText xml:space="preserve"> PAGEREF _Toc226451336 \h </w:instrText>
+              <w:instrText xml:space="preserve"> PAGEREF _Toc227744113 \h </w:instrText>
             </w:r>
             <w:r>
               <w:rPr>
@@ -2760,7 +2854,7 @@
                 <w:noProof/>
                 <w:webHidden/>
               </w:rPr>
-              <w:t>20</w:t>
+              <w:t>25</w:t>
             </w:r>
             <w:r>
               <w:rPr>
@@ -2773,7 +2867,7 @@
         </w:p>
         <w:p>
           <w:pPr>
-            <w:pStyle w:val="TOC2"/>
+            <w:pStyle w:val="21"/>
             <w:tabs>
               <w:tab w:val="left" w:pos="1760"/>
               <w:tab w:val="right" w:leader="dot" w:pos="9062"/>
@@ -2786,10 +2880,10 @@
               <w:lang w:eastAsia="bg-BG"/>
             </w:rPr>
           </w:pPr>
-          <w:hyperlink w:anchor="_Toc226451337" w:history="1">
-            <w:r>
-              <w:rPr>
-                <w:rStyle w:val="Hyperlink"/>
+          <w:hyperlink w:anchor="_Toc227744114" w:history="1">
+            <w:r>
+              <w:rPr>
+                <w:rStyle w:val="a7"/>
                 <w:noProof/>
                 <w:lang w:eastAsia="bg-BG"/>
               </w:rPr>
@@ -2807,7 +2901,7 @@
             </w:r>
             <w:r>
               <w:rPr>
-                <w:rStyle w:val="Hyperlink"/>
+                <w:rStyle w:val="a7"/>
                 <w:noProof/>
                 <w:lang w:eastAsia="bg-BG"/>
               </w:rPr>
@@ -2832,7 +2926,7 @@
                 <w:noProof/>
                 <w:webHidden/>
               </w:rPr>
-              <w:instrText xml:space="preserve"> PAGEREF _Toc226451337 \h </w:instrText>
+              <w:instrText xml:space="preserve"> PAGEREF _Toc227744114 \h </w:instrText>
             </w:r>
             <w:r>
               <w:rPr>
@@ -2852,7 +2946,7 @@
                 <w:noProof/>
                 <w:webHidden/>
               </w:rPr>
-              <w:t>21</w:t>
+              <w:t>27</w:t>
             </w:r>
             <w:r>
               <w:rPr>
@@ -2865,7 +2959,7 @@
         </w:p>
         <w:p>
           <w:pPr>
-            <w:pStyle w:val="TOC1"/>
+            <w:pStyle w:val="11"/>
             <w:tabs>
               <w:tab w:val="left" w:pos="1320"/>
               <w:tab w:val="right" w:leader="dot" w:pos="9062"/>
@@ -2878,10 +2972,10 @@
               <w:lang w:eastAsia="bg-BG"/>
             </w:rPr>
           </w:pPr>
-          <w:hyperlink w:anchor="_Toc226451338" w:history="1">
-            <w:r>
-              <w:rPr>
-                <w:rStyle w:val="Hyperlink"/>
+          <w:hyperlink w:anchor="_Toc227744115" w:history="1">
+            <w:r>
+              <w:rPr>
+                <w:rStyle w:val="a7"/>
                 <w:noProof/>
               </w:rPr>
               <w:t>5.</w:t>
@@ -2898,7 +2992,7 @@
             </w:r>
             <w:r>
               <w:rPr>
-                <w:rStyle w:val="Hyperlink"/>
+                <w:rStyle w:val="a7"/>
                 <w:noProof/>
               </w:rPr>
               <w:t>Заключение</w:t>
@@ -2922,7 +3016,7 @@
                 <w:noProof/>
                 <w:webHidden/>
               </w:rPr>
-              <w:instrText xml:space="preserve"> PAGEREF _Toc226451338 \h </w:instrText>
+              <w:instrText xml:space="preserve"> PAGEREF _Toc227744115 \h </w:instrText>
             </w:r>
             <w:r>
               <w:rPr>
@@ -2942,7 +3036,7 @@
                 <w:noProof/>
                 <w:webHidden/>
               </w:rPr>
-              <w:t>22</w:t>
+              <w:t>28</w:t>
             </w:r>
             <w:r>
               <w:rPr>
@@ -2955,7 +3049,7 @@
         </w:p>
         <w:p>
           <w:pPr>
-            <w:pStyle w:val="TOC1"/>
+            <w:pStyle w:val="11"/>
             <w:tabs>
               <w:tab w:val="left" w:pos="1320"/>
               <w:tab w:val="right" w:leader="dot" w:pos="9062"/>
@@ -2968,10 +3062,10 @@
               <w:lang w:eastAsia="bg-BG"/>
             </w:rPr>
           </w:pPr>
-          <w:hyperlink w:anchor="_Toc226451339" w:history="1">
-            <w:r>
-              <w:rPr>
-                <w:rStyle w:val="Hyperlink"/>
+          <w:hyperlink w:anchor="_Toc227744116" w:history="1">
+            <w:r>
+              <w:rPr>
+                <w:rStyle w:val="a7"/>
                 <w:noProof/>
               </w:rPr>
               <w:t>6.</w:t>
@@ -2988,7 +3082,7 @@
             </w:r>
             <w:r>
               <w:rPr>
-                <w:rStyle w:val="Hyperlink"/>
+                <w:rStyle w:val="a7"/>
                 <w:noProof/>
               </w:rPr>
               <w:t>Литература:</w:t>
@@ -3012,7 +3106,7 @@
                 <w:noProof/>
                 <w:webHidden/>
               </w:rPr>
-              <w:instrText xml:space="preserve"> PAGEREF _Toc226451339 \h </w:instrText>
+              <w:instrText xml:space="preserve"> PAGEREF _Toc227744116 \h </w:instrText>
             </w:r>
             <w:r>
               <w:rPr>
@@ -3032,7 +3126,7 @@
                 <w:noProof/>
                 <w:webHidden/>
               </w:rPr>
-              <w:t>25</w:t>
+              <w:t>31</w:t>
             </w:r>
             <w:r>
               <w:rPr>
@@ -3078,19 +3172,19 @@
     </w:p>
     <w:p>
       <w:pPr>
-        <w:pStyle w:val="Heading1"/>
-      </w:pPr>
-      <w:bookmarkStart w:id="0" w:name="_Toc226451307"/>
+        <w:pStyle w:val="1"/>
+      </w:pPr>
+      <w:bookmarkStart w:id="1" w:name="_Toc227744083"/>
       <w:r>
         <w:lastRenderedPageBreak/>
         <w:t>Увод</w:t>
       </w:r>
-      <w:bookmarkEnd w:id="0"/>
-    </w:p>
-    <w:p>
-      <w:bookmarkStart w:id="1" w:name="_Toc164562456"/>
-      <w:bookmarkStart w:id="2" w:name="_Toc164568069"/>
-      <w:bookmarkStart w:id="3" w:name="_Toc164627453"/>
+      <w:bookmarkEnd w:id="1"/>
+    </w:p>
+    <w:p>
+      <w:bookmarkStart w:id="2" w:name="_Toc164562456"/>
+      <w:bookmarkStart w:id="3" w:name="_Toc164568069"/>
+      <w:bookmarkStart w:id="4" w:name="_Toc164627453"/>
       <w:r>
         <w:t>В епохата на бързо развиващите се цифрови технологии, видео форматите се утвърдиха като основно средство за комуникация, образование и забавление. Съвременното дигитално съдържание обаче изисква не само високо качество на картината и звука, но и висока степен на достъпност и многоезичност. Автоматичното генериране на субтитри е от ключово значение за правенето на видео материали достъпни за хора с увреден слух, за превод на съдържание на различни езици и за подобряване на потребителското изживяване при гледане на видео в среди, където възпроизвеждането на звук е невъзможно или нежелателно.</w:t>
       </w:r>
@@ -3116,29 +3210,29 @@
     </w:p>
     <w:p>
       <w:pPr>
-        <w:pStyle w:val="Heading1"/>
-      </w:pPr>
-      <w:bookmarkStart w:id="4" w:name="_Toc226451308"/>
+        <w:pStyle w:val="1"/>
+      </w:pPr>
+      <w:bookmarkStart w:id="5" w:name="_Toc227744084"/>
       <w:r>
         <w:t>Анализ на съществуващите решения</w:t>
       </w:r>
-      <w:bookmarkEnd w:id="4"/>
-    </w:p>
-    <w:p>
-      <w:pPr>
-        <w:pStyle w:val="Heading2"/>
-        <w:rPr>
-          <w:lang w:eastAsia="bg-BG"/>
-        </w:rPr>
-      </w:pPr>
-      <w:bookmarkStart w:id="5" w:name="_Toc226451309"/>
+      <w:bookmarkEnd w:id="5"/>
+    </w:p>
+    <w:p>
+      <w:pPr>
+        <w:pStyle w:val="2"/>
+        <w:rPr>
+          <w:lang w:eastAsia="bg-BG"/>
+        </w:rPr>
+      </w:pPr>
+      <w:bookmarkStart w:id="6" w:name="_Toc227744085"/>
       <w:r>
         <w:rPr>
           <w:lang w:eastAsia="bg-BG"/>
         </w:rPr>
         <w:t>Значение на субтитрите в съвременното дигитално съдържание</w:t>
       </w:r>
-      <w:bookmarkEnd w:id="5"/>
+      <w:bookmarkEnd w:id="6"/>
     </w:p>
     <w:p>
       <w:pPr>
@@ -3258,19 +3352,19 @@
     </w:p>
     <w:p>
       <w:pPr>
-        <w:pStyle w:val="Heading2"/>
-        <w:rPr>
-          <w:lang w:eastAsia="bg-BG"/>
-        </w:rPr>
-      </w:pPr>
-      <w:bookmarkStart w:id="6" w:name="_Toc226451310"/>
+        <w:pStyle w:val="2"/>
+        <w:rPr>
+          <w:lang w:eastAsia="bg-BG"/>
+        </w:rPr>
+      </w:pPr>
+      <w:bookmarkStart w:id="7" w:name="_Toc227744086"/>
       <w:r>
         <w:rPr>
           <w:lang w:eastAsia="bg-BG"/>
         </w:rPr>
         <w:t>Технологии за автоматично разпознаване на реч (ASR)</w:t>
       </w:r>
-      <w:bookmarkEnd w:id="6"/>
+      <w:bookmarkEnd w:id="7"/>
     </w:p>
     <w:p>
       <w:pPr>
@@ -3332,19 +3426,19 @@
     </w:p>
     <w:p>
       <w:pPr>
-        <w:pStyle w:val="Heading2"/>
-        <w:rPr>
-          <w:lang w:eastAsia="bg-BG"/>
-        </w:rPr>
-      </w:pPr>
-      <w:bookmarkStart w:id="7" w:name="_Toc226451311"/>
+        <w:pStyle w:val="2"/>
+        <w:rPr>
+          <w:lang w:eastAsia="bg-BG"/>
+        </w:rPr>
+      </w:pPr>
+      <w:bookmarkStart w:id="8" w:name="_Toc227744087"/>
       <w:r>
         <w:rPr>
           <w:lang w:eastAsia="bg-BG"/>
         </w:rPr>
         <w:t>Анализ на съществуващите решения</w:t>
       </w:r>
-      <w:bookmarkEnd w:id="7"/>
+      <w:bookmarkEnd w:id="8"/>
     </w:p>
     <w:p>
       <w:pPr>
@@ -3390,13 +3484,13 @@
     </w:p>
     <w:p>
       <w:pPr>
-        <w:pStyle w:val="Heading3"/>
-      </w:pPr>
-      <w:bookmarkStart w:id="8" w:name="_Toc226451312"/>
+        <w:pStyle w:val="3"/>
+      </w:pPr>
+      <w:bookmarkStart w:id="9" w:name="_Toc227744088"/>
       <w:r>
         <w:t>Вградени решения във видео</w:t>
       </w:r>
-      <w:bookmarkEnd w:id="8"/>
+      <w:bookmarkEnd w:id="9"/>
       <w:r>
         <w:t xml:space="preserve"> </w:t>
       </w:r>
@@ -3411,8 +3505,6 @@
         </w:rPr>
         <w:t>TikTok</w:t>
       </w:r>
-      <w:bookmarkStart w:id="9" w:name="_GoBack"/>
-      <w:bookmarkEnd w:id="9"/>
       <w:r>
         <w:t xml:space="preserve">. </w:t>
       </w:r>
@@ -3493,9 +3585,9 @@
     </w:p>
     <w:p>
       <w:pPr>
-        <w:pStyle w:val="Heading3"/>
-      </w:pPr>
-      <w:bookmarkStart w:id="10" w:name="_Toc226451313"/>
+        <w:pStyle w:val="3"/>
+      </w:pPr>
+      <w:bookmarkStart w:id="10" w:name="_Toc227744089"/>
       <w:r>
         <w:lastRenderedPageBreak/>
         <w:t>Комерсиални десктоп приложения</w:t>
@@ -3557,9 +3649,9 @@
     </w:p>
     <w:p>
       <w:pPr>
-        <w:pStyle w:val="Heading3"/>
-      </w:pPr>
-      <w:bookmarkStart w:id="11" w:name="_Toc226451314"/>
+        <w:pStyle w:val="3"/>
+      </w:pPr>
+      <w:bookmarkStart w:id="11" w:name="_Toc227744090"/>
       <w:r>
         <w:t>Cloud API услуги (Google Cloud Speech-to-Text, Amazon Transcribe)</w:t>
       </w:r>
@@ -3640,12 +3732,12 @@
     </w:p>
     <w:p>
       <w:pPr>
-        <w:pStyle w:val="Heading2"/>
-        <w:rPr>
-          <w:lang w:eastAsia="bg-BG"/>
-        </w:rPr>
-      </w:pPr>
-      <w:bookmarkStart w:id="12" w:name="_Toc226451315"/>
+        <w:pStyle w:val="2"/>
+        <w:rPr>
+          <w:lang w:eastAsia="bg-BG"/>
+        </w:rPr>
+      </w:pPr>
+      <w:bookmarkStart w:id="12" w:name="_Toc227744091"/>
       <w:r>
         <w:rPr>
           <w:lang w:eastAsia="bg-BG"/>
@@ -3750,9 +3842,9 @@
     </w:p>
     <w:p>
       <w:pPr>
-        <w:pStyle w:val="Heading1"/>
-      </w:pPr>
-      <w:bookmarkStart w:id="13" w:name="_Toc226451316"/>
+        <w:pStyle w:val="1"/>
+      </w:pPr>
+      <w:bookmarkStart w:id="13" w:name="_Toc227744092"/>
       <w:r>
         <w:t>Избор на технологии, алгоритми и програмни решения</w:t>
       </w:r>
@@ -3807,12 +3899,12 @@
     </w:p>
     <w:p>
       <w:pPr>
-        <w:pStyle w:val="Heading2"/>
-        <w:rPr>
-          <w:lang w:eastAsia="bg-BG"/>
-        </w:rPr>
-      </w:pPr>
-      <w:bookmarkStart w:id="14" w:name="_Toc226451317"/>
+        <w:pStyle w:val="2"/>
+        <w:rPr>
+          <w:lang w:eastAsia="bg-BG"/>
+        </w:rPr>
+      </w:pPr>
+      <w:bookmarkStart w:id="14" w:name="_Toc227744093"/>
       <w:r>
         <w:rPr>
           <w:lang w:eastAsia="bg-BG"/>
@@ -3823,9 +3915,9 @@
     </w:p>
     <w:p>
       <w:pPr>
-        <w:pStyle w:val="Heading3"/>
-      </w:pPr>
-      <w:bookmarkStart w:id="15" w:name="_Toc226451318"/>
+        <w:pStyle w:val="3"/>
+      </w:pPr>
+      <w:bookmarkStart w:id="15" w:name="_Toc227744094"/>
       <w:r>
         <w:t>Python</w:t>
       </w:r>
@@ -3893,9 +3985,9 @@
     </w:p>
     <w:p>
       <w:pPr>
-        <w:pStyle w:val="Heading3"/>
-      </w:pPr>
-      <w:bookmarkStart w:id="16" w:name="_Toc226451319"/>
+        <w:pStyle w:val="3"/>
+      </w:pPr>
+      <w:bookmarkStart w:id="16" w:name="_Toc227744095"/>
       <w:r>
         <w:t>Django и Django REST Framework (DRF)</w:t>
       </w:r>
@@ -3936,7 +4028,7 @@
       </w:r>
       <w:r>
         <w:rPr>
-          <w:rStyle w:val="HTMLCode"/>
+          <w:rStyle w:val="HTML"/>
           <w:rFonts w:eastAsiaTheme="minorEastAsia"/>
         </w:rPr>
         <w:t>task_id</w:t>
@@ -3982,7 +4074,7 @@
     <w:p>
       <w:pPr>
         <w:ind w:firstLine="0"/>
-        <w:jc w:val="right"/>
+        <w:jc w:val="center"/>
         <w:rPr>
           <w:i/>
           <w:sz w:val="20"/>
@@ -4000,7 +4092,7 @@
       </w:r>
       <w:r>
         <w:rPr>
-          <w:rStyle w:val="HTMLCode"/>
+          <w:rStyle w:val="HTML"/>
           <w:rFonts w:eastAsiaTheme="minorEastAsia"/>
           <w:i/>
         </w:rPr>
@@ -4029,8 +4121,8 @@
         </w:rPr>
         <w:drawing>
           <wp:inline distT="0" distB="0" distL="0" distR="0" wp14:anchorId="2FB8EDBE" wp14:editId="64855502">
-            <wp:extent cx="5778000" cy="2667600"/>
-            <wp:effectExtent l="190500" t="209550" r="280035" b="247650"/>
+            <wp:extent cx="5464942" cy="2523067"/>
+            <wp:effectExtent l="171450" t="171450" r="269240" b="258445"/>
             <wp:docPr id="1" name="Picture 1"/>
             <wp:cNvGraphicFramePr>
               <a:graphicFrameLocks xmlns:a="http://schemas.openxmlformats.org/drawingml/2006/main" noChangeAspect="1"/>
@@ -4043,7 +4135,7 @@
                     <pic:cNvPicPr/>
                   </pic:nvPicPr>
                   <pic:blipFill>
-                    <a:blip r:embed="rId8"/>
+                    <a:blip r:embed="rId9"/>
                     <a:stretch>
                       <a:fillRect/>
                     </a:stretch>
@@ -4051,7 +4143,7 @@
                   <pic:spPr>
                     <a:xfrm>
                       <a:off x="0" y="0"/>
-                      <a:ext cx="5778000" cy="2667600"/>
+                      <a:ext cx="5468475" cy="2524698"/>
                     </a:xfrm>
                     <a:prstGeom prst="rect">
                       <a:avLst/>
@@ -4096,12 +4188,12 @@
     </w:p>
     <w:p>
       <w:pPr>
-        <w:pStyle w:val="Heading2"/>
-        <w:rPr>
-          <w:lang w:eastAsia="bg-BG"/>
-        </w:rPr>
-      </w:pPr>
-      <w:bookmarkStart w:id="17" w:name="_Toc226451320"/>
+        <w:pStyle w:val="2"/>
+        <w:rPr>
+          <w:lang w:eastAsia="bg-BG"/>
+        </w:rPr>
+      </w:pPr>
+      <w:bookmarkStart w:id="17" w:name="_Toc227744096"/>
       <w:r>
         <w:rPr>
           <w:lang w:eastAsia="bg-BG"/>
@@ -4113,9 +4205,9 @@
     </w:p>
     <w:p>
       <w:pPr>
-        <w:pStyle w:val="Heading3"/>
-      </w:pPr>
-      <w:bookmarkStart w:id="18" w:name="_Toc226451321"/>
+        <w:pStyle w:val="3"/>
+      </w:pPr>
+      <w:bookmarkStart w:id="18" w:name="_Toc227744097"/>
       <w:r>
         <w:t>FFmpeg за извличане на аудио</w:t>
       </w:r>
@@ -4192,13 +4284,6 @@
           <w:lang w:eastAsia="bg-BG"/>
         </w:rPr>
       </w:pPr>
-    </w:p>
-    <w:p>
-      <w:pPr>
-        <w:rPr>
-          <w:lang w:eastAsia="bg-BG"/>
-        </w:rPr>
-      </w:pPr>
       <w:r>
         <w:rPr>
           <w:b/>
@@ -4210,28 +4295,21 @@
         <w:rPr>
           <w:lang w:eastAsia="bg-BG"/>
         </w:rPr>
-        <w:t xml:space="preserve"> Тъй като FFmpeg е външно изпълнимо приложение, неговата правилна конфигурация в системните променливи (System PATH) на хостинг машината е критична. Липсата му води до грешки от тип </w:t>
-      </w:r>
-      <w:r>
-        <w:rPr>
-          <w:lang w:eastAsia="bg-BG"/>
-        </w:rPr>
-        <w:lastRenderedPageBreak/>
-        <w:t>FileNotFoundError, което беше идентифицирано и решено по време на тестовата фаза на проекта.</w:t>
-      </w:r>
-    </w:p>
-    <w:p>
-      <w:pPr>
-        <w:rPr>
-          <w:lang w:eastAsia="bg-BG"/>
-        </w:rPr>
-      </w:pPr>
-    </w:p>
-    <w:p>
-      <w:pPr>
-        <w:pStyle w:val="Heading3"/>
-      </w:pPr>
-      <w:bookmarkStart w:id="19" w:name="_Toc226451322"/>
+        <w:t xml:space="preserve"> Тъй като FFmpeg е външно изпълнимо приложение, неговата правилна конфигурация в системните променливи (System PATH) на хостинг машината е критична. Липсата му води до грешки от тип FileNotFoundError, което беше идентифицирано и решено по време на тестовата фаза на проекта.</w:t>
+      </w:r>
+    </w:p>
+    <w:p>
+      <w:pPr>
+        <w:rPr>
+          <w:lang w:eastAsia="bg-BG"/>
+        </w:rPr>
+      </w:pPr>
+    </w:p>
+    <w:p>
+      <w:pPr>
+        <w:pStyle w:val="3"/>
+      </w:pPr>
+      <w:bookmarkStart w:id="19" w:name="_Toc227744098"/>
       <w:r>
         <w:t>OpenAI Whisper за автоматично разпознаване на реч (ASR)</w:t>
       </w:r>
@@ -4382,7 +4460,6 @@
     </w:p>
     <w:p>
       <w:r>
-        <w:lastRenderedPageBreak/>
         <w:t xml:space="preserve">Моделът </w:t>
       </w:r>
       <w:r>
@@ -4398,6 +4475,7 @@
     </w:p>
     <w:p>
       <w:r>
+        <w:lastRenderedPageBreak/>
         <w:t>За да се ориентира потребителят кой модел да избере, може да се използва следното правило: по-малките модели (tiny и base) работят бързо дори на по-стари компютри, но точността им е по-ниска. По-големите модели (medium и large) дават отлични резултати, но изискват мощна машина с добър графичен процесор и повече време за обработка.</w:t>
       </w:r>
     </w:p>
@@ -4433,7 +4511,7 @@
     </w:p>
     <w:p>
       <w:pPr>
-        <w:pStyle w:val="HTMLPreformatted"/>
+        <w:pStyle w:val="HTML0"/>
         <w:shd w:val="clear" w:color="auto" w:fill="FFFFFF"/>
         <w:ind w:left="708"/>
         <w:rPr>
@@ -4546,24 +4624,29 @@
     </w:p>
     <w:p>
       <w:r>
-        <w:t xml:space="preserve">Не на последно място, генерираният текст не винаги е напълно граматически и стилистично коректен. Възможни са пропуски в пунктуацията, неправилно сегментиране на изреченията или неточности при дълги и сложни изказвания. Поради това, в редица практически приложения се налага последваща ръчна или </w:t>
-      </w:r>
+        <w:t>Не на последно място, генерираният текст не винаги е напълно граматически и стилистично коректен. Възможни са пропуски в пунктуацията, неправилно сегментиране на изреченията или неточности при дълги и сложни изказвания. Поради това, в редица практически приложения се налага последваща ръчна или автоматизирана редакция на субтитрите с цел подобряване на тяхното качество и четимост.</w:t>
+      </w:r>
+    </w:p>
+    <w:p>
+      <w:pPr>
+        <w:rPr>
+          <w:lang w:eastAsia="bg-BG"/>
+        </w:rPr>
+      </w:pPr>
+      <w:r>
+        <w:rPr>
+          <w:lang w:eastAsia="bg-BG"/>
+        </w:rPr>
+        <w:t>Изборът на Whisper е аргументиран със следните негови предимства:</w:t>
+      </w:r>
+    </w:p>
+    <w:p>
+      <w:pPr>
+        <w:pStyle w:val="a"/>
+      </w:pPr>
       <w:r>
         <w:lastRenderedPageBreak/>
-        <w:t>автоматизирана редакция на субтитрите с цел подобряване на тяхното качество и четимост.</w:t>
-      </w:r>
-    </w:p>
-    <w:p>
-      <w:pPr>
-        <w:rPr>
-          <w:lang w:eastAsia="bg-BG"/>
-        </w:rPr>
-      </w:pPr>
-      <w:r>
-        <w:rPr>
-          <w:lang w:eastAsia="bg-BG"/>
-        </w:rPr>
-        <w:t>Изборът на Whisper е аргументиран със следните негови предимства:</w:t>
+        <w:t>Висока точност и устойчивост: Моделът се справя отлично с различни акценти, фонов шум и техническа терминология.</w:t>
       </w:r>
     </w:p>
     <w:p>
@@ -4571,7 +4654,7 @@
         <w:pStyle w:val="a"/>
       </w:pPr>
       <w:r>
-        <w:t>Висока точност и устойчивост: Моделът се справя отлично с различни акценти, фонов шум и техническа терминология.</w:t>
+        <w:t>Многоезичност: Поддържа транскрибиране и превод от десетки езици, включително български.</w:t>
       </w:r>
     </w:p>
     <w:p>
@@ -4579,7 +4662,456 @@
         <w:pStyle w:val="a"/>
       </w:pPr>
       <w:r>
-        <w:t>Многоезичност: Поддържа транскрибиране и превод от десетки езици, включително български.</w:t>
+        <w:t>Вградени времеви маркери (Timestamps): За разлика от по-старите модели, които връщат само чист текст, архитектурата на Whisper предвижда времеви маркери на ниво изречение или фраза. Това е фундаментално изискване за генерирането на валиден файл със субтитри (като .srt или .vtt), тъй като текстът трябва да се синхронизира прецизно с кадрите на видеото.</w:t>
+      </w:r>
+    </w:p>
+    <w:p>
+      <w:pPr>
+        <w:pStyle w:val="2"/>
+        <w:rPr>
+          <w:lang w:eastAsia="bg-BG"/>
+        </w:rPr>
+      </w:pPr>
+      <w:bookmarkStart w:id="20" w:name="_Toc227744099"/>
+      <w:r>
+        <w:rPr>
+          <w:lang w:eastAsia="bg-BG"/>
+        </w:rPr>
+        <w:t>Избор на технологии за потребителския интерфейс (Front-end)</w:t>
+      </w:r>
+      <w:bookmarkEnd w:id="20"/>
+    </w:p>
+    <w:p>
+      <w:pPr>
+        <w:rPr>
+          <w:lang w:eastAsia="bg-BG"/>
+        </w:rPr>
+      </w:pPr>
+      <w:r>
+        <w:rPr>
+          <w:lang w:eastAsia="bg-BG"/>
+        </w:rPr>
+        <w:t>За да се осигури съвременно и гладко потребителско изживяване, клиентската част е реализирана като Single Document Interface (SDI) в рамките на един основен Django шаблон. Вместо традиционното презареждане на страници, интерфейсът е направен динамичен чрез комбинация от HTML, Vue.js и Axios.</w:t>
+      </w:r>
+    </w:p>
+    <w:p>
+      <w:pPr>
+        <w:rPr>
+          <w:lang w:eastAsia="bg-BG"/>
+        </w:rPr>
+      </w:pPr>
+      <w:r>
+        <w:rPr>
+          <w:lang w:eastAsia="bg-BG"/>
+        </w:rPr>
+        <w:t>Този подход намалява времето за реакция и спестява ненужно презареждане на страницата, като единствено данните се обменят асинхронно между клиента и сървъра. По този начин потребителят получава незабавна визуална обратна връзка при всяко действие – от избор на файл до изтегляне на генерираните субтитри</w:t>
+      </w:r>
+    </w:p>
+    <w:p>
+      <w:pPr>
+        <w:pStyle w:val="3"/>
+      </w:pPr>
+      <w:bookmarkStart w:id="21" w:name="_Toc227744100"/>
+      <w:r>
+        <w:t>Vue.js (чрез CDN)</w:t>
+      </w:r>
+      <w:bookmarkEnd w:id="21"/>
+    </w:p>
+    <w:p>
+      <w:pPr>
+        <w:rPr>
+          <w:lang w:eastAsia="bg-BG"/>
+        </w:rPr>
+      </w:pPr>
+      <w:r>
+        <w:rPr>
+          <w:lang w:eastAsia="bg-BG"/>
+        </w:rPr>
+        <w:t>Vue.js е прогресивна JavaScript рамка за изграждане на потребителски интерфейси. За целите на дипломния проект, Vue.js е интегриран директно чрез CDN (Content Delivery Network). Този подход е избран умишлено, тъй като елиминира нуждата от сложни конфигурации за сборка (като Webpack или Vite) и позволява директно вграждане на реактивна логика в Django шаблона. Vue.js управлява състоянието на приложението – проследява кога е избран файл, показва индикатори за зареждане (loading states) по време на тежката обработка от Whisper и визуализира бутоните за изтегляне, когато субтитрите са готови.</w:t>
+      </w:r>
+      <w:r>
+        <w:t xml:space="preserve"> </w:t>
+      </w:r>
+      <w:r>
+        <w:rPr>
+          <w:lang w:eastAsia="bg-BG"/>
+        </w:rPr>
+        <w:t>Използването на CDN (Content Delivery Network) означава, че Vue.js се зарежда директно от сървър на трета страна, без да се изисква инсталиране на допълнителни пакети чрез npm или други мениджъри. Това опростява разполагането на приложението на различен хостинг, тъй като цели</w:t>
+      </w:r>
+      <w:r>
+        <w:rPr>
+          <w:lang w:eastAsia="bg-BG"/>
+        </w:rPr>
+        <w:t>ят код остава в един HTML файл.</w:t>
+      </w:r>
+    </w:p>
+    <w:p>
+      <w:pPr>
+        <w:rPr>
+          <w:lang w:eastAsia="bg-BG"/>
+        </w:rPr>
+      </w:pPr>
+      <w:r>
+        <w:rPr>
+          <w:lang w:eastAsia="bg-BG"/>
+        </w:rPr>
+        <w:lastRenderedPageBreak/>
+        <w:t>Този подход гарантира, че приложението остава леко и не изисква сложна среда за изпълнение от страна на клиента. Освен това, интеграцията чрез CDN позволява бързо зареждане на библиотеката от глобално разпределени сървъри, което подобрява производителността при достъп от различни географски локации.</w:t>
+      </w:r>
+    </w:p>
+    <w:p>
+      <w:pPr>
+        <w:pStyle w:val="3"/>
+      </w:pPr>
+      <w:bookmarkStart w:id="22" w:name="_Toc227744101"/>
+      <w:r>
+        <w:t>Axios.js за асинхронни заявки</w:t>
+      </w:r>
+      <w:bookmarkEnd w:id="22"/>
+    </w:p>
+    <w:p>
+      <w:pPr>
+        <w:rPr>
+          <w:lang w:eastAsia="bg-BG"/>
+        </w:rPr>
+      </w:pPr>
+      <w:r>
+        <w:rPr>
+          <w:lang w:eastAsia="bg-BG"/>
+        </w:rPr>
+        <w:t>Комуникацията между Vue.js интерфейса и Django DRF бекенда се осъществява чрез Axios – базиран на обещания (promise-based) HTTP клиент за браузъра. Axios улеснява изпращането на асинхронни POST заявки с големи бинарни данни (видео файловете) и обработката на отговорите от сървъра, като едновременно с това предоставя възможност за улавяне и визуализиране на сървърни грешки към потребителя.</w:t>
+      </w:r>
+    </w:p>
+    <w:p>
+      <w:pPr>
+        <w:rPr>
+          <w:lang w:eastAsia="bg-BG"/>
+        </w:rPr>
+      </w:pPr>
+      <w:r>
+        <w:rPr>
+          <w:lang w:eastAsia="bg-BG"/>
+        </w:rPr>
+        <w:t>Axios предоставя допълнителни възможности за конфигуриране на заявките, което го прави подходящ избор при изграждане на по-сложни клиент-сървър приложения. Чрез задаване на глобални настройки могат да се дефинират базови адреси на API, общи заглавки и параметри, които се използват при всяка заявка. Това намалява дублирането на код и улеснява поддръжката.</w:t>
+      </w:r>
+    </w:p>
+    <w:p>
+      <w:pPr>
+        <w:rPr>
+          <w:lang w:eastAsia="bg-BG"/>
+        </w:rPr>
+      </w:pPr>
+      <w:r>
+        <w:rPr>
+          <w:lang w:eastAsia="bg-BG"/>
+        </w:rPr>
+        <w:t>Библиотеката позволява и централизирано управление на заявките чрез използване на т.нар. интерцептори (interceptors), чрез които може да се обработват всички заявки и отговори преди достигането им до основната логика на приложението. Това е полезно при добавяне на функционалности като удостоверяване, логване или обработка на грешки.</w:t>
+      </w:r>
+    </w:p>
+    <w:p>
+      <w:pPr>
+        <w:rPr>
+          <w:lang w:eastAsia="bg-BG"/>
+        </w:rPr>
+      </w:pPr>
+      <w:r>
+        <w:rPr>
+          <w:lang w:eastAsia="bg-BG"/>
+        </w:rPr>
+        <w:t>Освен това, Axios поддържа управление на времето за изчакване (timeout), което позволява контрол върху продължителността на заявките и предотвратява блокиране на интерфейса при бавна връзка или проблем със сървъра. Това допринася за по-стабилна и предвидима работа на приложението.</w:t>
+      </w:r>
+    </w:p>
+    <w:p>
+      <w:pPr>
+        <w:pStyle w:val="2"/>
+        <w:rPr>
+          <w:lang w:eastAsia="bg-BG"/>
+        </w:rPr>
+      </w:pPr>
+      <w:bookmarkStart w:id="23" w:name="_Toc227744102"/>
+      <w:r>
+        <w:rPr>
+          <w:lang w:eastAsia="bg-BG"/>
+        </w:rPr>
+        <w:t>Формати на субтитрите</w:t>
+      </w:r>
+      <w:bookmarkEnd w:id="23"/>
+    </w:p>
+    <w:p>
+      <w:pPr>
+        <w:rPr>
+          <w:lang w:eastAsia="bg-BG"/>
+        </w:rPr>
+      </w:pPr>
+      <w:r>
+        <w:rPr>
+          <w:lang w:eastAsia="bg-BG"/>
+        </w:rPr>
+        <w:t xml:space="preserve">Генерираният от системата изходен файл трябва да отговаря на международните стандарти за субтитри, за да може да бъде възпроизвеждан от уеб видео плейъри и десктоп приложения. Приложението е проектирано да генерира времеви маркери и да ги форматира в SubRip Text (.srt) или Web Video Text Tracks (.vtt) </w:t>
+      </w:r>
+      <w:r>
+        <w:rPr>
+          <w:lang w:eastAsia="bg-BG"/>
+        </w:rPr>
+        <w:lastRenderedPageBreak/>
+        <w:t>формат. Тези формати съдържат пореден номер на субтитъра, начално и крайно време на показване (с точност до милисекунди) и самия текст, което затваря пълния цикъл на разработката.</w:t>
+      </w:r>
+    </w:p>
+    <w:p>
+      <w:r>
+        <w:t>Изборът на тези формати е обусловен от тяхната широка съвместимост и лесна интеграция с различни мултимедийни платформи. Те се поддържат от повечето съвременни видео плейъри, както и от онлайн платформи за споделяне на съдържание, което гарантира универсалност на генерираните файлове. Освен това, структурата им е четима и лесна за обработка, което позволява допълнителна редакция или автоматична обработка при необходимост.</w:t>
+      </w:r>
+    </w:p>
+    <w:p>
+      <w:r>
+        <w:t>Форматът .srt е един от най-разпространените стандарти поради своята простота и минимални изисквания, докато .vtt предлага допълнителни възможности, като по-добра интеграция с HTML5 видео плейъри и поддръжка на разширени функционалности. Това позволява приложението да бъде използвано в разнообразни среди и сценарии.</w:t>
+      </w:r>
+    </w:p>
+    <w:p>
+      <w:r>
+        <w:t>В допълнение, правилното генериране на времевите маркери е от съществено значение за синхронизацията между аудио и текст. Прецизното позициониране на субтитрите подобрява разбирането на съдържанието и повишава цялостното потребителско изживяване. Използваният подход гарантира коректно подравняване на текста спрямо аудио сигнала, което е ключово при автоматичната транскрипция.</w:t>
+      </w:r>
+    </w:p>
+    <w:p>
+      <w:pPr>
+        <w:rPr>
+          <w:lang w:eastAsia="bg-BG"/>
+        </w:rPr>
+      </w:pPr>
+      <w:r>
+        <w:rPr>
+          <w:lang w:eastAsia="bg-BG"/>
+        </w:rPr>
+        <w:t>Пример за един запис в SRT формат изглежда така: пореден номер, след това начален и краен времеви маркер във вид </w:t>
+      </w:r>
+      <w:r>
+        <w:rPr>
+          <w:i/>
+          <w:lang w:eastAsia="bg-BG"/>
+        </w:rPr>
+        <w:t>чч:мм:сс,мсс</w:t>
+      </w:r>
+      <w:r>
+        <w:rPr>
+          <w:lang w:eastAsia="bg-BG"/>
+        </w:rPr>
+        <w:t>, а на следващия ред – текстът на субтитъра. Този прост и човешки четим формат позволява лесно редактиране дори с обикновен текстов редактор.</w:t>
+      </w:r>
+    </w:p>
+    <w:p>
+      <w:pPr>
+        <w:pStyle w:val="2"/>
+        <w:rPr>
+          <w:lang w:eastAsia="bg-BG"/>
+        </w:rPr>
+      </w:pPr>
+      <w:bookmarkStart w:id="24" w:name="_Toc227744103"/>
+      <w:r>
+        <w:rPr>
+          <w:lang w:eastAsia="bg-BG"/>
+        </w:rPr>
+        <w:t>Оценка на точността и предизвикателства при автоматичното разпознаване на българска реч</w:t>
+      </w:r>
+      <w:bookmarkEnd w:id="24"/>
+    </w:p>
+    <w:p>
+      <w:pPr>
+        <w:rPr>
+          <w:lang w:eastAsia="bg-BG"/>
+        </w:rPr>
+      </w:pPr>
+      <w:r>
+        <w:rPr>
+          <w:lang w:eastAsia="bg-BG"/>
+        </w:rPr>
+        <w:t xml:space="preserve">Един от най-важните аспекти при анализа и избора на технология за автоматично разпознаване на реч (ASR) е методът за оценка на нейната точност. В компютърната лингвистика и машинното обучение производителността на ASR моделите не се оценява субективно, а чрез стандартизирани математически метрики. </w:t>
+      </w:r>
+      <w:r>
+        <w:rPr>
+          <w:lang w:eastAsia="bg-BG"/>
+        </w:rPr>
+        <w:lastRenderedPageBreak/>
+        <w:t>Най-широко разпространеният стандарт за тази цел е процентът на сгрешените думи, известен като Word Error Rate (WER).</w:t>
+      </w:r>
+    </w:p>
+    <w:p>
+      <w:pPr>
+        <w:rPr>
+          <w:lang w:eastAsia="bg-BG"/>
+        </w:rPr>
+      </w:pPr>
+      <w:r>
+        <w:rPr>
+          <w:lang w:eastAsia="bg-BG"/>
+        </w:rPr>
+        <w:t>Метриката WER измерва разликата между референтния (истинския) текст и генерираната от алгоритъма транскрипция. Тя се изчислява въз основа на три типа грешки:</w:t>
+      </w:r>
+    </w:p>
+    <w:p>
+      <w:pPr>
+        <w:rPr>
+          <w:lang w:eastAsia="bg-BG"/>
+        </w:rPr>
+      </w:pPr>
+      <w:r>
+        <w:rPr>
+          <w:lang w:eastAsia="bg-BG"/>
+        </w:rPr>
+        <w:t>Замествания (Substitutions - S): случаите, когато моделът разпознава грешна дума вместо правилната (например "котка" вместо "копка").</w:t>
+      </w:r>
+    </w:p>
+    <w:p>
+      <w:pPr>
+        <w:rPr>
+          <w:lang w:eastAsia="bg-BG"/>
+        </w:rPr>
+      </w:pPr>
+      <w:r>
+        <w:rPr>
+          <w:lang w:eastAsia="bg-BG"/>
+        </w:rPr>
+        <w:t>Изтривания (Deletions - D): думи, които присъстват в аудиото, но са пропуснати от алгоритъма.</w:t>
+      </w:r>
+    </w:p>
+    <w:p>
+      <w:pPr>
+        <w:rPr>
+          <w:lang w:eastAsia="bg-BG"/>
+        </w:rPr>
+      </w:pPr>
+      <w:r>
+        <w:rPr>
+          <w:lang w:eastAsia="bg-BG"/>
+        </w:rPr>
+        <w:t>Вмъквания (Insertions - I): думи, които алгоритъмът е добавил, без те да са реално изговорени (често породени от фонов шум или паразитни звуци).</w:t>
+      </w:r>
+    </w:p>
+    <w:p>
+      <w:pPr>
+        <w:rPr>
+          <w:lang w:eastAsia="bg-BG"/>
+        </w:rPr>
+      </w:pPr>
+      <w:r>
+        <w:rPr>
+          <w:lang w:eastAsia="bg-BG"/>
+        </w:rPr>
+        <w:t>Форм</w:t>
+      </w:r>
+      <w:r>
+        <w:rPr>
+          <w:lang w:eastAsia="bg-BG"/>
+        </w:rPr>
+        <w:t xml:space="preserve">улата за изчисляване на WER е: </w:t>
+      </w:r>
+      <w:r>
+        <w:rPr>
+          <w:lang w:eastAsia="bg-BG"/>
+        </w:rPr>
+        <w:t>WER=(S+D+I)/N, където N е общият брой на думите в оригиналния текст. Колкото по-ниска е стойността на WER, толкова по-точна е системата. При модели като OpenAI Whisper стойностите на WER за английски език често падат под 5%, което се доближава до нивото на човешката прецизност.</w:t>
+      </w:r>
+    </w:p>
+    <w:p>
+      <w:pPr>
+        <w:rPr>
+          <w:lang w:eastAsia="bg-BG"/>
+        </w:rPr>
+      </w:pPr>
+      <w:r>
+        <w:rPr>
+          <w:lang w:eastAsia="bg-BG"/>
+        </w:rPr>
+        <w:t>Когато обаче става въпрос за генериране на субтитри на български език, алгоритмите се сблъскват със специфични лингвистични и технологични предизвикателства. Българският език е силно флективен – думите променят формата си според род, число, време и лице. Това означава, че речникът на модела трябва да разпознава огромно разнообразие от словоформи. Една грешно разпозната буква в края на думата (например "направил" спрямо "направили") се отчита като цяла сгрешена дума според метриката WER. Поради тази причина, при езици с богата морфология като българския, често се прилага и метриката Character Error Rate (CER), която измерва грешките на ниво отделен символ и дава по-реалистична оценка за четимостта на текста.</w:t>
+      </w:r>
+    </w:p>
+    <w:p>
+      <w:pPr>
+        <w:rPr>
+          <w:lang w:eastAsia="bg-BG"/>
+        </w:rPr>
+      </w:pPr>
+      <w:r>
+        <w:rPr>
+          <w:lang w:eastAsia="bg-BG"/>
+        </w:rPr>
+        <w:t xml:space="preserve">Освен чисто лингвистичните особености, сериозно предизвикателство е и по-малкият обем от тренировъчни данни. Докато за английски език съществуват десетки хиляди часове транскрибирани масиви с отворен код, ресурсите за български език са значително по-ограничени. Въпреки това, архитектурата на избрания за този проект </w:t>
+      </w:r>
+      <w:r>
+        <w:rPr>
+          <w:lang w:eastAsia="bg-BG"/>
+        </w:rPr>
+        <w:lastRenderedPageBreak/>
+        <w:t>модел Whisper преодолява голяма част от тези пречки, тъй като е обучаван върху масивни мултиезични набори от данни. Способността му да улавя контекста на изречението му позволява да предвижда правилното окончание на думите и да минимизира граматическите несъответствия, което го прави оптималното решение за настоящата дипломна разработка.</w:t>
+      </w:r>
+    </w:p>
+    <w:p>
+      <w:pPr>
+        <w:pStyle w:val="1"/>
+      </w:pPr>
+      <w:bookmarkStart w:id="25" w:name="_Toc227744104"/>
+      <w:r>
+        <w:t>Практическа реализация и архитектура на приложението</w:t>
+      </w:r>
+      <w:bookmarkEnd w:id="25"/>
+    </w:p>
+    <w:p>
+      <w:pPr>
+        <w:rPr>
+          <w:lang w:eastAsia="bg-BG"/>
+        </w:rPr>
+      </w:pPr>
+      <w:r>
+        <w:rPr>
+          <w:lang w:eastAsia="bg-BG"/>
+        </w:rPr>
+        <w:t>В настоящата глава е разгледана детайлно практическата реализация на софтуерното приложение за автоматично генериране на субтитри. Описани са архитектурата на системата, начинът на взаимодействие между клиентската и сървърната част, както и конкретните алгоритми за обработка на мултимедийните данни чрез изкуствен интелект.</w:t>
+      </w:r>
+    </w:p>
+    <w:p>
+      <w:r>
+        <w:t>Разглеждат се основните компоненти на системата и тяхната роля в цялостния процес на обработка на данните. Описан е потокът на информация от момента на качване на файла до генерирането и визуализацията на субтитрите. Обърнато е внимание и на използваните програмни решения, които осигуряват ефективност и стабилност на приложението.</w:t>
+      </w:r>
+    </w:p>
+    <w:p>
+      <w:pPr>
+        <w:rPr>
+          <w:lang w:eastAsia="bg-BG"/>
+        </w:rPr>
+      </w:pPr>
+      <w:r>
+        <w:rPr>
+          <w:lang w:eastAsia="bg-BG"/>
+        </w:rPr>
+        <w:t>Допълнително е представена връзката между отделните модули и начинът, по който те взаимодействат помежду си за постигане на крайния резултат. Това позволява по-добро разбиране на цялостната логика на системата.</w:t>
+      </w:r>
+    </w:p>
+    <w:p>
+      <w:pPr>
+        <w:pStyle w:val="2"/>
+        <w:rPr>
+          <w:lang w:eastAsia="bg-BG"/>
+        </w:rPr>
+      </w:pPr>
+      <w:bookmarkStart w:id="26" w:name="_Toc227744105"/>
+      <w:r>
+        <w:rPr>
+          <w:lang w:eastAsia="bg-BG"/>
+        </w:rPr>
+        <w:t>Архитектура на приложението</w:t>
+      </w:r>
+      <w:bookmarkEnd w:id="26"/>
+    </w:p>
+    <w:p>
+      <w:pPr>
+        <w:rPr>
+          <w:lang w:eastAsia="bg-BG"/>
+        </w:rPr>
+      </w:pPr>
+      <w:r>
+        <w:rPr>
+          <w:lang w:eastAsia="bg-BG"/>
+        </w:rPr>
+        <w:t>Системата е изградена на базата на клиент-сървър архитектура, използваща RESTful API подход за комуникация. Архитектурният поток на данните (Data Flow) преминава през следните етапи:</w:t>
       </w:r>
     </w:p>
     <w:p>
@@ -4587,332 +5119,24 @@
         <w:pStyle w:val="a"/>
       </w:pPr>
       <w:r>
-        <w:t>Вградени времеви маркери (Timestamps): За разлика от по-старите модели, които връщат само чист текст, архитектурата на Whisper предвижда времеви маркери на ниво изречение или фраза. Това е фундаментално изискване за генерирането на валиден файл със субтитри (като .srt или .vtt), тъй като текстът трябва да се синхронизира прецизно с кадрите на видеото.</w:t>
-      </w:r>
-    </w:p>
-    <w:p>
-      <w:pPr>
-        <w:pStyle w:val="Heading2"/>
-        <w:rPr>
-          <w:lang w:eastAsia="bg-BG"/>
-        </w:rPr>
-      </w:pPr>
-      <w:bookmarkStart w:id="20" w:name="_Toc226451323"/>
-      <w:r>
-        <w:rPr>
-          <w:lang w:eastAsia="bg-BG"/>
-        </w:rPr>
-        <w:t>Избор на технологии за потребителския интерфейс (Front-end)</w:t>
-      </w:r>
-      <w:bookmarkEnd w:id="20"/>
-    </w:p>
-    <w:p>
-      <w:pPr>
-        <w:rPr>
-          <w:lang w:eastAsia="bg-BG"/>
-        </w:rPr>
-      </w:pPr>
-      <w:r>
-        <w:rPr>
-          <w:lang w:eastAsia="bg-BG"/>
-        </w:rPr>
-        <w:t>За да се осигури съвременно и гладко потребителско изживяване, клиентската част е реализирана като Single Document Interface (SDI) в рамките на един основен Django шаблон. Вместо традиционното презареждане на страници, интерфейсът е направен динамичен чрез комбинация от HTML, Vue.js и Axios.</w:t>
-      </w:r>
-    </w:p>
-    <w:p>
-      <w:pPr>
-        <w:rPr>
-          <w:lang w:eastAsia="bg-BG"/>
-        </w:rPr>
-      </w:pPr>
-      <w:r>
-        <w:rPr>
-          <w:lang w:eastAsia="bg-BG"/>
-        </w:rPr>
-        <w:t>Този подход намалява времето за реакция и спестява ненужно презареждане на страницата, като единствено данните се обменят асинхронно между клиента и сървъра. По този начин потребителят получава незабавна визуална обратна връзка при всяко действие – от избор на файл до изтегляне на генерираните субтитри</w:t>
-      </w:r>
-    </w:p>
-    <w:p>
-      <w:pPr>
-        <w:pStyle w:val="Heading3"/>
-      </w:pPr>
-      <w:bookmarkStart w:id="21" w:name="_Toc226451324"/>
-      <w:r>
-        <w:t>Vue.js (чрез CDN)</w:t>
-      </w:r>
-      <w:bookmarkEnd w:id="21"/>
-    </w:p>
-    <w:p>
-      <w:pPr>
-        <w:rPr>
-          <w:lang w:eastAsia="bg-BG"/>
-        </w:rPr>
-      </w:pPr>
-      <w:r>
-        <w:rPr>
-          <w:lang w:eastAsia="bg-BG"/>
-        </w:rPr>
-        <w:t>Vue.js е прогресивна JavaScript рамка за изграждане на потребителски интерфейси. За целите на дипломния проект, Vue.js е интегриран директно чрез CDN (Content Delivery Network). Този подход е избран умишлено, тъй като елиминира нуждата от сложни конфигурации за сборка (като Webpack или Vite) и позволява директно вграждане на реактивна логика в Django шаблона. Vue.js управлява състоянието на приложението – проследява кога е избран файл, показва индикатори за зареждане (loading states) по време на тежката обработка от Whisper и визуализира бутоните за изтегляне, когато субтитрите са готови.</w:t>
-      </w:r>
-      <w:r>
-        <w:t xml:space="preserve"> </w:t>
-      </w:r>
-      <w:r>
-        <w:rPr>
-          <w:lang w:eastAsia="bg-BG"/>
-        </w:rPr>
-        <w:t xml:space="preserve">Използването на CDN (Content Delivery Network) означава, че Vue.js се зарежда директно от сървър на трета страна, без да се изисква инсталиране на допълнителни пакети чрез npm или други мениджъри. </w:t>
-      </w:r>
-      <w:r>
-        <w:rPr>
-          <w:lang w:eastAsia="bg-BG"/>
-        </w:rPr>
+        <w:t>Клиентско ниво (Front-end): Потребителят отваря уеб приложението (SDI интерфейс) и избира видео файл от локалната си машина. Файлът се пакетира и изпраща асинхронно към сървъра.</w:t>
+      </w:r>
+    </w:p>
+    <w:p>
+      <w:pPr>
+        <w:pStyle w:val="a"/>
+      </w:pPr>
+      <w:r>
         <w:lastRenderedPageBreak/>
-        <w:t>Това опростява разполагането на приложението на различен хостинг, тъй като цели</w:t>
-      </w:r>
-      <w:r>
-        <w:rPr>
-          <w:lang w:eastAsia="bg-BG"/>
-        </w:rPr>
-        <w:t>ят код остава в един HTML файл.</w:t>
-      </w:r>
-    </w:p>
-    <w:p>
-      <w:pPr>
-        <w:rPr>
-          <w:lang w:eastAsia="bg-BG"/>
-        </w:rPr>
-      </w:pPr>
-      <w:r>
-        <w:rPr>
-          <w:lang w:eastAsia="bg-BG"/>
-        </w:rPr>
-        <w:t>Този подход гарантира, че приложението остава леко и не изисква сложна среда за изпълнение от страна на клиента. Освен това, интеграцията чрез CDN позволява бързо зареждане на библиотеката от глобално разпределени сървъри, което подобрява производителността при достъп от различни географски локации.</w:t>
-      </w:r>
-    </w:p>
-    <w:p>
-      <w:pPr>
-        <w:pStyle w:val="Heading3"/>
-      </w:pPr>
-      <w:bookmarkStart w:id="22" w:name="_Toc226451325"/>
-      <w:r>
-        <w:t>Axios.js за асинхронни заявки</w:t>
-      </w:r>
-      <w:bookmarkEnd w:id="22"/>
-    </w:p>
-    <w:p>
-      <w:pPr>
-        <w:rPr>
-          <w:lang w:eastAsia="bg-BG"/>
-        </w:rPr>
-      </w:pPr>
-      <w:r>
-        <w:rPr>
-          <w:lang w:eastAsia="bg-BG"/>
-        </w:rPr>
-        <w:t>Комуникацията между Vue.js интерфейса и Django DRF бекенда се осъществява чрез Axios – базиран на обещания (promise-based) HTTP клиент за браузъра. Axios улеснява изпращането на асинхронни POST заявки с големи бинарни данни (видео файловете) и обработката на отговорите от сървъра, като едновременно с това предоставя възможност за улавяне и визуализиране на сървърни грешки към потребителя.</w:t>
-      </w:r>
-    </w:p>
-    <w:p>
-      <w:pPr>
-        <w:rPr>
-          <w:lang w:eastAsia="bg-BG"/>
-        </w:rPr>
-      </w:pPr>
-      <w:r>
-        <w:rPr>
-          <w:lang w:eastAsia="bg-BG"/>
-        </w:rPr>
-        <w:t>Axios предоставя допълнителни възможности за конфигуриране на заявките, което го прави подходящ избор при изграждане на по-сложни клиент-сървър приложения. Чрез задаване на глобални настройки могат да се дефинират базови адреси на API, общи заглавки и параметри, които се използват при всяка заявка. Това намалява дублирането на код и улеснява поддръжката.</w:t>
-      </w:r>
-    </w:p>
-    <w:p>
-      <w:pPr>
-        <w:rPr>
-          <w:lang w:eastAsia="bg-BG"/>
-        </w:rPr>
-      </w:pPr>
-      <w:r>
-        <w:rPr>
-          <w:lang w:eastAsia="bg-BG"/>
-        </w:rPr>
-        <w:t>Библиотеката позволява и централизирано управление на заявките чрез използване на т.нар. интерцептори (interceptors), чрез които може да се обработват всички заявки и отговори преди достигането им до основната логика на приложението. Това е полезно при добавяне на функционалности като удостоверяване, логване или обработка на грешки.</w:t>
-      </w:r>
-    </w:p>
-    <w:p>
-      <w:pPr>
-        <w:rPr>
-          <w:lang w:eastAsia="bg-BG"/>
-        </w:rPr>
-      </w:pPr>
-      <w:r>
-        <w:rPr>
-          <w:lang w:eastAsia="bg-BG"/>
-        </w:rPr>
-        <w:t>Освен това, Axios поддържа управление на времето за изчакване (timeout), което позволява контрол върху продължителността на заявките и предотвратява блокиране на интерфейса при бавна връзка или проблем със сървъра. Това допринася за по-стабилна и предвидима работа на приложението.</w:t>
-      </w:r>
-    </w:p>
-    <w:p>
-      <w:pPr>
-        <w:pStyle w:val="Heading2"/>
-        <w:rPr>
-          <w:lang w:eastAsia="bg-BG"/>
-        </w:rPr>
-      </w:pPr>
-      <w:bookmarkStart w:id="23" w:name="_Toc226451326"/>
-      <w:r>
-        <w:rPr>
-          <w:lang w:eastAsia="bg-BG"/>
-        </w:rPr>
-        <w:t>Формати на субтитрите</w:t>
-      </w:r>
-      <w:bookmarkEnd w:id="23"/>
-    </w:p>
-    <w:p>
-      <w:pPr>
-        <w:rPr>
-          <w:lang w:eastAsia="bg-BG"/>
-        </w:rPr>
-      </w:pPr>
-      <w:r>
-        <w:rPr>
-          <w:lang w:eastAsia="bg-BG"/>
-        </w:rPr>
-        <w:t xml:space="preserve">Генерираният от системата изходен файл трябва да отговаря на международните стандарти за субтитри, за да може да бъде възпроизвеждан от уеб </w:t>
-      </w:r>
-      <w:r>
-        <w:rPr>
-          <w:lang w:eastAsia="bg-BG"/>
-        </w:rPr>
-        <w:lastRenderedPageBreak/>
-        <w:t>видео плейъри и десктоп приложения. Приложението е проектирано да генерира времеви маркери и да ги форматира в SubRip Text (.srt) или Web Video Text Tracks (.vtt) формат. Тези формати съдържат пореден номер на субтитъра, начално и крайно време на показване (с точност до милисекунди) и самия текст, което затваря пълния цикъл на разработката.</w:t>
-      </w:r>
-    </w:p>
-    <w:p>
-      <w:r>
-        <w:t>Изборът на тези формати е обусловен от тяхната широка съвместимост и лесна интеграция с различни мултимедийни платформи. Те се поддържат от повечето съвременни видео плейъри, както и от онлайн платформи за споделяне на съдържание, което гарантира универсалност на генерираните файлове. Освен това, структурата им е четима и лесна за обработка, което позволява допълнителна редакция или автоматична обработка при необходимост.</w:t>
-      </w:r>
-    </w:p>
-    <w:p>
-      <w:r>
-        <w:t>Форматът .srt е един от най-разпространените стандарти поради своята простота и минимални изисквания, докато .vtt предлага допълнителни възможности, като по-добра интеграция с HTML5 видео плейъри и поддръжка на разширени функционалности. Това позволява приложението да бъде използвано в разнообразни среди и сценарии.</w:t>
-      </w:r>
-    </w:p>
-    <w:p>
-      <w:r>
-        <w:t>В допълнение, правилното генериране на времевите маркери е от съществено значение за синхронизацията между аудио и текст. Прецизното позициониране на субтитрите подобрява разбирането на съдържанието и повишава цялостното потребителско изживяване. Използваният подход гарантира коректно подравняване на текста спрямо аудио сигнала, което е ключово при автоматичната транскрипция.</w:t>
-      </w:r>
-    </w:p>
-    <w:p>
-      <w:pPr>
-        <w:rPr>
-          <w:lang w:eastAsia="bg-BG"/>
-        </w:rPr>
-      </w:pPr>
-      <w:r>
-        <w:rPr>
-          <w:lang w:eastAsia="bg-BG"/>
-        </w:rPr>
-        <w:t>Пример за един запис в SRT формат изглежда така: пореден номер, след това начален и краен времеви маркер във вид </w:t>
-      </w:r>
-      <w:r>
-        <w:rPr>
-          <w:i/>
-          <w:lang w:eastAsia="bg-BG"/>
-        </w:rPr>
-        <w:t>чч:мм:сс,мсс</w:t>
-      </w:r>
-      <w:r>
-        <w:rPr>
-          <w:lang w:eastAsia="bg-BG"/>
-        </w:rPr>
-        <w:t>, а на следващия ред – текстът на субтитъра. Този прост и човешки четим формат позволява лесно редактиране дори с обикновен текстов редактор.</w:t>
-      </w:r>
-    </w:p>
-    <w:p>
-      <w:pPr>
-        <w:pStyle w:val="Heading1"/>
-      </w:pPr>
-      <w:bookmarkStart w:id="24" w:name="_Toc226451327"/>
-      <w:r>
-        <w:lastRenderedPageBreak/>
-        <w:t>Практическа реализация и архитектура на приложението</w:t>
-      </w:r>
-      <w:bookmarkEnd w:id="24"/>
-    </w:p>
-    <w:p>
-      <w:pPr>
-        <w:rPr>
-          <w:lang w:eastAsia="bg-BG"/>
-        </w:rPr>
-      </w:pPr>
-      <w:r>
-        <w:rPr>
-          <w:lang w:eastAsia="bg-BG"/>
-        </w:rPr>
-        <w:t>В настоящата глава е разгледана детайлно практическата реализация на софтуерното приложение за автоматично генериране на субтитри. Описани са архитектурата на системата, начинът на взаимодействие между клиентската и сървърната част, както и конкретните алгоритми за обработка на мултимедийните данни чрез изкуствен интелект.</w:t>
-      </w:r>
-    </w:p>
-    <w:p>
-      <w:r>
-        <w:t>Разглеждат се основните компоненти на системата и тяхната роля в цялостния процес на обработка на данните. Описан е потокът на информация от момента на качване на файла до генерирането и визуализацията на субтитрите. Обърнато е внимание и на използваните програмни решения, които осигуряват ефективност и стабилност на приложението.</w:t>
-      </w:r>
-    </w:p>
-    <w:p>
-      <w:pPr>
-        <w:rPr>
-          <w:lang w:eastAsia="bg-BG"/>
-        </w:rPr>
-      </w:pPr>
-      <w:r>
-        <w:rPr>
-          <w:lang w:eastAsia="bg-BG"/>
-        </w:rPr>
-        <w:t>Допълнително е представена връзката между отделните модули и начинът, по който те взаимодействат помежду си за постигане на крайния резултат. Това позволява по-добро разбиране на цялостната логика на системата.</w:t>
-      </w:r>
-    </w:p>
-    <w:p>
-      <w:pPr>
-        <w:pStyle w:val="Heading2"/>
-        <w:rPr>
-          <w:lang w:eastAsia="bg-BG"/>
-        </w:rPr>
-      </w:pPr>
-      <w:bookmarkStart w:id="25" w:name="_Toc226451328"/>
-      <w:r>
-        <w:rPr>
-          <w:lang w:eastAsia="bg-BG"/>
-        </w:rPr>
-        <w:t>Архитектура на приложението</w:t>
-      </w:r>
-      <w:bookmarkEnd w:id="25"/>
-    </w:p>
-    <w:p>
-      <w:pPr>
-        <w:rPr>
-          <w:lang w:eastAsia="bg-BG"/>
-        </w:rPr>
-      </w:pPr>
-      <w:r>
-        <w:rPr>
-          <w:lang w:eastAsia="bg-BG"/>
-        </w:rPr>
-        <w:t>Системата е изградена на базата на клиент-сървър архитектура, използваща RESTful API подход за комуникация. Архитектурният поток на данните (Data Flow) преминава през следните етапи:</w:t>
-      </w:r>
-    </w:p>
-    <w:p>
-      <w:pPr>
-        <w:rPr>
-          <w:lang w:eastAsia="bg-BG"/>
-        </w:rPr>
-      </w:pPr>
+        <w:t>Сървърно API (Back-end): Django REST Framework приема заявката, валидира я и запазва файла във временно хранилище на сървъра.</w:t>
+      </w:r>
     </w:p>
     <w:p>
       <w:pPr>
         <w:pStyle w:val="a"/>
       </w:pPr>
       <w:r>
-        <w:t>Клиентско ниво (Front-end): Потребителят отваря уеб приложението (SDI интерфейс) и избира видео файл от локалната си машина. Файлът се пакетира и изпраща асинхронно към сървъра.</w:t>
+        <w:t>Модул за извличане (Audio Extraction): Бекендът извиква FFmpeg, който анализира видеото, отделя аудио потока и го запазва като временен аудио файл (напр. .wav).</w:t>
       </w:r>
     </w:p>
     <w:p>
@@ -4920,23 +5144,6 @@
         <w:pStyle w:val="a"/>
       </w:pPr>
       <w:r>
-        <w:t>Сървърно API (Back-end): Django REST Framework приема заявката, валидира я и запазва файла във временно хранилище на сървъра.</w:t>
-      </w:r>
-    </w:p>
-    <w:p>
-      <w:pPr>
-        <w:pStyle w:val="a"/>
-      </w:pPr>
-      <w:r>
-        <w:t>Модул за извличане (Audio Extraction): Бекендът извиква FFmpeg, който анализира видеото, отделя аудио потока и го запазва като временен аудио файл (напр. .wav).</w:t>
-      </w:r>
-    </w:p>
-    <w:p>
-      <w:pPr>
-        <w:pStyle w:val="a"/>
-      </w:pPr>
-      <w:r>
-        <w:lastRenderedPageBreak/>
         <w:t>Модул за транскрипция (AI Processing): Извлеченият аудио файл се подава на модела OpenAI Whisper. Моделът анализира речта и връща структуриран масив от данни, съдържащ текст и времеви маркери (timestamps).</w:t>
       </w:r>
     </w:p>
@@ -4974,19 +5181,19 @@
     </w:p>
     <w:p>
       <w:pPr>
-        <w:pStyle w:val="Heading2"/>
-        <w:rPr>
-          <w:lang w:eastAsia="bg-BG"/>
-        </w:rPr>
-      </w:pPr>
-      <w:bookmarkStart w:id="26" w:name="_Toc226451329"/>
+        <w:pStyle w:val="2"/>
+        <w:rPr>
+          <w:lang w:eastAsia="bg-BG"/>
+        </w:rPr>
+      </w:pPr>
+      <w:bookmarkStart w:id="27" w:name="_Toc227744106"/>
       <w:r>
         <w:rPr>
           <w:lang w:eastAsia="bg-BG"/>
         </w:rPr>
         <w:t>Реализация на потребителския интерфейс (Front-end)</w:t>
       </w:r>
-      <w:bookmarkEnd w:id="26"/>
+      <w:bookmarkEnd w:id="27"/>
     </w:p>
     <w:p>
       <w:pPr>
@@ -5016,13 +5223,13 @@
     </w:p>
     <w:p>
       <w:pPr>
-        <w:pStyle w:val="Heading3"/>
-      </w:pPr>
-      <w:bookmarkStart w:id="27" w:name="_Toc226451330"/>
+        <w:pStyle w:val="3"/>
+      </w:pPr>
+      <w:bookmarkStart w:id="28" w:name="_Toc227744107"/>
       <w:r>
         <w:t>Управление на състоянието с Vue.js:</w:t>
       </w:r>
-      <w:bookmarkEnd w:id="27"/>
+      <w:bookmarkEnd w:id="28"/>
     </w:p>
     <w:p>
       <w:pPr>
@@ -5050,7 +5257,11 @@
         <w:pStyle w:val="a"/>
       </w:pPr>
       <w:r>
-        <w:t>isLoading – булева променлива, която контролира показването на индикатор за зареждане (spinner/loader), докато сървърът обработва видеото. Това е критично за потребителското изживяване, тъй като AI обработката отнема време.</w:t>
+        <w:t xml:space="preserve">isLoading – булева променлива, която контролира показването на индикатор за зареждане (spinner/loader), докато сървърът обработва видеото. Това е </w:t>
+      </w:r>
+      <w:r>
+        <w:lastRenderedPageBreak/>
+        <w:t>критично за потребителското изживяване, тъй като AI обработката отнема време.</w:t>
       </w:r>
     </w:p>
     <w:p>
@@ -5071,11 +5282,7 @@
         <w:ind w:firstLine="284"/>
       </w:pPr>
       <w:r>
-        <w:t xml:space="preserve">Използването на Vue.js за управление на състоянието спестява много ръчен код, който иначе би бил необходим с чист JavaScript. Например, при промяна </w:t>
-      </w:r>
-      <w:r>
-        <w:lastRenderedPageBreak/>
-        <w:t>на isLoading автоматично се показва или скрива анимацията на зареждане, без да се налага ръчно да се търсят елементи в страницата. Това прави кода по-чист и по-лесен за поддръжка.</w:t>
+        <w:t>Използването на Vue.js за управление на състоянието спестява много ръчен код, който иначе би бил необходим с чист JavaScript. Например, при промяна на isLoading автоматично се показва или скрива анимацията на зареждане, без да се налага ръчно да се търсят елементи в страницата. Това прави кода по-чист и по-лесен за поддръжка.</w:t>
       </w:r>
     </w:p>
     <w:p>
@@ -5129,13 +5336,13 @@
     </w:p>
     <w:p>
       <w:pPr>
-        <w:pStyle w:val="Heading3"/>
-      </w:pPr>
-      <w:bookmarkStart w:id="28" w:name="_Toc226451331"/>
+        <w:pStyle w:val="3"/>
+      </w:pPr>
+      <w:bookmarkStart w:id="29" w:name="_Toc227744108"/>
       <w:r>
         <w:t>Асинхронни заявки с Axios:</w:t>
       </w:r>
-      <w:bookmarkEnd w:id="28"/>
+      <w:bookmarkEnd w:id="29"/>
     </w:p>
     <w:p>
       <w:pPr>
@@ -5165,7 +5372,7 @@
     </w:p>
     <w:p>
       <w:pPr>
-        <w:pStyle w:val="HTMLPreformatted"/>
+        <w:pStyle w:val="HTML0"/>
         <w:shd w:val="clear" w:color="auto" w:fill="FFFFFF"/>
         <w:rPr>
           <w:color w:val="080808"/>
@@ -5174,7 +5381,7 @@
     </w:p>
     <w:p>
       <w:pPr>
-        <w:pStyle w:val="HTMLPreformatted"/>
+        <w:pStyle w:val="HTML0"/>
         <w:shd w:val="clear" w:color="auto" w:fill="FFFFFF"/>
         <w:ind w:left="708"/>
         <w:rPr>
@@ -5185,7 +5392,7 @@
     </w:p>
     <w:p>
       <w:pPr>
-        <w:pStyle w:val="HTMLPreformatted"/>
+        <w:pStyle w:val="HTML0"/>
         <w:shd w:val="clear" w:color="auto" w:fill="FFFFFF"/>
         <w:ind w:left="708"/>
         <w:rPr>
@@ -5198,6 +5405,7 @@
           <w:color w:val="080808"/>
           <w:sz w:val="18"/>
         </w:rPr>
+        <w:lastRenderedPageBreak/>
         <w:t>try {</w:t>
       </w:r>
       <w:r>
@@ -5292,13 +5500,6 @@
           <w:sz w:val="18"/>
         </w:rPr>
         <w:br/>
-      </w:r>
-      <w:r>
-        <w:rPr>
-          <w:color w:val="080808"/>
-          <w:sz w:val="18"/>
-        </w:rPr>
-        <w:lastRenderedPageBreak/>
         <w:t xml:space="preserve">    this.isUploading = false;</w:t>
       </w:r>
       <w:r>
@@ -5320,7 +5521,7 @@
     </w:p>
     <w:p>
       <w:pPr>
-        <w:pStyle w:val="HTMLPreformatted"/>
+        <w:pStyle w:val="HTML0"/>
         <w:shd w:val="clear" w:color="auto" w:fill="FFFFFF"/>
         <w:ind w:left="708"/>
         <w:rPr>
@@ -5331,19 +5532,19 @@
     </w:p>
     <w:p>
       <w:pPr>
-        <w:pStyle w:val="Heading2"/>
-        <w:rPr>
-          <w:lang w:eastAsia="bg-BG"/>
-        </w:rPr>
-      </w:pPr>
-      <w:bookmarkStart w:id="29" w:name="_Toc226451332"/>
+        <w:pStyle w:val="2"/>
+        <w:rPr>
+          <w:lang w:eastAsia="bg-BG"/>
+        </w:rPr>
+      </w:pPr>
+      <w:bookmarkStart w:id="30" w:name="_Toc227744109"/>
       <w:r>
         <w:rPr>
           <w:lang w:eastAsia="bg-BG"/>
         </w:rPr>
         <w:t>Реализация на сървърната логика (Back-end)</w:t>
       </w:r>
-      <w:bookmarkEnd w:id="29"/>
+      <w:bookmarkEnd w:id="30"/>
     </w:p>
     <w:p>
       <w:pPr>
@@ -5373,7 +5574,7 @@
     </w:p>
     <w:p>
       <w:pPr>
-        <w:pStyle w:val="HTMLPreformatted"/>
+        <w:pStyle w:val="HTML0"/>
         <w:shd w:val="clear" w:color="auto" w:fill="FFFFFF"/>
         <w:rPr>
           <w:color w:val="0033B3"/>
@@ -5384,7 +5585,7 @@
     </w:p>
     <w:p>
       <w:pPr>
-        <w:pStyle w:val="HTMLPreformatted"/>
+        <w:pStyle w:val="HTML0"/>
         <w:shd w:val="clear" w:color="auto" w:fill="FFFFFF"/>
         <w:ind w:left="708"/>
         <w:rPr>
@@ -6530,7 +6731,7 @@
     </w:p>
     <w:p>
       <w:pPr>
-        <w:pStyle w:val="HTMLPreformatted"/>
+        <w:pStyle w:val="HTML0"/>
         <w:shd w:val="clear" w:color="auto" w:fill="FFFFFF"/>
         <w:ind w:left="708"/>
         <w:rPr>
@@ -6642,6 +6843,7 @@
           <w:sz w:val="16"/>
           <w:szCs w:val="18"/>
         </w:rPr>
+        <w:lastRenderedPageBreak/>
         <w:br/>
         <w:t xml:space="preserve">        </w:t>
       </w:r>
@@ -7061,14 +7263,6 @@
           <w:szCs w:val="18"/>
         </w:rPr>
         <w:br/>
-      </w:r>
-      <w:r>
-        <w:rPr>
-          <w:color w:val="080808"/>
-          <w:sz w:val="16"/>
-          <w:szCs w:val="18"/>
-        </w:rPr>
-        <w:lastRenderedPageBreak/>
         <w:t xml:space="preserve">            </w:t>
       </w:r>
       <w:r>
@@ -7663,22 +7857,6 @@
     <w:p>
       <w:pPr>
         <w:rPr>
-          <w:color w:val="FF0000"/>
-          <w:lang w:eastAsia="bg-BG"/>
-        </w:rPr>
-      </w:pPr>
-    </w:p>
-    <w:p>
-      <w:pPr>
-        <w:rPr>
-          <w:color w:val="FF0000"/>
-          <w:lang w:eastAsia="bg-BG"/>
-        </w:rPr>
-      </w:pPr>
-    </w:p>
-    <w:p>
-      <w:pPr>
-        <w:rPr>
           <w:lang w:eastAsia="bg-BG"/>
         </w:rPr>
       </w:pPr>
@@ -7691,19 +7869,19 @@
     </w:p>
     <w:p>
       <w:pPr>
-        <w:pStyle w:val="Heading2"/>
-        <w:rPr>
-          <w:lang w:eastAsia="bg-BG"/>
-        </w:rPr>
-      </w:pPr>
-      <w:bookmarkStart w:id="30" w:name="_Toc226451333"/>
+        <w:pStyle w:val="2"/>
+        <w:rPr>
+          <w:lang w:eastAsia="bg-BG"/>
+        </w:rPr>
+      </w:pPr>
+      <w:bookmarkStart w:id="31" w:name="_Toc227744110"/>
       <w:r>
         <w:rPr>
           <w:lang w:eastAsia="bg-BG"/>
         </w:rPr>
         <w:t>Интеграция на FFmpeg и OpenAI Whisper</w:t>
       </w:r>
-      <w:bookmarkEnd w:id="30"/>
+      <w:bookmarkEnd w:id="31"/>
     </w:p>
     <w:p>
       <w:pPr>
@@ -7720,13 +7898,13 @@
     </w:p>
     <w:p>
       <w:pPr>
-        <w:pStyle w:val="Heading3"/>
-      </w:pPr>
-      <w:bookmarkStart w:id="31" w:name="_Toc226451334"/>
+        <w:pStyle w:val="3"/>
+      </w:pPr>
+      <w:bookmarkStart w:id="32" w:name="_Toc227744111"/>
       <w:r>
         <w:t>Стъпка 1: Извличане на аудио с FFmpeg</w:t>
       </w:r>
-      <w:bookmarkEnd w:id="31"/>
+      <w:bookmarkEnd w:id="32"/>
     </w:p>
     <w:p>
       <w:pPr>
@@ -7756,32 +7934,26 @@
     </w:p>
     <w:p>
       <w:pPr>
-        <w:pStyle w:val="Heading3"/>
-      </w:pPr>
-      <w:bookmarkStart w:id="32" w:name="_Toc226451335"/>
-      <w:r>
+        <w:pStyle w:val="3"/>
+      </w:pPr>
+      <w:bookmarkStart w:id="33" w:name="_Toc227744112"/>
+      <w:r>
+        <w:lastRenderedPageBreak/>
         <w:t>Стъпка 2: Транскрибиране с Whisper</w:t>
       </w:r>
-      <w:bookmarkEnd w:id="32"/>
-    </w:p>
-    <w:p>
-      <w:pPr>
-        <w:rPr>
-          <w:lang w:eastAsia="bg-BG"/>
-        </w:rPr>
-      </w:pPr>
-      <w:r>
-        <w:rPr>
-          <w:lang w:eastAsia="bg-BG"/>
-        </w:rPr>
-        <w:t xml:space="preserve">След като аудио файлът е наличен, системата зарежда предварително избран модел на Whisper (напр. 'base' или 'small', в зависимост от наличния хардуерен ресурс на сървъра). Моделът приема аудиото и връща речник (dictionary) в Python, съдържащ </w:t>
-      </w:r>
-      <w:r>
-        <w:rPr>
-          <w:lang w:eastAsia="bg-BG"/>
-        </w:rPr>
-        <w:lastRenderedPageBreak/>
-        <w:t>ключа segments.</w:t>
+      <w:bookmarkEnd w:id="33"/>
+    </w:p>
+    <w:p>
+      <w:pPr>
+        <w:rPr>
+          <w:lang w:eastAsia="bg-BG"/>
+        </w:rPr>
+      </w:pPr>
+      <w:r>
+        <w:rPr>
+          <w:lang w:eastAsia="bg-BG"/>
+        </w:rPr>
+        <w:t>След като аудио файлът е наличен, системата зарежда предварително избран модел на Whisper (напр. 'base' или 'small', в зависимост от наличния хардуерен ресурс на сървъра). Моделът приема аудиото и връща речник (dictionary) в Python, съдържащ ключа segments.</w:t>
       </w:r>
       <w:r>
         <w:t xml:space="preserve"> </w:t>
@@ -7851,13 +8023,13 @@
     </w:p>
     <w:p>
       <w:pPr>
-        <w:pStyle w:val="Heading3"/>
-      </w:pPr>
-      <w:bookmarkStart w:id="33" w:name="_Toc226451336"/>
+        <w:pStyle w:val="3"/>
+      </w:pPr>
+      <w:bookmarkStart w:id="34" w:name="_Toc227744113"/>
       <w:r>
         <w:t>Стъпка 3: Форматиране в SRT</w:t>
       </w:r>
-      <w:bookmarkEnd w:id="33"/>
+      <w:bookmarkEnd w:id="34"/>
     </w:p>
     <w:p>
       <w:pPr>
@@ -7894,7 +8066,7 @@
     </w:p>
     <w:p>
       <w:pPr>
-        <w:jc w:val="right"/>
+        <w:jc w:val="center"/>
         <w:rPr>
           <w:i/>
           <w:sz w:val="22"/>
@@ -7912,6 +8084,7 @@
     </w:p>
     <w:p>
       <w:pPr>
+        <w:jc w:val="center"/>
         <w:rPr>
           <w:lang w:eastAsia="bg-BG"/>
         </w:rPr>
@@ -7938,7 +8111,7 @@
                     <pic:cNvPicPr/>
                   </pic:nvPicPr>
                   <pic:blipFill>
-                    <a:blip r:embed="rId9">
+                    <a:blip r:embed="rId10">
                       <a:extLst>
                         <a:ext uri="{28A0092B-C50C-407E-A947-70E740481C1C}">
                           <a14:useLocalDpi xmlns:a14="http://schemas.microsoft.com/office/drawing/2010/main" val="0"/>
@@ -10083,27 +10256,19 @@
     </w:p>
     <w:p>
       <w:pPr>
-        <w:rPr>
-          <w:color w:val="FF0000"/>
-          <w:lang w:eastAsia="bg-BG"/>
-        </w:rPr>
-      </w:pPr>
-    </w:p>
-    <w:p>
-      <w:pPr>
-        <w:pStyle w:val="Heading2"/>
-        <w:rPr>
-          <w:lang w:eastAsia="bg-BG"/>
-        </w:rPr>
-      </w:pPr>
-      <w:bookmarkStart w:id="34" w:name="_Toc226451337"/>
+        <w:pStyle w:val="2"/>
+        <w:rPr>
+          <w:lang w:eastAsia="bg-BG"/>
+        </w:rPr>
+      </w:pPr>
+      <w:bookmarkStart w:id="35" w:name="_Toc227744114"/>
       <w:r>
         <w:rPr>
           <w:lang w:eastAsia="bg-BG"/>
         </w:rPr>
         <w:t>Срещнати трудности, тестване и отстраняване на грешки</w:t>
       </w:r>
-      <w:bookmarkEnd w:id="34"/>
+      <w:bookmarkEnd w:id="35"/>
     </w:p>
     <w:p>
       <w:pPr>
@@ -10194,27 +10359,21 @@
         <w:rPr>
           <w:lang w:eastAsia="bg-BG"/>
         </w:rPr>
-        <w:t xml:space="preserve"> Проблемът не се коренеше в синтактична грешка в написания на Python код, а в конфигурацията на операционната система. Системата не успяваше да намери изпълнимия файл на ffmpeg.exe. Въпреки че библиотеките на </w:t>
-      </w:r>
-      <w:r>
-        <w:rPr>
+        <w:t xml:space="preserve"> Проблемът не се коренеше в синтактична грешка в написания на Python код, а в конфигурацията на операционната система. Системата не успяваше да намери изпълнимия файл на ffmpeg.exe. Въпреки че библиотеките на Python бяха инсталирани коректно чрез pip, самият външен инструмент FFmpeg не присъстваше в системните променливи (System PATH) на хостинг машината.</w:t>
+      </w:r>
+    </w:p>
+    <w:p>
+      <w:pPr>
+        <w:rPr>
+          <w:lang w:eastAsia="bg-BG"/>
+        </w:rPr>
+      </w:pPr>
+      <w:r>
+        <w:rPr>
+          <w:b/>
           <w:lang w:eastAsia="bg-BG"/>
         </w:rPr>
         <w:lastRenderedPageBreak/>
-        <w:t>Python бяха инсталирани коректно чрез pip, самият външен инструмент FFmpeg не присъстваше в системните променливи (System PATH) на хостинг машината.</w:t>
-      </w:r>
-    </w:p>
-    <w:p>
-      <w:pPr>
-        <w:rPr>
-          <w:lang w:eastAsia="bg-BG"/>
-        </w:rPr>
-      </w:pPr>
-      <w:r>
-        <w:rPr>
-          <w:b/>
-          <w:lang w:eastAsia="bg-BG"/>
-        </w:rPr>
         <w:t>Решение:</w:t>
       </w:r>
       <w:r>
@@ -10226,13 +10385,13 @@
     </w:p>
     <w:p>
       <w:pPr>
-        <w:pStyle w:val="Heading1"/>
-      </w:pPr>
-      <w:bookmarkStart w:id="35" w:name="_Toc226451338"/>
+        <w:pStyle w:val="1"/>
+      </w:pPr>
+      <w:bookmarkStart w:id="36" w:name="_Toc227744115"/>
       <w:r>
         <w:t>Заключение</w:t>
       </w:r>
-      <w:bookmarkEnd w:id="35"/>
+      <w:bookmarkEnd w:id="36"/>
     </w:p>
     <w:p>
       <w:pPr>
@@ -10316,8 +10475,14 @@
         <w:rPr>
           <w:lang w:eastAsia="bg-BG"/>
         </w:rPr>
+        <w:t xml:space="preserve">Разработеното приложение има висока практическа стойност. То улеснява създателите на съдържание, образователните институции и обикновените потребители, </w:t>
+      </w:r>
+      <w:r>
+        <w:rPr>
+          <w:lang w:eastAsia="bg-BG"/>
+        </w:rPr>
         <w:lastRenderedPageBreak/>
-        <w:t>Разработеното приложение има висока практическа стойност. То улеснява създателите на съдържание, образователните институции и обикновените потребители, като същевременно спомага за повишаване на дигиталната достъпност за хора с увреден слух.</w:t>
+        <w:t>като същевременно спомага за повишаване на дигиталната достъпност за хора с увреден слух.</w:t>
       </w:r>
     </w:p>
     <w:p>
@@ -10415,14 +10580,7 @@
         <w:rPr>
           <w:lang w:eastAsia="bg-BG"/>
         </w:rPr>
-        <w:t xml:space="preserve">Оптимизация на производителността и Cloud интеграция: Обработката на видео и изкуственият интелект изискват значителен изчислителен ресурс. Проектът може да бъде контейнеризиран чрез Docker и внедрен (deployed) в облачна </w:t>
-      </w:r>
-      <w:r>
-        <w:rPr>
-          <w:lang w:eastAsia="bg-BG"/>
-        </w:rPr>
-        <w:lastRenderedPageBreak/>
-        <w:t>инфраструктура (Cloud Server) с достъп до графични процесори (GPU). Това драстично ще намали времето за изчакване при транскрибиране на дълги видео материали.</w:t>
+        <w:t>Оптимизация на производителността и Cloud интеграция: Обработката на видео и изкуственият интелект изискват значителен изчислителен ресурс. Проектът може да бъде контейнеризиран чрез Docker и внедрен (deployed) в облачна инфраструктура (Cloud Server) с достъп до графични процесори (GPU). Това драстично ще намали времето за изчакване при транскрибиране на дълги видео материали.</w:t>
       </w:r>
     </w:p>
     <w:p>
@@ -10442,36 +10600,37 @@
         </w:rPr>
       </w:pPr>
       <w:r>
+        <w:lastRenderedPageBreak/>
         <w:br w:type="page"/>
       </w:r>
     </w:p>
     <w:p>
       <w:pPr>
-        <w:pStyle w:val="Heading1"/>
-      </w:pPr>
-      <w:bookmarkStart w:id="36" w:name="_Toc226451339"/>
+        <w:pStyle w:val="1"/>
+      </w:pPr>
+      <w:bookmarkStart w:id="37" w:name="_Toc227744116"/>
       <w:r>
         <w:lastRenderedPageBreak/>
         <w:t>Литература:</w:t>
       </w:r>
-      <w:bookmarkEnd w:id="1"/>
       <w:bookmarkEnd w:id="2"/>
       <w:bookmarkEnd w:id="3"/>
-      <w:bookmarkEnd w:id="36"/>
-    </w:p>
-    <w:p>
-      <w:pPr>
-        <w:pStyle w:val="ListParagraph"/>
+      <w:bookmarkEnd w:id="4"/>
+      <w:bookmarkEnd w:id="37"/>
+    </w:p>
+    <w:p>
+      <w:pPr>
+        <w:pStyle w:val="ac"/>
         <w:numPr>
           <w:ilvl w:val="0"/>
           <w:numId w:val="2"/>
         </w:numPr>
         <w:spacing w:after="160"/>
       </w:pPr>
-      <w:bookmarkStart w:id="37" w:name="_Toc109577646"/>
-      <w:bookmarkStart w:id="38" w:name="_Toc133249660"/>
-      <w:bookmarkStart w:id="39" w:name="_Toc133249727"/>
-      <w:bookmarkStart w:id="40" w:name="_Toc133272496"/>
+      <w:bookmarkStart w:id="38" w:name="_Toc109577646"/>
+      <w:bookmarkStart w:id="39" w:name="_Toc133249660"/>
+      <w:bookmarkStart w:id="40" w:name="_Toc133249727"/>
+      <w:bookmarkStart w:id="41" w:name="_Toc133272496"/>
       <w:r>
         <w:t xml:space="preserve">Колисниченко, Денис, Адаптивен уеб дизайн с </w:t>
       </w:r>
@@ -10487,7 +10646,7 @@
     </w:p>
     <w:p>
       <w:pPr>
-        <w:pStyle w:val="ListParagraph"/>
+        <w:pStyle w:val="ac"/>
         <w:numPr>
           <w:ilvl w:val="0"/>
           <w:numId w:val="2"/>
@@ -10506,7 +10665,7 @@
     </w:p>
     <w:p>
       <w:pPr>
-        <w:pStyle w:val="ListParagraph"/>
+        <w:pStyle w:val="ac"/>
         <w:numPr>
           <w:ilvl w:val="0"/>
           <w:numId w:val="2"/>
@@ -10525,38 +10684,38 @@
       <w:r>
         <w:t>.АлексСофт, С 2017</w:t>
       </w:r>
-      <w:bookmarkEnd w:id="37"/>
       <w:bookmarkEnd w:id="38"/>
       <w:bookmarkEnd w:id="39"/>
       <w:bookmarkEnd w:id="40"/>
-    </w:p>
-    <w:p>
-      <w:pPr>
-        <w:pStyle w:val="ListParagraph"/>
+      <w:bookmarkEnd w:id="41"/>
+    </w:p>
+    <w:p>
+      <w:pPr>
+        <w:pStyle w:val="ac"/>
         <w:numPr>
           <w:ilvl w:val="0"/>
           <w:numId w:val="2"/>
         </w:numPr>
         <w:spacing w:after="160"/>
       </w:pPr>
-      <w:bookmarkStart w:id="41" w:name="_Toc109577647"/>
-      <w:bookmarkStart w:id="42" w:name="_Toc133249661"/>
-      <w:bookmarkStart w:id="43" w:name="_Toc133249728"/>
-      <w:bookmarkStart w:id="44" w:name="_Toc133272497"/>
+      <w:bookmarkStart w:id="42" w:name="_Toc109577647"/>
+      <w:bookmarkStart w:id="43" w:name="_Toc133249661"/>
+      <w:bookmarkStart w:id="44" w:name="_Toc133249728"/>
+      <w:bookmarkStart w:id="45" w:name="_Toc133272497"/>
       <w:r>
         <w:t xml:space="preserve">Есканази, Аврам. </w:t>
       </w:r>
-      <w:bookmarkEnd w:id="41"/>
       <w:bookmarkEnd w:id="42"/>
       <w:bookmarkEnd w:id="43"/>
       <w:bookmarkEnd w:id="44"/>
+      <w:bookmarkEnd w:id="45"/>
       <w:r>
         <w:t>Софтуерни техологии. КЛМН, С 2006</w:t>
       </w:r>
     </w:p>
     <w:p>
       <w:pPr>
-        <w:pStyle w:val="NormalWeb"/>
+        <w:pStyle w:val="a6"/>
         <w:numPr>
           <w:ilvl w:val="0"/>
           <w:numId w:val="2"/>
@@ -10569,7 +10728,7 @@
     </w:p>
     <w:p>
       <w:pPr>
-        <w:pStyle w:val="NormalWeb"/>
+        <w:pStyle w:val="a6"/>
         <w:numPr>
           <w:ilvl w:val="0"/>
           <w:numId w:val="2"/>
@@ -10582,7 +10741,7 @@
     </w:p>
     <w:p>
       <w:pPr>
-        <w:pStyle w:val="NormalWeb"/>
+        <w:pStyle w:val="a6"/>
         <w:numPr>
           <w:ilvl w:val="0"/>
           <w:numId w:val="2"/>
@@ -10595,7 +10754,7 @@
     </w:p>
     <w:p>
       <w:pPr>
-        <w:pStyle w:val="NormalWeb"/>
+        <w:pStyle w:val="a6"/>
         <w:numPr>
           <w:ilvl w:val="0"/>
           <w:numId w:val="2"/>
@@ -10608,7 +10767,7 @@
     </w:p>
     <w:p>
       <w:pPr>
-        <w:pStyle w:val="NormalWeb"/>
+        <w:pStyle w:val="a6"/>
         <w:numPr>
           <w:ilvl w:val="0"/>
           <w:numId w:val="2"/>
@@ -10621,7 +10780,7 @@
     </w:p>
     <w:p>
       <w:pPr>
-        <w:pStyle w:val="NormalWeb"/>
+        <w:pStyle w:val="a6"/>
         <w:numPr>
           <w:ilvl w:val="0"/>
           <w:numId w:val="2"/>
@@ -10634,7 +10793,7 @@
     </w:p>
     <w:p>
       <w:pPr>
-        <w:pStyle w:val="NormalWeb"/>
+        <w:pStyle w:val="a6"/>
         <w:numPr>
           <w:ilvl w:val="0"/>
           <w:numId w:val="2"/>
@@ -10647,7 +10806,7 @@
     </w:p>
     <w:p>
       <w:pPr>
-        <w:pStyle w:val="NormalWeb"/>
+        <w:pStyle w:val="a6"/>
         <w:numPr>
           <w:ilvl w:val="0"/>
           <w:numId w:val="2"/>
@@ -10660,7 +10819,7 @@
     </w:p>
     <w:p>
       <w:pPr>
-        <w:pStyle w:val="NormalWeb"/>
+        <w:pStyle w:val="a6"/>
         <w:numPr>
           <w:ilvl w:val="0"/>
           <w:numId w:val="2"/>
@@ -10673,7 +10832,7 @@
     </w:p>
     <w:p>
       <w:pPr>
-        <w:pStyle w:val="NormalWeb"/>
+        <w:pStyle w:val="a6"/>
         <w:numPr>
           <w:ilvl w:val="0"/>
           <w:numId w:val="2"/>
@@ -10686,7 +10845,7 @@
     </w:p>
     <w:p/>
     <w:sectPr>
-      <w:footerReference w:type="default" r:id="rId10"/>
+      <w:footerReference w:type="default" r:id="rId11"/>
       <w:pgSz w:w="11906" w:h="16838"/>
       <w:pgMar w:top="1417" w:right="1417" w:bottom="1417" w:left="1417" w:header="708" w:footer="708" w:gutter="0"/>
       <w:cols w:space="708"/>
@@ -10697,7 +10856,7 @@
 </file>
 
 <file path=word/endnotes.xml><?xml version="1.0" encoding="utf-8"?>
-<w:endnotes xmlns:wpc="http://schemas.microsoft.com/office/word/2010/wordprocessingCanvas" xmlns:cx="http://schemas.microsoft.com/office/drawing/2014/chartex" xmlns:mc="http://schemas.openxmlformats.org/markup-compatibility/2006" xmlns:o="urn:schemas-microsoft-com:office:office" xmlns:r="http://schemas.openxmlformats.org/officeDocument/2006/relationships" xmlns:m="http://schemas.openxmlformats.org/officeDocument/2006/math" xmlns:v="urn:schemas-microsoft-com:vml" xmlns:wp14="http://schemas.microsoft.com/office/word/2010/wordprocessingDrawing" xmlns:wp="http://schemas.openxmlformats.org/drawingml/2006/wordprocessingDrawing" xmlns:w10="urn:schemas-microsoft-com:office:word" xmlns:w="http://schemas.openxmlformats.org/wordprocessingml/2006/main" xmlns:w14="http://schemas.microsoft.com/office/word/2010/wordml" xmlns:w15="http://schemas.microsoft.com/office/word/2012/wordml" xmlns:w16se="http://schemas.microsoft.com/office/word/2015/wordml/symex" xmlns:wpg="http://schemas.microsoft.com/office/word/2010/wordprocessingGroup" xmlns:wpi="http://schemas.microsoft.com/office/word/2010/wordprocessingInk" xmlns:wne="http://schemas.microsoft.com/office/word/2006/wordml" xmlns:wps="http://schemas.microsoft.com/office/word/2010/wordprocessingShape" mc:Ignorable="w14 w15 w16se wp14">
+<w:endnotes xmlns:wpc="http://schemas.microsoft.com/office/word/2010/wordprocessingCanvas" xmlns:mc="http://schemas.openxmlformats.org/markup-compatibility/2006" xmlns:o="urn:schemas-microsoft-com:office:office" xmlns:r="http://schemas.openxmlformats.org/officeDocument/2006/relationships" xmlns:m="http://schemas.openxmlformats.org/officeDocument/2006/math" xmlns:v="urn:schemas-microsoft-com:vml" xmlns:wp14="http://schemas.microsoft.com/office/word/2010/wordprocessingDrawing" xmlns:wp="http://schemas.openxmlformats.org/drawingml/2006/wordprocessingDrawing" xmlns:w10="urn:schemas-microsoft-com:office:word" xmlns:w="http://schemas.openxmlformats.org/wordprocessingml/2006/main" xmlns:w14="http://schemas.microsoft.com/office/word/2010/wordml" xmlns:wpg="http://schemas.microsoft.com/office/word/2010/wordprocessingGroup" xmlns:wpi="http://schemas.microsoft.com/office/word/2010/wordprocessingInk" xmlns:wne="http://schemas.microsoft.com/office/word/2006/wordml" xmlns:wps="http://schemas.microsoft.com/office/word/2010/wordprocessingShape" mc:Ignorable="w14 wp14">
   <w:endnote w:type="separator" w:id="-1">
     <w:p>
       <w:r>
@@ -10716,7 +10875,7 @@
 </file>
 
 <file path=word/footer1.xml><?xml version="1.0" encoding="utf-8"?>
-<w:ftr xmlns:wpc="http://schemas.microsoft.com/office/word/2010/wordprocessingCanvas" xmlns:cx="http://schemas.microsoft.com/office/drawing/2014/chartex" xmlns:mc="http://schemas.openxmlformats.org/markup-compatibility/2006" xmlns:o="urn:schemas-microsoft-com:office:office" xmlns:r="http://schemas.openxmlformats.org/officeDocument/2006/relationships" xmlns:m="http://schemas.openxmlformats.org/officeDocument/2006/math" xmlns:v="urn:schemas-microsoft-com:vml" xmlns:wp14="http://schemas.microsoft.com/office/word/2010/wordprocessingDrawing" xmlns:wp="http://schemas.openxmlformats.org/drawingml/2006/wordprocessingDrawing" xmlns:w10="urn:schemas-microsoft-com:office:word" xmlns:w="http://schemas.openxmlformats.org/wordprocessingml/2006/main" xmlns:w14="http://schemas.microsoft.com/office/word/2010/wordml" xmlns:w15="http://schemas.microsoft.com/office/word/2012/wordml" xmlns:w16se="http://schemas.microsoft.com/office/word/2015/wordml/symex" xmlns:wpg="http://schemas.microsoft.com/office/word/2010/wordprocessingGroup" xmlns:wpi="http://schemas.microsoft.com/office/word/2010/wordprocessingInk" xmlns:wne="http://schemas.microsoft.com/office/word/2006/wordml" xmlns:wps="http://schemas.microsoft.com/office/word/2010/wordprocessingShape" mc:Ignorable="w14 w15 w16se wp14">
+<w:ftr xmlns:wpc="http://schemas.microsoft.com/office/word/2010/wordprocessingCanvas" xmlns:mc="http://schemas.openxmlformats.org/markup-compatibility/2006" xmlns:o="urn:schemas-microsoft-com:office:office" xmlns:r="http://schemas.openxmlformats.org/officeDocument/2006/relationships" xmlns:m="http://schemas.openxmlformats.org/officeDocument/2006/math" xmlns:v="urn:schemas-microsoft-com:vml" xmlns:wp14="http://schemas.microsoft.com/office/word/2010/wordprocessingDrawing" xmlns:wp="http://schemas.openxmlformats.org/drawingml/2006/wordprocessingDrawing" xmlns:w10="urn:schemas-microsoft-com:office:word" xmlns:w="http://schemas.openxmlformats.org/wordprocessingml/2006/main" xmlns:w14="http://schemas.microsoft.com/office/word/2010/wordml" xmlns:wpg="http://schemas.microsoft.com/office/word/2010/wordprocessingGroup" xmlns:wpi="http://schemas.microsoft.com/office/word/2010/wordprocessingInk" xmlns:wne="http://schemas.microsoft.com/office/word/2006/wordml" xmlns:wps="http://schemas.microsoft.com/office/word/2010/wordprocessingShape" mc:Ignorable="w14 wp14">
   <w:sdt>
     <w:sdtPr>
       <w:id w:val="9166122"/>
@@ -10729,7 +10888,7 @@
     <w:sdtContent>
       <w:p>
         <w:pPr>
-          <w:pStyle w:val="Footer"/>
+          <w:pStyle w:val="aa"/>
         </w:pPr>
         <w:r>
           <w:rPr>
@@ -10753,7 +10912,7 @@
           <w:rPr>
             <w:noProof/>
           </w:rPr>
-          <w:t>6</w:t>
+          <w:t>2</w:t>
         </w:r>
         <w:r>
           <w:rPr>
@@ -10766,14 +10925,14 @@
   </w:sdt>
   <w:p>
     <w:pPr>
-      <w:pStyle w:val="Footer"/>
+      <w:pStyle w:val="aa"/>
     </w:pPr>
   </w:p>
 </w:ftr>
 </file>
 
 <file path=word/footnotes.xml><?xml version="1.0" encoding="utf-8"?>
-<w:footnotes xmlns:wpc="http://schemas.microsoft.com/office/word/2010/wordprocessingCanvas" xmlns:cx="http://schemas.microsoft.com/office/drawing/2014/chartex" xmlns:mc="http://schemas.openxmlformats.org/markup-compatibility/2006" xmlns:o="urn:schemas-microsoft-com:office:office" xmlns:r="http://schemas.openxmlformats.org/officeDocument/2006/relationships" xmlns:m="http://schemas.openxmlformats.org/officeDocument/2006/math" xmlns:v="urn:schemas-microsoft-com:vml" xmlns:wp14="http://schemas.microsoft.com/office/word/2010/wordprocessingDrawing" xmlns:wp="http://schemas.openxmlformats.org/drawingml/2006/wordprocessingDrawing" xmlns:w10="urn:schemas-microsoft-com:office:word" xmlns:w="http://schemas.openxmlformats.org/wordprocessingml/2006/main" xmlns:w14="http://schemas.microsoft.com/office/word/2010/wordml" xmlns:w15="http://schemas.microsoft.com/office/word/2012/wordml" xmlns:w16se="http://schemas.microsoft.com/office/word/2015/wordml/symex" xmlns:wpg="http://schemas.microsoft.com/office/word/2010/wordprocessingGroup" xmlns:wpi="http://schemas.microsoft.com/office/word/2010/wordprocessingInk" xmlns:wne="http://schemas.microsoft.com/office/word/2006/wordml" xmlns:wps="http://schemas.microsoft.com/office/word/2010/wordprocessingShape" mc:Ignorable="w14 w15 w16se wp14">
+<w:footnotes xmlns:wpc="http://schemas.microsoft.com/office/word/2010/wordprocessingCanvas" xmlns:mc="http://schemas.openxmlformats.org/markup-compatibility/2006" xmlns:o="urn:schemas-microsoft-com:office:office" xmlns:r="http://schemas.openxmlformats.org/officeDocument/2006/relationships" xmlns:m="http://schemas.openxmlformats.org/officeDocument/2006/math" xmlns:v="urn:schemas-microsoft-com:vml" xmlns:wp14="http://schemas.microsoft.com/office/word/2010/wordprocessingDrawing" xmlns:wp="http://schemas.openxmlformats.org/drawingml/2006/wordprocessingDrawing" xmlns:w10="urn:schemas-microsoft-com:office:word" xmlns:w="http://schemas.openxmlformats.org/wordprocessingml/2006/main" xmlns:w14="http://schemas.microsoft.com/office/word/2010/wordml" xmlns:wpg="http://schemas.microsoft.com/office/word/2010/wordprocessingGroup" xmlns:wpi="http://schemas.microsoft.com/office/word/2010/wordprocessingInk" xmlns:wne="http://schemas.microsoft.com/office/word/2006/wordml" xmlns:wps="http://schemas.microsoft.com/office/word/2010/wordprocessingShape" mc:Ignorable="w14 wp14">
   <w:footnote w:type="separator" w:id="-1">
     <w:p>
       <w:r>
@@ -10792,8 +10951,8 @@
 </file>
 
 <file path=word/numbering.xml><?xml version="1.0" encoding="utf-8"?>
-<w:numbering xmlns:wpc="http://schemas.microsoft.com/office/word/2010/wordprocessingCanvas" xmlns:cx="http://schemas.microsoft.com/office/drawing/2014/chartex" xmlns:mc="http://schemas.openxmlformats.org/markup-compatibility/2006" xmlns:o="urn:schemas-microsoft-com:office:office" xmlns:r="http://schemas.openxmlformats.org/officeDocument/2006/relationships" xmlns:m="http://schemas.openxmlformats.org/officeDocument/2006/math" xmlns:v="urn:schemas-microsoft-com:vml" xmlns:wp14="http://schemas.microsoft.com/office/word/2010/wordprocessingDrawing" xmlns:wp="http://schemas.openxmlformats.org/drawingml/2006/wordprocessingDrawing" xmlns:w10="urn:schemas-microsoft-com:office:word" xmlns:w="http://schemas.openxmlformats.org/wordprocessingml/2006/main" xmlns:w14="http://schemas.microsoft.com/office/word/2010/wordml" xmlns:w15="http://schemas.microsoft.com/office/word/2012/wordml" xmlns:w16se="http://schemas.microsoft.com/office/word/2015/wordml/symex" xmlns:wpg="http://schemas.microsoft.com/office/word/2010/wordprocessingGroup" xmlns:wpi="http://schemas.microsoft.com/office/word/2010/wordprocessingInk" xmlns:wne="http://schemas.microsoft.com/office/word/2006/wordml" xmlns:wps="http://schemas.microsoft.com/office/word/2010/wordprocessingShape" mc:Ignorable="w14 w15 w16se wp14">
-  <w:abstractNum w:abstractNumId="0" w15:restartNumberingAfterBreak="0">
+<w:numbering xmlns:wpc="http://schemas.microsoft.com/office/word/2010/wordprocessingCanvas" xmlns:mc="http://schemas.openxmlformats.org/markup-compatibility/2006" xmlns:o="urn:schemas-microsoft-com:office:office" xmlns:r="http://schemas.openxmlformats.org/officeDocument/2006/relationships" xmlns:m="http://schemas.openxmlformats.org/officeDocument/2006/math" xmlns:v="urn:schemas-microsoft-com:vml" xmlns:wp14="http://schemas.microsoft.com/office/word/2010/wordprocessingDrawing" xmlns:wp="http://schemas.openxmlformats.org/drawingml/2006/wordprocessingDrawing" xmlns:w10="urn:schemas-microsoft-com:office:word" xmlns:w="http://schemas.openxmlformats.org/wordprocessingml/2006/main" xmlns:w14="http://schemas.microsoft.com/office/word/2010/wordml" xmlns:wpg="http://schemas.microsoft.com/office/word/2010/wordprocessingGroup" xmlns:wpi="http://schemas.microsoft.com/office/word/2010/wordprocessingInk" xmlns:wne="http://schemas.microsoft.com/office/word/2006/wordml" xmlns:wps="http://schemas.microsoft.com/office/word/2010/wordprocessingShape" mc:Ignorable="w14 wp14">
+  <w:abstractNum w:abstractNumId="0">
     <w:nsid w:val="0273190F"/>
     <w:multiLevelType w:val="multilevel"/>
     <w:tmpl w:val="27C0515C"/>
@@ -10942,7 +11101,7 @@
       </w:rPr>
     </w:lvl>
   </w:abstractNum>
-  <w:abstractNum w:abstractNumId="1" w15:restartNumberingAfterBreak="0">
+  <w:abstractNum w:abstractNumId="1">
     <w:nsid w:val="04030578"/>
     <w:multiLevelType w:val="multilevel"/>
     <w:tmpl w:val="E81E7A24"/>
@@ -11055,7 +11214,7 @@
       </w:pPr>
     </w:lvl>
   </w:abstractNum>
-  <w:abstractNum w:abstractNumId="2" w15:restartNumberingAfterBreak="0">
+  <w:abstractNum w:abstractNumId="2">
     <w:nsid w:val="11C61772"/>
     <w:multiLevelType w:val="multilevel"/>
     <w:tmpl w:val="4508AB0C"/>
@@ -11168,14 +11327,14 @@
       </w:pPr>
     </w:lvl>
   </w:abstractNum>
-  <w:abstractNum w:abstractNumId="3" w15:restartNumberingAfterBreak="0">
+  <w:abstractNum w:abstractNumId="3">
     <w:nsid w:val="1482775B"/>
     <w:multiLevelType w:val="multilevel"/>
     <w:tmpl w:val="738AE46C"/>
     <w:lvl w:ilvl="0">
       <w:start w:val="1"/>
       <w:numFmt w:val="decimal"/>
-      <w:pStyle w:val="Heading1"/>
+      <w:pStyle w:val="1"/>
       <w:lvlText w:val="%1."/>
       <w:lvlJc w:val="left"/>
       <w:pPr>
@@ -11188,7 +11347,7 @@
     <w:lvl w:ilvl="1">
       <w:start w:val="1"/>
       <w:numFmt w:val="decimal"/>
-      <w:pStyle w:val="Heading2"/>
+      <w:pStyle w:val="2"/>
       <w:lvlText w:val="%1.%2"/>
       <w:lvlJc w:val="left"/>
       <w:pPr>
@@ -11201,7 +11360,7 @@
     <w:lvl w:ilvl="2">
       <w:start w:val="1"/>
       <w:numFmt w:val="decimal"/>
-      <w:pStyle w:val="Heading3"/>
+      <w:pStyle w:val="3"/>
       <w:lvlText w:val="%1.%2.%3"/>
       <w:lvlJc w:val="left"/>
       <w:pPr>
@@ -11214,7 +11373,7 @@
     <w:lvl w:ilvl="3">
       <w:start w:val="1"/>
       <w:numFmt w:val="decimal"/>
-      <w:pStyle w:val="Heading4"/>
+      <w:pStyle w:val="4"/>
       <w:lvlText w:val="%1.%2.%3.%4"/>
       <w:lvlJc w:val="left"/>
       <w:pPr>
@@ -11227,7 +11386,7 @@
     <w:lvl w:ilvl="4">
       <w:start w:val="1"/>
       <w:numFmt w:val="decimal"/>
-      <w:pStyle w:val="Heading5"/>
+      <w:pStyle w:val="5"/>
       <w:lvlText w:val="%1.%2.%3.%4.%5"/>
       <w:lvlJc w:val="left"/>
       <w:pPr>
@@ -11240,7 +11399,7 @@
     <w:lvl w:ilvl="5">
       <w:start w:val="1"/>
       <w:numFmt w:val="decimal"/>
-      <w:pStyle w:val="Heading6"/>
+      <w:pStyle w:val="6"/>
       <w:lvlText w:val="%1.%2.%3.%4.%5.%6"/>
       <w:lvlJc w:val="left"/>
       <w:pPr>
@@ -11253,7 +11412,7 @@
     <w:lvl w:ilvl="6">
       <w:start w:val="1"/>
       <w:numFmt w:val="decimal"/>
-      <w:pStyle w:val="Heading7"/>
+      <w:pStyle w:val="7"/>
       <w:lvlText w:val="%1.%2.%3.%4.%5.%6.%7"/>
       <w:lvlJc w:val="left"/>
       <w:pPr>
@@ -11266,7 +11425,7 @@
     <w:lvl w:ilvl="7">
       <w:start w:val="1"/>
       <w:numFmt w:val="decimal"/>
-      <w:pStyle w:val="Heading8"/>
+      <w:pStyle w:val="8"/>
       <w:lvlText w:val="%1.%2.%3.%4.%5.%6.%7.%8"/>
       <w:lvlJc w:val="left"/>
       <w:pPr>
@@ -11279,7 +11438,7 @@
     <w:lvl w:ilvl="8">
       <w:start w:val="1"/>
       <w:numFmt w:val="decimal"/>
-      <w:pStyle w:val="Heading9"/>
+      <w:pStyle w:val="9"/>
       <w:lvlText w:val="%1.%2.%3.%4.%5.%6.%7.%8.%9"/>
       <w:lvlJc w:val="left"/>
       <w:pPr>
@@ -11290,7 +11449,7 @@
       </w:rPr>
     </w:lvl>
   </w:abstractNum>
-  <w:abstractNum w:abstractNumId="4" w15:restartNumberingAfterBreak="0">
+  <w:abstractNum w:abstractNumId="4">
     <w:nsid w:val="28B151F1"/>
     <w:multiLevelType w:val="hybridMultilevel"/>
     <w:tmpl w:val="BEB47992"/>
@@ -11379,7 +11538,7 @@
       </w:pPr>
     </w:lvl>
   </w:abstractNum>
-  <w:abstractNum w:abstractNumId="5" w15:restartNumberingAfterBreak="0">
+  <w:abstractNum w:abstractNumId="5">
     <w:nsid w:val="39453D5D"/>
     <w:multiLevelType w:val="multilevel"/>
     <w:tmpl w:val="AE70A622"/>
@@ -11528,7 +11687,7 @@
       </w:rPr>
     </w:lvl>
   </w:abstractNum>
-  <w:abstractNum w:abstractNumId="6" w15:restartNumberingAfterBreak="0">
+  <w:abstractNum w:abstractNumId="6">
     <w:nsid w:val="3C990C35"/>
     <w:multiLevelType w:val="multilevel"/>
     <w:tmpl w:val="E8F47E58"/>
@@ -11641,7 +11800,7 @@
       </w:pPr>
     </w:lvl>
   </w:abstractNum>
-  <w:abstractNum w:abstractNumId="7" w15:restartNumberingAfterBreak="0">
+  <w:abstractNum w:abstractNumId="7">
     <w:nsid w:val="3D470C5C"/>
     <w:multiLevelType w:val="multilevel"/>
     <w:tmpl w:val="BE0EB5C2"/>
@@ -11790,7 +11949,7 @@
       </w:rPr>
     </w:lvl>
   </w:abstractNum>
-  <w:abstractNum w:abstractNumId="8" w15:restartNumberingAfterBreak="0">
+  <w:abstractNum w:abstractNumId="8">
     <w:nsid w:val="4B401398"/>
     <w:multiLevelType w:val="multilevel"/>
     <w:tmpl w:val="A1B2A394"/>
@@ -11939,7 +12098,7 @@
       </w:rPr>
     </w:lvl>
   </w:abstractNum>
-  <w:abstractNum w:abstractNumId="9" w15:restartNumberingAfterBreak="0">
+  <w:abstractNum w:abstractNumId="9">
     <w:nsid w:val="7DD05627"/>
     <w:multiLevelType w:val="multilevel"/>
     <w:tmpl w:val="6B0057BC"/>
@@ -12124,7 +12283,7 @@
 </file>
 
 <file path=word/styles.xml><?xml version="1.0" encoding="utf-8"?>
-<w:styles xmlns:mc="http://schemas.openxmlformats.org/markup-compatibility/2006" xmlns:r="http://schemas.openxmlformats.org/officeDocument/2006/relationships" xmlns:w="http://schemas.openxmlformats.org/wordprocessingml/2006/main" xmlns:w14="http://schemas.microsoft.com/office/word/2010/wordml" xmlns:w15="http://schemas.microsoft.com/office/word/2012/wordml" xmlns:w16se="http://schemas.microsoft.com/office/word/2015/wordml/symex" mc:Ignorable="w14 w15 w16se">
+<w:styles xmlns:mc="http://schemas.openxmlformats.org/markup-compatibility/2006" xmlns:r="http://schemas.openxmlformats.org/officeDocument/2006/relationships" xmlns:w="http://schemas.openxmlformats.org/wordprocessingml/2006/main" xmlns:w14="http://schemas.microsoft.com/office/word/2010/wordml" mc:Ignorable="w14">
   <w:docDefaults>
     <w:rPrDefault>
       <w:rPr>
@@ -12140,380 +12299,146 @@
       </w:pPr>
     </w:pPrDefault>
   </w:docDefaults>
-  <w:latentStyles w:defLockedState="0" w:defUIPriority="99" w:defSemiHidden="0" w:defUnhideWhenUsed="0" w:defQFormat="0" w:count="371">
-    <w:lsdException w:name="Normal" w:uiPriority="0" w:qFormat="1"/>
-    <w:lsdException w:name="heading 1" w:uiPriority="9" w:qFormat="1"/>
-    <w:lsdException w:name="heading 2" w:semiHidden="1" w:uiPriority="9" w:unhideWhenUsed="1" w:qFormat="1"/>
-    <w:lsdException w:name="heading 3" w:semiHidden="1" w:uiPriority="9" w:unhideWhenUsed="1" w:qFormat="1"/>
-    <w:lsdException w:name="heading 4" w:semiHidden="1" w:uiPriority="9" w:unhideWhenUsed="1" w:qFormat="1"/>
-    <w:lsdException w:name="heading 5" w:semiHidden="1" w:uiPriority="9" w:unhideWhenUsed="1" w:qFormat="1"/>
-    <w:lsdException w:name="heading 6" w:semiHidden="1" w:uiPriority="9" w:unhideWhenUsed="1" w:qFormat="1"/>
-    <w:lsdException w:name="heading 7" w:semiHidden="1" w:uiPriority="9" w:unhideWhenUsed="1" w:qFormat="1"/>
-    <w:lsdException w:name="heading 8" w:semiHidden="1" w:uiPriority="9" w:unhideWhenUsed="1" w:qFormat="1"/>
-    <w:lsdException w:name="heading 9" w:semiHidden="1" w:uiPriority="9" w:unhideWhenUsed="1" w:qFormat="1"/>
-    <w:lsdException w:name="index 1" w:semiHidden="1" w:unhideWhenUsed="1"/>
-    <w:lsdException w:name="index 2" w:semiHidden="1" w:unhideWhenUsed="1"/>
-    <w:lsdException w:name="index 3" w:semiHidden="1" w:unhideWhenUsed="1"/>
-    <w:lsdException w:name="index 4" w:semiHidden="1" w:unhideWhenUsed="1"/>
-    <w:lsdException w:name="index 5" w:semiHidden="1" w:unhideWhenUsed="1"/>
-    <w:lsdException w:name="index 6" w:semiHidden="1" w:unhideWhenUsed="1"/>
-    <w:lsdException w:name="index 7" w:semiHidden="1" w:unhideWhenUsed="1"/>
-    <w:lsdException w:name="index 8" w:semiHidden="1" w:unhideWhenUsed="1"/>
-    <w:lsdException w:name="index 9" w:semiHidden="1" w:unhideWhenUsed="1"/>
-    <w:lsdException w:name="toc 1" w:semiHidden="1" w:uiPriority="39" w:unhideWhenUsed="1"/>
-    <w:lsdException w:name="toc 2" w:semiHidden="1" w:uiPriority="39" w:unhideWhenUsed="1"/>
-    <w:lsdException w:name="toc 3" w:semiHidden="1" w:uiPriority="39" w:unhideWhenUsed="1"/>
-    <w:lsdException w:name="toc 4" w:semiHidden="1" w:uiPriority="39" w:unhideWhenUsed="1"/>
-    <w:lsdException w:name="toc 5" w:semiHidden="1" w:uiPriority="39" w:unhideWhenUsed="1"/>
-    <w:lsdException w:name="toc 6" w:semiHidden="1" w:uiPriority="39" w:unhideWhenUsed="1"/>
-    <w:lsdException w:name="toc 7" w:semiHidden="1" w:uiPriority="39" w:unhideWhenUsed="1"/>
-    <w:lsdException w:name="toc 8" w:semiHidden="1" w:uiPriority="39" w:unhideWhenUsed="1"/>
-    <w:lsdException w:name="toc 9" w:semiHidden="1" w:uiPriority="39" w:unhideWhenUsed="1"/>
-    <w:lsdException w:name="Normal Indent" w:semiHidden="1" w:unhideWhenUsed="1"/>
-    <w:lsdException w:name="footnote text" w:semiHidden="1" w:unhideWhenUsed="1"/>
-    <w:lsdException w:name="annotation text" w:semiHidden="1" w:unhideWhenUsed="1"/>
-    <w:lsdException w:name="header" w:semiHidden="1" w:unhideWhenUsed="1"/>
-    <w:lsdException w:name="footer" w:semiHidden="1" w:unhideWhenUsed="1"/>
-    <w:lsdException w:name="index heading" w:semiHidden="1" w:unhideWhenUsed="1"/>
-    <w:lsdException w:name="caption" w:semiHidden="1" w:uiPriority="35" w:unhideWhenUsed="1" w:qFormat="1"/>
-    <w:lsdException w:name="table of figures" w:semiHidden="1" w:unhideWhenUsed="1"/>
-    <w:lsdException w:name="envelope address" w:semiHidden="1" w:unhideWhenUsed="1"/>
-    <w:lsdException w:name="envelope return" w:semiHidden="1" w:unhideWhenUsed="1"/>
-    <w:lsdException w:name="footnote reference" w:semiHidden="1" w:unhideWhenUsed="1"/>
-    <w:lsdException w:name="annotation reference" w:semiHidden="1" w:unhideWhenUsed="1"/>
-    <w:lsdException w:name="line number" w:semiHidden="1" w:unhideWhenUsed="1"/>
-    <w:lsdException w:name="page number" w:semiHidden="1" w:unhideWhenUsed="1"/>
-    <w:lsdException w:name="endnote reference" w:semiHidden="1" w:unhideWhenUsed="1"/>
-    <w:lsdException w:name="endnote text" w:semiHidden="1" w:unhideWhenUsed="1"/>
-    <w:lsdException w:name="table of authorities" w:semiHidden="1" w:unhideWhenUsed="1"/>
-    <w:lsdException w:name="macro" w:semiHidden="1" w:unhideWhenUsed="1"/>
-    <w:lsdException w:name="toa heading" w:semiHidden="1" w:unhideWhenUsed="1"/>
-    <w:lsdException w:name="List" w:semiHidden="1" w:unhideWhenUsed="1"/>
-    <w:lsdException w:name="List Bullet" w:semiHidden="1" w:unhideWhenUsed="1"/>
-    <w:lsdException w:name="List Number" w:semiHidden="1" w:unhideWhenUsed="1"/>
-    <w:lsdException w:name="List 2" w:semiHidden="1" w:unhideWhenUsed="1"/>
-    <w:lsdException w:name="List 3" w:semiHidden="1" w:unhideWhenUsed="1"/>
-    <w:lsdException w:name="List 4" w:semiHidden="1" w:unhideWhenUsed="1"/>
-    <w:lsdException w:name="List 5" w:semiHidden="1" w:unhideWhenUsed="1"/>
-    <w:lsdException w:name="List Bullet 2" w:semiHidden="1" w:unhideWhenUsed="1"/>
-    <w:lsdException w:name="List Bullet 3" w:semiHidden="1" w:unhideWhenUsed="1"/>
-    <w:lsdException w:name="List Bullet 4" w:semiHidden="1" w:unhideWhenUsed="1"/>
-    <w:lsdException w:name="List Bullet 5" w:semiHidden="1" w:unhideWhenUsed="1"/>
-    <w:lsdException w:name="List Number 2" w:semiHidden="1" w:unhideWhenUsed="1"/>
-    <w:lsdException w:name="List Number 3" w:semiHidden="1" w:unhideWhenUsed="1"/>
-    <w:lsdException w:name="List Number 4" w:semiHidden="1" w:unhideWhenUsed="1"/>
-    <w:lsdException w:name="List Number 5" w:semiHidden="1" w:unhideWhenUsed="1"/>
-    <w:lsdException w:name="Title" w:uiPriority="10" w:qFormat="1"/>
-    <w:lsdException w:name="Closing" w:semiHidden="1" w:unhideWhenUsed="1"/>
-    <w:lsdException w:name="Signature" w:semiHidden="1" w:unhideWhenUsed="1"/>
-    <w:lsdException w:name="Default Paragraph Font" w:semiHidden="1" w:uiPriority="1" w:unhideWhenUsed="1"/>
-    <w:lsdException w:name="Body Text" w:semiHidden="1" w:unhideWhenUsed="1"/>
-    <w:lsdException w:name="Body Text Indent" w:semiHidden="1" w:unhideWhenUsed="1"/>
-    <w:lsdException w:name="List Continue" w:semiHidden="1" w:unhideWhenUsed="1"/>
-    <w:lsdException w:name="List Continue 2" w:semiHidden="1" w:unhideWhenUsed="1"/>
-    <w:lsdException w:name="List Continue 3" w:semiHidden="1" w:unhideWhenUsed="1"/>
-    <w:lsdException w:name="List Continue 4" w:semiHidden="1" w:unhideWhenUsed="1"/>
-    <w:lsdException w:name="List Continue 5" w:semiHidden="1" w:unhideWhenUsed="1"/>
-    <w:lsdException w:name="Message Header" w:semiHidden="1" w:unhideWhenUsed="1"/>
-    <w:lsdException w:name="Subtitle" w:uiPriority="11" w:qFormat="1"/>
-    <w:lsdException w:name="Salutation" w:semiHidden="1" w:unhideWhenUsed="1"/>
-    <w:lsdException w:name="Date" w:semiHidden="1" w:unhideWhenUsed="1"/>
-    <w:lsdException w:name="Body Text First Indent" w:semiHidden="1" w:unhideWhenUsed="1"/>
-    <w:lsdException w:name="Body Text First Indent 2" w:semiHidden="1" w:unhideWhenUsed="1"/>
-    <w:lsdException w:name="Note Heading" w:semiHidden="1" w:unhideWhenUsed="1"/>
-    <w:lsdException w:name="Body Text 2" w:semiHidden="1" w:unhideWhenUsed="1"/>
-    <w:lsdException w:name="Body Text 3" w:semiHidden="1" w:unhideWhenUsed="1"/>
-    <w:lsdException w:name="Body Text Indent 2" w:semiHidden="1" w:unhideWhenUsed="1"/>
-    <w:lsdException w:name="Body Text Indent 3" w:semiHidden="1" w:unhideWhenUsed="1"/>
-    <w:lsdException w:name="Block Text" w:semiHidden="1" w:unhideWhenUsed="1"/>
-    <w:lsdException w:name="Hyperlink" w:semiHidden="1" w:unhideWhenUsed="1"/>
-    <w:lsdException w:name="FollowedHyperlink" w:semiHidden="1" w:unhideWhenUsed="1"/>
-    <w:lsdException w:name="Strong" w:uiPriority="22" w:qFormat="1"/>
-    <w:lsdException w:name="Emphasis" w:uiPriority="20" w:qFormat="1"/>
-    <w:lsdException w:name="Document Map" w:semiHidden="1" w:unhideWhenUsed="1"/>
-    <w:lsdException w:name="Plain Text" w:semiHidden="1" w:unhideWhenUsed="1"/>
-    <w:lsdException w:name="E-mail Signature" w:semiHidden="1" w:unhideWhenUsed="1"/>
-    <w:lsdException w:name="HTML Top of Form" w:semiHidden="1" w:unhideWhenUsed="1"/>
-    <w:lsdException w:name="HTML Bottom of Form" w:semiHidden="1" w:unhideWhenUsed="1"/>
-    <w:lsdException w:name="Normal (Web)" w:semiHidden="1" w:unhideWhenUsed="1"/>
-    <w:lsdException w:name="HTML Acronym" w:semiHidden="1" w:unhideWhenUsed="1"/>
-    <w:lsdException w:name="HTML Address" w:semiHidden="1" w:unhideWhenUsed="1"/>
-    <w:lsdException w:name="HTML Cite" w:semiHidden="1" w:unhideWhenUsed="1"/>
-    <w:lsdException w:name="HTML Code" w:semiHidden="1" w:unhideWhenUsed="1"/>
-    <w:lsdException w:name="HTML Definition" w:semiHidden="1" w:unhideWhenUsed="1"/>
-    <w:lsdException w:name="HTML Keyboard" w:semiHidden="1" w:unhideWhenUsed="1"/>
-    <w:lsdException w:name="HTML Preformatted" w:semiHidden="1" w:unhideWhenUsed="1"/>
-    <w:lsdException w:name="HTML Sample" w:semiHidden="1" w:unhideWhenUsed="1"/>
-    <w:lsdException w:name="HTML Typewriter" w:semiHidden="1" w:unhideWhenUsed="1"/>
-    <w:lsdException w:name="HTML Variable" w:semiHidden="1" w:unhideWhenUsed="1"/>
-    <w:lsdException w:name="Normal Table" w:semiHidden="1" w:unhideWhenUsed="1"/>
-    <w:lsdException w:name="annotation subject" w:semiHidden="1" w:unhideWhenUsed="1"/>
-    <w:lsdException w:name="No List" w:semiHidden="1" w:unhideWhenUsed="1"/>
-    <w:lsdException w:name="Outline List 1" w:semiHidden="1" w:unhideWhenUsed="1"/>
-    <w:lsdException w:name="Outline List 2" w:semiHidden="1" w:unhideWhenUsed="1"/>
-    <w:lsdException w:name="Outline List 3" w:semiHidden="1" w:unhideWhenUsed="1"/>
-    <w:lsdException w:name="Table Simple 1" w:semiHidden="1" w:unhideWhenUsed="1"/>
-    <w:lsdException w:name="Table Simple 2" w:semiHidden="1" w:unhideWhenUsed="1"/>
-    <w:lsdException w:name="Table Simple 3" w:semiHidden="1" w:unhideWhenUsed="1"/>
-    <w:lsdException w:name="Table Classic 1" w:semiHidden="1" w:unhideWhenUsed="1"/>
-    <w:lsdException w:name="Table Classic 2" w:semiHidden="1" w:unhideWhenUsed="1"/>
-    <w:lsdException w:name="Table Classic 3" w:semiHidden="1" w:unhideWhenUsed="1"/>
-    <w:lsdException w:name="Table Classic 4" w:semiHidden="1" w:unhideWhenUsed="1"/>
-    <w:lsdException w:name="Table Colorful 1" w:semiHidden="1" w:unhideWhenUsed="1"/>
-    <w:lsdException w:name="Table Colorful 2" w:semiHidden="1" w:unhideWhenUsed="1"/>
-    <w:lsdException w:name="Table Colorful 3" w:semiHidden="1" w:unhideWhenUsed="1"/>
-    <w:lsdException w:name="Table Columns 1" w:semiHidden="1" w:unhideWhenUsed="1"/>
-    <w:lsdException w:name="Table Columns 2" w:semiHidden="1" w:unhideWhenUsed="1"/>
-    <w:lsdException w:name="Table Columns 3" w:semiHidden="1" w:unhideWhenUsed="1"/>
-    <w:lsdException w:name="Table Columns 4" w:semiHidden="1" w:unhideWhenUsed="1"/>
-    <w:lsdException w:name="Table Columns 5" w:semiHidden="1" w:unhideWhenUsed="1"/>
-    <w:lsdException w:name="Table Grid 1" w:semiHidden="1" w:unhideWhenUsed="1"/>
-    <w:lsdException w:name="Table Grid 2" w:semiHidden="1" w:unhideWhenUsed="1"/>
-    <w:lsdException w:name="Table Grid 3" w:semiHidden="1" w:unhideWhenUsed="1"/>
-    <w:lsdException w:name="Table Grid 4" w:semiHidden="1" w:unhideWhenUsed="1"/>
-    <w:lsdException w:name="Table Grid 5" w:semiHidden="1" w:unhideWhenUsed="1"/>
-    <w:lsdException w:name="Table Grid 6" w:semiHidden="1" w:unhideWhenUsed="1"/>
-    <w:lsdException w:name="Table Grid 7" w:semiHidden="1" w:unhideWhenUsed="1"/>
-    <w:lsdException w:name="Table Grid 8" w:semiHidden="1" w:unhideWhenUsed="1"/>
-    <w:lsdException w:name="Table List 1" w:semiHidden="1" w:unhideWhenUsed="1"/>
-    <w:lsdException w:name="Table List 2" w:semiHidden="1" w:unhideWhenUsed="1"/>
-    <w:lsdException w:name="Table List 3" w:semiHidden="1" w:unhideWhenUsed="1"/>
-    <w:lsdException w:name="Table List 4" w:semiHidden="1" w:unhideWhenUsed="1"/>
-    <w:lsdException w:name="Table List 5" w:semiHidden="1" w:unhideWhenUsed="1"/>
-    <w:lsdException w:name="Table List 6" w:semiHidden="1" w:unhideWhenUsed="1"/>
-    <w:lsdException w:name="Table List 7" w:semiHidden="1" w:unhideWhenUsed="1"/>
-    <w:lsdException w:name="Table List 8" w:semiHidden="1" w:unhideWhenUsed="1"/>
-    <w:lsdException w:name="Table 3D effects 1" w:semiHidden="1" w:unhideWhenUsed="1"/>
-    <w:lsdException w:name="Table 3D effects 2" w:semiHidden="1" w:unhideWhenUsed="1"/>
-    <w:lsdException w:name="Table 3D effects 3" w:semiHidden="1" w:unhideWhenUsed="1"/>
-    <w:lsdException w:name="Table Contemporary" w:semiHidden="1" w:unhideWhenUsed="1"/>
-    <w:lsdException w:name="Table Elegant" w:semiHidden="1" w:unhideWhenUsed="1"/>
-    <w:lsdException w:name="Table Professional" w:semiHidden="1" w:unhideWhenUsed="1"/>
-    <w:lsdException w:name="Table Subtle 1" w:semiHidden="1" w:unhideWhenUsed="1"/>
-    <w:lsdException w:name="Table Subtle 2" w:semiHidden="1" w:unhideWhenUsed="1"/>
-    <w:lsdException w:name="Table Web 1" w:semiHidden="1" w:unhideWhenUsed="1"/>
-    <w:lsdException w:name="Table Web 2" w:semiHidden="1" w:unhideWhenUsed="1"/>
-    <w:lsdException w:name="Table Web 3" w:semiHidden="1" w:unhideWhenUsed="1"/>
-    <w:lsdException w:name="Balloon Text" w:semiHidden="1" w:unhideWhenUsed="1"/>
-    <w:lsdException w:name="Table Grid" w:uiPriority="59"/>
-    <w:lsdException w:name="Table Theme" w:semiHidden="1" w:unhideWhenUsed="1"/>
-    <w:lsdException w:name="Placeholder Text" w:semiHidden="1"/>
-    <w:lsdException w:name="No Spacing" w:uiPriority="1" w:qFormat="1"/>
-    <w:lsdException w:name="Light Shading" w:uiPriority="60"/>
-    <w:lsdException w:name="Light List" w:uiPriority="61"/>
-    <w:lsdException w:name="Light Grid" w:uiPriority="62"/>
-    <w:lsdException w:name="Medium Shading 1" w:uiPriority="63"/>
-    <w:lsdException w:name="Medium Shading 2" w:uiPriority="64"/>
-    <w:lsdException w:name="Medium List 1" w:uiPriority="65"/>
-    <w:lsdException w:name="Medium List 2" w:uiPriority="66"/>
-    <w:lsdException w:name="Medium Grid 1" w:uiPriority="67"/>
-    <w:lsdException w:name="Medium Grid 2" w:uiPriority="68"/>
-    <w:lsdException w:name="Medium Grid 3" w:uiPriority="69"/>
-    <w:lsdException w:name="Dark List" w:uiPriority="70"/>
-    <w:lsdException w:name="Colorful Shading" w:uiPriority="71"/>
-    <w:lsdException w:name="Colorful List" w:uiPriority="72"/>
-    <w:lsdException w:name="Colorful Grid" w:uiPriority="73"/>
-    <w:lsdException w:name="Light Shading Accent 1" w:uiPriority="60"/>
-    <w:lsdException w:name="Light List Accent 1" w:uiPriority="61"/>
-    <w:lsdException w:name="Light Grid Accent 1" w:uiPriority="62"/>
-    <w:lsdException w:name="Medium Shading 1 Accent 1" w:uiPriority="63"/>
-    <w:lsdException w:name="Medium Shading 2 Accent 1" w:uiPriority="64"/>
-    <w:lsdException w:name="Medium List 1 Accent 1" w:uiPriority="65"/>
-    <w:lsdException w:name="Revision" w:semiHidden="1"/>
-    <w:lsdException w:name="List Paragraph" w:uiPriority="34" w:qFormat="1"/>
-    <w:lsdException w:name="Quote" w:uiPriority="29" w:qFormat="1"/>
-    <w:lsdException w:name="Intense Quote" w:uiPriority="30" w:qFormat="1"/>
-    <w:lsdException w:name="Medium List 2 Accent 1" w:uiPriority="66"/>
-    <w:lsdException w:name="Medium Grid 1 Accent 1" w:uiPriority="67"/>
-    <w:lsdException w:name="Medium Grid 2 Accent 1" w:uiPriority="68"/>
-    <w:lsdException w:name="Medium Grid 3 Accent 1" w:uiPriority="69"/>
-    <w:lsdException w:name="Dark List Accent 1" w:uiPriority="70"/>
-    <w:lsdException w:name="Colorful Shading Accent 1" w:uiPriority="71"/>
-    <w:lsdException w:name="Colorful List Accent 1" w:uiPriority="72"/>
-    <w:lsdException w:name="Colorful Grid Accent 1" w:uiPriority="73"/>
-    <w:lsdException w:name="Light Shading Accent 2" w:uiPriority="60"/>
-    <w:lsdException w:name="Light List Accent 2" w:uiPriority="61"/>
-    <w:lsdException w:name="Light Grid Accent 2" w:uiPriority="62"/>
-    <w:lsdException w:name="Medium Shading 1 Accent 2" w:uiPriority="63"/>
-    <w:lsdException w:name="Medium Shading 2 Accent 2" w:uiPriority="64"/>
-    <w:lsdException w:name="Medium List 1 Accent 2" w:uiPriority="65"/>
-    <w:lsdException w:name="Medium List 2 Accent 2" w:uiPriority="66"/>
-    <w:lsdException w:name="Medium Grid 1 Accent 2" w:uiPriority="67"/>
-    <w:lsdException w:name="Medium Grid 2 Accent 2" w:uiPriority="68"/>
-    <w:lsdException w:name="Medium Grid 3 Accent 2" w:uiPriority="69"/>
-    <w:lsdException w:name="Dark List Accent 2" w:uiPriority="70"/>
-    <w:lsdException w:name="Colorful Shading Accent 2" w:uiPriority="71"/>
-    <w:lsdException w:name="Colorful List Accent 2" w:uiPriority="72"/>
-    <w:lsdException w:name="Colorful Grid Accent 2" w:uiPriority="73"/>
-    <w:lsdException w:name="Light Shading Accent 3" w:uiPriority="60"/>
-    <w:lsdException w:name="Light List Accent 3" w:uiPriority="61"/>
-    <w:lsdException w:name="Light Grid Accent 3" w:uiPriority="62"/>
-    <w:lsdException w:name="Medium Shading 1 Accent 3" w:uiPriority="63"/>
-    <w:lsdException w:name="Medium Shading 2 Accent 3" w:uiPriority="64"/>
-    <w:lsdException w:name="Medium List 1 Accent 3" w:uiPriority="65"/>
-    <w:lsdException w:name="Medium List 2 Accent 3" w:uiPriority="66"/>
-    <w:lsdException w:name="Medium Grid 1 Accent 3" w:uiPriority="67"/>
-    <w:lsdException w:name="Medium Grid 2 Accent 3" w:uiPriority="68"/>
-    <w:lsdException w:name="Medium Grid 3 Accent 3" w:uiPriority="69"/>
-    <w:lsdException w:name="Dark List Accent 3" w:uiPriority="70"/>
-    <w:lsdException w:name="Colorful Shading Accent 3" w:uiPriority="71"/>
-    <w:lsdException w:name="Colorful List Accent 3" w:uiPriority="72"/>
-    <w:lsdException w:name="Colorful Grid Accent 3" w:uiPriority="73"/>
-    <w:lsdException w:name="Light Shading Accent 4" w:uiPriority="60"/>
-    <w:lsdException w:name="Light List Accent 4" w:uiPriority="61"/>
-    <w:lsdException w:name="Light Grid Accent 4" w:uiPriority="62"/>
-    <w:lsdException w:name="Medium Shading 1 Accent 4" w:uiPriority="63"/>
-    <w:lsdException w:name="Medium Shading 2 Accent 4" w:uiPriority="64"/>
-    <w:lsdException w:name="Medium List 1 Accent 4" w:uiPriority="65"/>
-    <w:lsdException w:name="Medium List 2 Accent 4" w:uiPriority="66"/>
-    <w:lsdException w:name="Medium Grid 1 Accent 4" w:uiPriority="67"/>
-    <w:lsdException w:name="Medium Grid 2 Accent 4" w:uiPriority="68"/>
-    <w:lsdException w:name="Medium Grid 3 Accent 4" w:uiPriority="69"/>
-    <w:lsdException w:name="Dark List Accent 4" w:uiPriority="70"/>
-    <w:lsdException w:name="Colorful Shading Accent 4" w:uiPriority="71"/>
-    <w:lsdException w:name="Colorful List Accent 4" w:uiPriority="72"/>
-    <w:lsdException w:name="Colorful Grid Accent 4" w:uiPriority="73"/>
-    <w:lsdException w:name="Light Shading Accent 5" w:uiPriority="60"/>
-    <w:lsdException w:name="Light List Accent 5" w:uiPriority="61"/>
-    <w:lsdException w:name="Light Grid Accent 5" w:uiPriority="62"/>
-    <w:lsdException w:name="Medium Shading 1 Accent 5" w:uiPriority="63"/>
-    <w:lsdException w:name="Medium Shading 2 Accent 5" w:uiPriority="64"/>
-    <w:lsdException w:name="Medium List 1 Accent 5" w:uiPriority="65"/>
-    <w:lsdException w:name="Medium List 2 Accent 5" w:uiPriority="66"/>
-    <w:lsdException w:name="Medium Grid 1 Accent 5" w:uiPriority="67"/>
-    <w:lsdException w:name="Medium Grid 2 Accent 5" w:uiPriority="68"/>
-    <w:lsdException w:name="Medium Grid 3 Accent 5" w:uiPriority="69"/>
-    <w:lsdException w:name="Dark List Accent 5" w:uiPriority="70"/>
-    <w:lsdException w:name="Colorful Shading Accent 5" w:uiPriority="71"/>
-    <w:lsdException w:name="Colorful List Accent 5" w:uiPriority="72"/>
-    <w:lsdException w:name="Colorful Grid Accent 5" w:uiPriority="73"/>
-    <w:lsdException w:name="Light Shading Accent 6" w:uiPriority="60"/>
-    <w:lsdException w:name="Light List Accent 6" w:uiPriority="61"/>
-    <w:lsdException w:name="Light Grid Accent 6" w:uiPriority="62"/>
-    <w:lsdException w:name="Medium Shading 1 Accent 6" w:uiPriority="63"/>
-    <w:lsdException w:name="Medium Shading 2 Accent 6" w:uiPriority="64"/>
-    <w:lsdException w:name="Medium List 1 Accent 6" w:uiPriority="65"/>
-    <w:lsdException w:name="Medium List 2 Accent 6" w:uiPriority="66"/>
-    <w:lsdException w:name="Medium Grid 1 Accent 6" w:uiPriority="67"/>
-    <w:lsdException w:name="Medium Grid 2 Accent 6" w:uiPriority="68"/>
-    <w:lsdException w:name="Medium Grid 3 Accent 6" w:uiPriority="69"/>
-    <w:lsdException w:name="Dark List Accent 6" w:uiPriority="70"/>
-    <w:lsdException w:name="Colorful Shading Accent 6" w:uiPriority="71"/>
-    <w:lsdException w:name="Colorful List Accent 6" w:uiPriority="72"/>
-    <w:lsdException w:name="Colorful Grid Accent 6" w:uiPriority="73"/>
-    <w:lsdException w:name="Subtle Emphasis" w:uiPriority="19" w:qFormat="1"/>
-    <w:lsdException w:name="Intense Emphasis" w:uiPriority="21" w:qFormat="1"/>
-    <w:lsdException w:name="Subtle Reference" w:uiPriority="31" w:qFormat="1"/>
-    <w:lsdException w:name="Intense Reference" w:uiPriority="32" w:qFormat="1"/>
-    <w:lsdException w:name="Book Title" w:uiPriority="33" w:qFormat="1"/>
-    <w:lsdException w:name="Bibliography" w:semiHidden="1" w:uiPriority="37" w:unhideWhenUsed="1"/>
-    <w:lsdException w:name="TOC Heading" w:semiHidden="1" w:uiPriority="39" w:unhideWhenUsed="1" w:qFormat="1"/>
-    <w:lsdException w:name="Plain Table 1" w:uiPriority="41"/>
-    <w:lsdException w:name="Plain Table 2" w:uiPriority="42"/>
-    <w:lsdException w:name="Plain Table 3" w:uiPriority="43"/>
-    <w:lsdException w:name="Plain Table 4" w:uiPriority="44"/>
-    <w:lsdException w:name="Plain Table 5" w:uiPriority="45"/>
-    <w:lsdException w:name="Grid Table Light" w:uiPriority="40"/>
-    <w:lsdException w:name="Grid Table 1 Light" w:uiPriority="46"/>
-    <w:lsdException w:name="Grid Table 2" w:uiPriority="47"/>
-    <w:lsdException w:name="Grid Table 3" w:uiPriority="48"/>
-    <w:lsdException w:name="Grid Table 4" w:uiPriority="49"/>
-    <w:lsdException w:name="Grid Table 5 Dark" w:uiPriority="50"/>
-    <w:lsdException w:name="Grid Table 6 Colorful" w:uiPriority="51"/>
-    <w:lsdException w:name="Grid Table 7 Colorful" w:uiPriority="52"/>
-    <w:lsdException w:name="Grid Table 1 Light Accent 1" w:uiPriority="46"/>
-    <w:lsdException w:name="Grid Table 2 Accent 1" w:uiPriority="47"/>
-    <w:lsdException w:name="Grid Table 3 Accent 1" w:uiPriority="48"/>
-    <w:lsdException w:name="Grid Table 4 Accent 1" w:uiPriority="49"/>
-    <w:lsdException w:name="Grid Table 5 Dark Accent 1" w:uiPriority="50"/>
-    <w:lsdException w:name="Grid Table 6 Colorful Accent 1" w:uiPriority="51"/>
-    <w:lsdException w:name="Grid Table 7 Colorful Accent 1" w:uiPriority="52"/>
-    <w:lsdException w:name="Grid Table 1 Light Accent 2" w:uiPriority="46"/>
-    <w:lsdException w:name="Grid Table 2 Accent 2" w:uiPriority="47"/>
-    <w:lsdException w:name="Grid Table 3 Accent 2" w:uiPriority="48"/>
-    <w:lsdException w:name="Grid Table 4 Accent 2" w:uiPriority="49"/>
-    <w:lsdException w:name="Grid Table 5 Dark Accent 2" w:uiPriority="50"/>
-    <w:lsdException w:name="Grid Table 6 Colorful Accent 2" w:uiPriority="51"/>
-    <w:lsdException w:name="Grid Table 7 Colorful Accent 2" w:uiPriority="52"/>
-    <w:lsdException w:name="Grid Table 1 Light Accent 3" w:uiPriority="46"/>
-    <w:lsdException w:name="Grid Table 2 Accent 3" w:uiPriority="47"/>
-    <w:lsdException w:name="Grid Table 3 Accent 3" w:uiPriority="48"/>
-    <w:lsdException w:name="Grid Table 4 Accent 3" w:uiPriority="49"/>
-    <w:lsdException w:name="Grid Table 5 Dark Accent 3" w:uiPriority="50"/>
-    <w:lsdException w:name="Grid Table 6 Colorful Accent 3" w:uiPriority="51"/>
-    <w:lsdException w:name="Grid Table 7 Colorful Accent 3" w:uiPriority="52"/>
-    <w:lsdException w:name="Grid Table 1 Light Accent 4" w:uiPriority="46"/>
-    <w:lsdException w:name="Grid Table 2 Accent 4" w:uiPriority="47"/>
-    <w:lsdException w:name="Grid Table 3 Accent 4" w:uiPriority="48"/>
-    <w:lsdException w:name="Grid Table 4 Accent 4" w:uiPriority="49"/>
-    <w:lsdException w:name="Grid Table 5 Dark Accent 4" w:uiPriority="50"/>
-    <w:lsdException w:name="Grid Table 6 Colorful Accent 4" w:uiPriority="51"/>
-    <w:lsdException w:name="Grid Table 7 Colorful Accent 4" w:uiPriority="52"/>
-    <w:lsdException w:name="Grid Table 1 Light Accent 5" w:uiPriority="46"/>
-    <w:lsdException w:name="Grid Table 2 Accent 5" w:uiPriority="47"/>
-    <w:lsdException w:name="Grid Table 3 Accent 5" w:uiPriority="48"/>
-    <w:lsdException w:name="Grid Table 4 Accent 5" w:uiPriority="49"/>
-    <w:lsdException w:name="Grid Table 5 Dark Accent 5" w:uiPriority="50"/>
-    <w:lsdException w:name="Grid Table 6 Colorful Accent 5" w:uiPriority="51"/>
-    <w:lsdException w:name="Grid Table 7 Colorful Accent 5" w:uiPriority="52"/>
-    <w:lsdException w:name="Grid Table 1 Light Accent 6" w:uiPriority="46"/>
-    <w:lsdException w:name="Grid Table 2 Accent 6" w:uiPriority="47"/>
-    <w:lsdException w:name="Grid Table 3 Accent 6" w:uiPriority="48"/>
-    <w:lsdException w:name="Grid Table 4 Accent 6" w:uiPriority="49"/>
-    <w:lsdException w:name="Grid Table 5 Dark Accent 6" w:uiPriority="50"/>
-    <w:lsdException w:name="Grid Table 6 Colorful Accent 6" w:uiPriority="51"/>
-    <w:lsdException w:name="Grid Table 7 Colorful Accent 6" w:uiPriority="52"/>
-    <w:lsdException w:name="List Table 1 Light" w:uiPriority="46"/>
-    <w:lsdException w:name="List Table 2" w:uiPriority="47"/>
-    <w:lsdException w:name="List Table 3" w:uiPriority="48"/>
-    <w:lsdException w:name="List Table 4" w:uiPriority="49"/>
-    <w:lsdException w:name="List Table 5 Dark" w:uiPriority="50"/>
-    <w:lsdException w:name="List Table 6 Colorful" w:uiPriority="51"/>
-    <w:lsdException w:name="List Table 7 Colorful" w:uiPriority="52"/>
-    <w:lsdException w:name="List Table 1 Light Accent 1" w:uiPriority="46"/>
-    <w:lsdException w:name="List Table 2 Accent 1" w:uiPriority="47"/>
-    <w:lsdException w:name="List Table 3 Accent 1" w:uiPriority="48"/>
-    <w:lsdException w:name="List Table 4 Accent 1" w:uiPriority="49"/>
-    <w:lsdException w:name="List Table 5 Dark Accent 1" w:uiPriority="50"/>
-    <w:lsdException w:name="List Table 6 Colorful Accent 1" w:uiPriority="51"/>
-    <w:lsdException w:name="List Table 7 Colorful Accent 1" w:uiPriority="52"/>
-    <w:lsdException w:name="List Table 1 Light Accent 2" w:uiPriority="46"/>
-    <w:lsdException w:name="List Table 2 Accent 2" w:uiPriority="47"/>
-    <w:lsdException w:name="List Table 3 Accent 2" w:uiPriority="48"/>
-    <w:lsdException w:name="List Table 4 Accent 2" w:uiPriority="49"/>
-    <w:lsdException w:name="List Table 5 Dark Accent 2" w:uiPriority="50"/>
-    <w:lsdException w:name="List Table 6 Colorful Accent 2" w:uiPriority="51"/>
-    <w:lsdException w:name="List Table 7 Colorful Accent 2" w:uiPriority="52"/>
-    <w:lsdException w:name="List Table 1 Light Accent 3" w:uiPriority="46"/>
-    <w:lsdException w:name="List Table 2 Accent 3" w:uiPriority="47"/>
-    <w:lsdException w:name="List Table 3 Accent 3" w:uiPriority="48"/>
-    <w:lsdException w:name="List Table 4 Accent 3" w:uiPriority="49"/>
-    <w:lsdException w:name="List Table 5 Dark Accent 3" w:uiPriority="50"/>
-    <w:lsdException w:name="List Table 6 Colorful Accent 3" w:uiPriority="51"/>
-    <w:lsdException w:name="List Table 7 Colorful Accent 3" w:uiPriority="52"/>
-    <w:lsdException w:name="List Table 1 Light Accent 4" w:uiPriority="46"/>
-    <w:lsdException w:name="List Table 2 Accent 4" w:uiPriority="47"/>
-    <w:lsdException w:name="List Table 3 Accent 4" w:uiPriority="48"/>
-    <w:lsdException w:name="List Table 4 Accent 4" w:uiPriority="49"/>
-    <w:lsdException w:name="List Table 5 Dark Accent 4" w:uiPriority="50"/>
-    <w:lsdException w:name="List Table 6 Colorful Accent 4" w:uiPriority="51"/>
-    <w:lsdException w:name="List Table 7 Colorful Accent 4" w:uiPriority="52"/>
-    <w:lsdException w:name="List Table 1 Light Accent 5" w:uiPriority="46"/>
-    <w:lsdException w:name="List Table 2 Accent 5" w:uiPriority="47"/>
-    <w:lsdException w:name="List Table 3 Accent 5" w:uiPriority="48"/>
-    <w:lsdException w:name="List Table 4 Accent 5" w:uiPriority="49"/>
-    <w:lsdException w:name="List Table 5 Dark Accent 5" w:uiPriority="50"/>
-    <w:lsdException w:name="List Table 6 Colorful Accent 5" w:uiPriority="51"/>
-    <w:lsdException w:name="List Table 7 Colorful Accent 5" w:uiPriority="52"/>
-    <w:lsdException w:name="List Table 1 Light Accent 6" w:uiPriority="46"/>
-    <w:lsdException w:name="List Table 2 Accent 6" w:uiPriority="47"/>
-    <w:lsdException w:name="List Table 3 Accent 6" w:uiPriority="48"/>
-    <w:lsdException w:name="List Table 4 Accent 6" w:uiPriority="49"/>
-    <w:lsdException w:name="List Table 5 Dark Accent 6" w:uiPriority="50"/>
-    <w:lsdException w:name="List Table 6 Colorful Accent 6" w:uiPriority="51"/>
-    <w:lsdException w:name="List Table 7 Colorful Accent 6" w:uiPriority="52"/>
+  <w:latentStyles w:defLockedState="0" w:defUIPriority="99" w:defSemiHidden="1" w:defUnhideWhenUsed="1" w:defQFormat="0" w:count="267">
+    <w:lsdException w:name="Normal" w:semiHidden="0" w:uiPriority="0" w:unhideWhenUsed="0" w:qFormat="1"/>
+    <w:lsdException w:name="heading 1" w:semiHidden="0" w:uiPriority="9" w:unhideWhenUsed="0" w:qFormat="1"/>
+    <w:lsdException w:name="heading 2" w:uiPriority="9" w:qFormat="1"/>
+    <w:lsdException w:name="heading 3" w:uiPriority="9" w:qFormat="1"/>
+    <w:lsdException w:name="heading 4" w:uiPriority="9" w:qFormat="1"/>
+    <w:lsdException w:name="heading 5" w:uiPriority="9" w:qFormat="1"/>
+    <w:lsdException w:name="heading 6" w:uiPriority="9" w:qFormat="1"/>
+    <w:lsdException w:name="heading 7" w:uiPriority="9" w:qFormat="1"/>
+    <w:lsdException w:name="heading 8" w:uiPriority="9" w:qFormat="1"/>
+    <w:lsdException w:name="heading 9" w:uiPriority="9" w:qFormat="1"/>
+    <w:lsdException w:name="toc 1" w:uiPriority="39"/>
+    <w:lsdException w:name="toc 2" w:uiPriority="39"/>
+    <w:lsdException w:name="toc 3" w:uiPriority="39"/>
+    <w:lsdException w:name="toc 4" w:uiPriority="39"/>
+    <w:lsdException w:name="toc 5" w:uiPriority="39"/>
+    <w:lsdException w:name="toc 6" w:uiPriority="39"/>
+    <w:lsdException w:name="toc 7" w:uiPriority="39"/>
+    <w:lsdException w:name="toc 8" w:uiPriority="39"/>
+    <w:lsdException w:name="toc 9" w:uiPriority="39"/>
+    <w:lsdException w:name="caption" w:uiPriority="35" w:qFormat="1"/>
+    <w:lsdException w:name="Title" w:semiHidden="0" w:uiPriority="10" w:unhideWhenUsed="0" w:qFormat="1"/>
+    <w:lsdException w:name="Default Paragraph Font" w:uiPriority="1"/>
+    <w:lsdException w:name="Subtitle" w:semiHidden="0" w:uiPriority="11" w:unhideWhenUsed="0" w:qFormat="1"/>
+    <w:lsdException w:name="Strong" w:semiHidden="0" w:uiPriority="22" w:unhideWhenUsed="0" w:qFormat="1"/>
+    <w:lsdException w:name="Emphasis" w:semiHidden="0" w:uiPriority="20" w:unhideWhenUsed="0" w:qFormat="1"/>
+    <w:lsdException w:name="Table Grid" w:semiHidden="0" w:uiPriority="59" w:unhideWhenUsed="0"/>
+    <w:lsdException w:name="Placeholder Text" w:unhideWhenUsed="0"/>
+    <w:lsdException w:name="No Spacing" w:semiHidden="0" w:uiPriority="1" w:unhideWhenUsed="0" w:qFormat="1"/>
+    <w:lsdException w:name="Light Shading" w:semiHidden="0" w:uiPriority="60" w:unhideWhenUsed="0"/>
+    <w:lsdException w:name="Light List" w:semiHidden="0" w:uiPriority="61" w:unhideWhenUsed="0"/>
+    <w:lsdException w:name="Light Grid" w:semiHidden="0" w:uiPriority="62" w:unhideWhenUsed="0"/>
+    <w:lsdException w:name="Medium Shading 1" w:semiHidden="0" w:uiPriority="63" w:unhideWhenUsed="0"/>
+    <w:lsdException w:name="Medium Shading 2" w:semiHidden="0" w:uiPriority="64" w:unhideWhenUsed="0"/>
+    <w:lsdException w:name="Medium List 1" w:semiHidden="0" w:uiPriority="65" w:unhideWhenUsed="0"/>
+    <w:lsdException w:name="Medium List 2" w:semiHidden="0" w:uiPriority="66" w:unhideWhenUsed="0"/>
+    <w:lsdException w:name="Medium Grid 1" w:semiHidden="0" w:uiPriority="67" w:unhideWhenUsed="0"/>
+    <w:lsdException w:name="Medium Grid 2" w:semiHidden="0" w:uiPriority="68" w:unhideWhenUsed="0"/>
+    <w:lsdException w:name="Medium Grid 3" w:semiHidden="0" w:uiPriority="69" w:unhideWhenUsed="0"/>
+    <w:lsdException w:name="Dark List" w:semiHidden="0" w:uiPriority="70" w:unhideWhenUsed="0"/>
+    <w:lsdException w:name="Colorful Shading" w:semiHidden="0" w:uiPriority="71" w:unhideWhenUsed="0"/>
+    <w:lsdException w:name="Colorful List" w:semiHidden="0" w:uiPriority="72" w:unhideWhenUsed="0"/>
+    <w:lsdException w:name="Colorful Grid" w:semiHidden="0" w:uiPriority="73" w:unhideWhenUsed="0"/>
+    <w:lsdException w:name="Light Shading Accent 1" w:semiHidden="0" w:uiPriority="60" w:unhideWhenUsed="0"/>
+    <w:lsdException w:name="Light List Accent 1" w:semiHidden="0" w:uiPriority="61" w:unhideWhenUsed="0"/>
+    <w:lsdException w:name="Light Grid Accent 1" w:semiHidden="0" w:uiPriority="62" w:unhideWhenUsed="0"/>
+    <w:lsdException w:name="Medium Shading 1 Accent 1" w:semiHidden="0" w:uiPriority="63" w:unhideWhenUsed="0"/>
+    <w:lsdException w:name="Medium Shading 2 Accent 1" w:semiHidden="0" w:uiPriority="64" w:unhideWhenUsed="0"/>
+    <w:lsdException w:name="Medium List 1 Accent 1" w:semiHidden="0" w:uiPriority="65" w:unhideWhenUsed="0"/>
+    <w:lsdException w:name="Revision" w:unhideWhenUsed="0"/>
+    <w:lsdException w:name="List Paragraph" w:semiHidden="0" w:uiPriority="34" w:unhideWhenUsed="0" w:qFormat="1"/>
+    <w:lsdException w:name="Quote" w:semiHidden="0" w:uiPriority="29" w:unhideWhenUsed="0" w:qFormat="1"/>
+    <w:lsdException w:name="Intense Quote" w:semiHidden="0" w:uiPriority="30" w:unhideWhenUsed="0" w:qFormat="1"/>
+    <w:lsdException w:name="Medium List 2 Accent 1" w:semiHidden="0" w:uiPriority="66" w:unhideWhenUsed="0"/>
+    <w:lsdException w:name="Medium Grid 1 Accent 1" w:semiHidden="0" w:uiPriority="67" w:unhideWhenUsed="0"/>
+    <w:lsdException w:name="Medium Grid 2 Accent 1" w:semiHidden="0" w:uiPriority="68" w:unhideWhenUsed="0"/>
+    <w:lsdException w:name="Medium Grid 3 Accent 1" w:semiHidden="0" w:uiPriority="69" w:unhideWhenUsed="0"/>
+    <w:lsdException w:name="Dark List Accent 1" w:semiHidden="0" w:uiPriority="70" w:unhideWhenUsed="0"/>
+    <w:lsdException w:name="Colorful Shading Accent 1" w:semiHidden="0" w:uiPriority="71" w:unhideWhenUsed="0"/>
+    <w:lsdException w:name="Colorful List Accent 1" w:semiHidden="0" w:uiPriority="72" w:unhideWhenUsed="0"/>
+    <w:lsdException w:name="Colorful Grid Accent 1" w:semiHidden="0" w:uiPriority="73" w:unhideWhenUsed="0"/>
+    <w:lsdException w:name="Light Shading Accent 2" w:semiHidden="0" w:uiPriority="60" w:unhideWhenUsed="0"/>
+    <w:lsdException w:name="Light List Accent 2" w:semiHidden="0" w:uiPriority="61" w:unhideWhenUsed="0"/>
+    <w:lsdException w:name="Light Grid Accent 2" w:semiHidden="0" w:uiPriority="62" w:unhideWhenUsed="0"/>
+    <w:lsdException w:name="Medium Shading 1 Accent 2" w:semiHidden="0" w:uiPriority="63" w:unhideWhenUsed="0"/>
+    <w:lsdException w:name="Medium Shading 2 Accent 2" w:semiHidden="0" w:uiPriority="64" w:unhideWhenUsed="0"/>
+    <w:lsdException w:name="Medium List 1 Accent 2" w:semiHidden="0" w:uiPriority="65" w:unhideWhenUsed="0"/>
+    <w:lsdException w:name="Medium List 2 Accent 2" w:semiHidden="0" w:uiPriority="66" w:unhideWhenUsed="0"/>
+    <w:lsdException w:name="Medium Grid 1 Accent 2" w:semiHidden="0" w:uiPriority="67" w:unhideWhenUsed="0"/>
+    <w:lsdException w:name="Medium Grid 2 Accent 2" w:semiHidden="0" w:uiPriority="68" w:unhideWhenUsed="0"/>
+    <w:lsdException w:name="Medium Grid 3 Accent 2" w:semiHidden="0" w:uiPriority="69" w:unhideWhenUsed="0"/>
+    <w:lsdException w:name="Dark List Accent 2" w:semiHidden="0" w:uiPriority="70" w:unhideWhenUsed="0"/>
+    <w:lsdException w:name="Colorful Shading Accent 2" w:semiHidden="0" w:uiPriority="71" w:unhideWhenUsed="0"/>
+    <w:lsdException w:name="Colorful List Accent 2" w:semiHidden="0" w:uiPriority="72" w:unhideWhenUsed="0"/>
+    <w:lsdException w:name="Colorful Grid Accent 2" w:semiHidden="0" w:uiPriority="73" w:unhideWhenUsed="0"/>
+    <w:lsdException w:name="Light Shading Accent 3" w:semiHidden="0" w:uiPriority="60" w:unhideWhenUsed="0"/>
+    <w:lsdException w:name="Light List Accent 3" w:semiHidden="0" w:uiPriority="61" w:unhideWhenUsed="0"/>
+    <w:lsdException w:name="Light Grid Accent 3" w:semiHidden="0" w:uiPriority="62" w:unhideWhenUsed="0"/>
+    <w:lsdException w:name="Medium Shading 1 Accent 3" w:semiHidden="0" w:uiPriority="63" w:unhideWhenUsed="0"/>
+    <w:lsdException w:name="Medium Shading 2 Accent 3" w:semiHidden="0" w:uiPriority="64" w:unhideWhenUsed="0"/>
+    <w:lsdException w:name="Medium List 1 Accent 3" w:semiHidden="0" w:uiPriority="65" w:unhideWhenUsed="0"/>
+    <w:lsdException w:name="Medium List 2 Accent 3" w:semiHidden="0" w:uiPriority="66" w:unhideWhenUsed="0"/>
+    <w:lsdException w:name="Medium Grid 1 Accent 3" w:semiHidden="0" w:uiPriority="67" w:unhideWhenUsed="0"/>
+    <w:lsdException w:name="Medium Grid 2 Accent 3" w:semiHidden="0" w:uiPriority="68" w:unhideWhenUsed="0"/>
+    <w:lsdException w:name="Medium Grid 3 Accent 3" w:semiHidden="0" w:uiPriority="69" w:unhideWhenUsed="0"/>
+    <w:lsdException w:name="Dark List Accent 3" w:semiHidden="0" w:uiPriority="70" w:unhideWhenUsed="0"/>
+    <w:lsdException w:name="Colorful Shading Accent 3" w:semiHidden="0" w:uiPriority="71" w:unhideWhenUsed="0"/>
+    <w:lsdException w:name="Colorful List Accent 3" w:semiHidden="0" w:uiPriority="72" w:unhideWhenUsed="0"/>
+    <w:lsdException w:name="Colorful Grid Accent 3" w:semiHidden="0" w:uiPriority="73" w:unhideWhenUsed="0"/>
+    <w:lsdException w:name="Light Shading Accent 4" w:semiHidden="0" w:uiPriority="60" w:unhideWhenUsed="0"/>
+    <w:lsdException w:name="Light List Accent 4" w:semiHidden="0" w:uiPriority="61" w:unhideWhenUsed="0"/>
+    <w:lsdException w:name="Light Grid Accent 4" w:semiHidden="0" w:uiPriority="62" w:unhideWhenUsed="0"/>
+    <w:lsdException w:name="Medium Shading 1 Accent 4" w:semiHidden="0" w:uiPriority="63" w:unhideWhenUsed="0"/>
+    <w:lsdException w:name="Medium Shading 2 Accent 4" w:semiHidden="0" w:uiPriority="64" w:unhideWhenUsed="0"/>
+    <w:lsdException w:name="Medium List 1 Accent 4" w:semiHidden="0" w:uiPriority="65" w:unhideWhenUsed="0"/>
+    <w:lsdException w:name="Medium List 2 Accent 4" w:semiHidden="0" w:uiPriority="66" w:unhideWhenUsed="0"/>
+    <w:lsdException w:name="Medium Grid 1 Accent 4" w:semiHidden="0" w:uiPriority="67" w:unhideWhenUsed="0"/>
+    <w:lsdException w:name="Medium Grid 2 Accent 4" w:semiHidden="0" w:uiPriority="68" w:unhideWhenUsed="0"/>
+    <w:lsdException w:name="Medium Grid 3 Accent 4" w:semiHidden="0" w:uiPriority="69" w:unhideWhenUsed="0"/>
+    <w:lsdException w:name="Dark List Accent 4" w:semiHidden="0" w:uiPriority="70" w:unhideWhenUsed="0"/>
+    <w:lsdException w:name="Colorful Shading Accent 4" w:semiHidden="0" w:uiPriority="71" w:unhideWhenUsed="0"/>
+    <w:lsdException w:name="Colorful List Accent 4" w:semiHidden="0" w:uiPriority="72" w:unhideWhenUsed="0"/>
+    <w:lsdException w:name="Colorful Grid Accent 4" w:semiHidden="0" w:uiPriority="73" w:unhideWhenUsed="0"/>
+    <w:lsdException w:name="Light Shading Accent 5" w:semiHidden="0" w:uiPriority="60" w:unhideWhenUsed="0"/>
+    <w:lsdException w:name="Light List Accent 5" w:semiHidden="0" w:uiPriority="61" w:unhideWhenUsed="0"/>
+    <w:lsdException w:name="Light Grid Accent 5" w:semiHidden="0" w:uiPriority="62" w:unhideWhenUsed="0"/>
+    <w:lsdException w:name="Medium Shading 1 Accent 5" w:semiHidden="0" w:uiPriority="63" w:unhideWhenUsed="0"/>
+    <w:lsdException w:name="Medium Shading 2 Accent 5" w:semiHidden="0" w:uiPriority="64" w:unhideWhenUsed="0"/>
+    <w:lsdException w:name="Medium List 1 Accent 5" w:semiHidden="0" w:uiPriority="65" w:unhideWhenUsed="0"/>
+    <w:lsdException w:name="Medium List 2 Accent 5" w:semiHidden="0" w:uiPriority="66" w:unhideWhenUsed="0"/>
+    <w:lsdException w:name="Medium Grid 1 Accent 5" w:semiHidden="0" w:uiPriority="67" w:unhideWhenUsed="0"/>
+    <w:lsdException w:name="Medium Grid 2 Accent 5" w:semiHidden="0" w:uiPriority="68" w:unhideWhenUsed="0"/>
+    <w:lsdException w:name="Medium Grid 3 Accent 5" w:semiHidden="0" w:uiPriority="69" w:unhideWhenUsed="0"/>
+    <w:lsdException w:name="Dark List Accent 5" w:semiHidden="0" w:uiPriority="70" w:unhideWhenUsed="0"/>
+    <w:lsdException w:name="Colorful Shading Accent 5" w:semiHidden="0" w:uiPriority="71" w:unhideWhenUsed="0"/>
+    <w:lsdException w:name="Colorful List Accent 5" w:semiHidden="0" w:uiPriority="72" w:unhideWhenUsed="0"/>
+    <w:lsdException w:name="Colorful Grid Accent 5" w:semiHidden="0" w:uiPriority="73" w:unhideWhenUsed="0"/>
+    <w:lsdException w:name="Light Shading Accent 6" w:semiHidden="0" w:uiPriority="60" w:unhideWhenUsed="0"/>
+    <w:lsdException w:name="Light List Accent 6" w:semiHidden="0" w:uiPriority="61" w:unhideWhenUsed="0"/>
+    <w:lsdException w:name="Light Grid Accent 6" w:semiHidden="0" w:uiPriority="62" w:unhideWhenUsed="0"/>
+    <w:lsdException w:name="Medium Shading 1 Accent 6" w:semiHidden="0" w:uiPriority="63" w:unhideWhenUsed="0"/>
+    <w:lsdException w:name="Medium Shading 2 Accent 6" w:semiHidden="0" w:uiPriority="64" w:unhideWhenUsed="0"/>
+    <w:lsdException w:name="Medium List 1 Accent 6" w:semiHidden="0" w:uiPriority="65" w:unhideWhenUsed="0"/>
+    <w:lsdException w:name="Medium List 2 Accent 6" w:semiHidden="0" w:uiPriority="66" w:unhideWhenUsed="0"/>
+    <w:lsdException w:name="Medium Grid 1 Accent 6" w:semiHidden="0" w:uiPriority="67" w:unhideWhenUsed="0"/>
+    <w:lsdException w:name="Medium Grid 2 Accent 6" w:semiHidden="0" w:uiPriority="68" w:unhideWhenUsed="0"/>
+    <w:lsdException w:name="Medium Grid 3 Accent 6" w:semiHidden="0" w:uiPriority="69" w:unhideWhenUsed="0"/>
+    <w:lsdException w:name="Dark List Accent 6" w:semiHidden="0" w:uiPriority="70" w:unhideWhenUsed="0"/>
+    <w:lsdException w:name="Colorful Shading Accent 6" w:semiHidden="0" w:uiPriority="71" w:unhideWhenUsed="0"/>
+    <w:lsdException w:name="Colorful List Accent 6" w:semiHidden="0" w:uiPriority="72" w:unhideWhenUsed="0"/>
+    <w:lsdException w:name="Colorful Grid Accent 6" w:semiHidden="0" w:uiPriority="73" w:unhideWhenUsed="0"/>
+    <w:lsdException w:name="Subtle Emphasis" w:semiHidden="0" w:uiPriority="19" w:unhideWhenUsed="0" w:qFormat="1"/>
+    <w:lsdException w:name="Intense Emphasis" w:semiHidden="0" w:uiPriority="21" w:unhideWhenUsed="0" w:qFormat="1"/>
+    <w:lsdException w:name="Subtle Reference" w:semiHidden="0" w:uiPriority="31" w:unhideWhenUsed="0" w:qFormat="1"/>
+    <w:lsdException w:name="Intense Reference" w:semiHidden="0" w:uiPriority="32" w:unhideWhenUsed="0" w:qFormat="1"/>
+    <w:lsdException w:name="Book Title" w:semiHidden="0" w:uiPriority="33" w:unhideWhenUsed="0" w:qFormat="1"/>
+    <w:lsdException w:name="Bibliography" w:uiPriority="37"/>
+    <w:lsdException w:name="TOC Heading" w:uiPriority="39" w:qFormat="1"/>
   </w:latentStyles>
-  <w:style w:type="paragraph" w:default="1" w:styleId="Normal">
+  <w:style w:type="paragraph" w:default="1" w:styleId="a0">
     <w:name w:val="Normal"/>
     <w:qFormat/>
     <w:rsid w:val="00647C84"/>
@@ -12528,11 +12453,11 @@
       <w:szCs w:val="24"/>
     </w:rPr>
   </w:style>
-  <w:style w:type="paragraph" w:styleId="Heading1">
+  <w:style w:type="paragraph" w:styleId="1">
     <w:name w:val="heading 1"/>
-    <w:basedOn w:val="Normal"/>
-    <w:next w:val="Normal"/>
-    <w:link w:val="Heading1Char"/>
+    <w:basedOn w:val="a0"/>
+    <w:next w:val="a0"/>
+    <w:link w:val="10"/>
     <w:uiPriority w:val="9"/>
     <w:qFormat/>
     <w:rsid w:val="00C528A5"/>
@@ -12559,11 +12484,11 @@
       <w:lang w:eastAsia="bg-BG"/>
     </w:rPr>
   </w:style>
-  <w:style w:type="paragraph" w:styleId="Heading2">
+  <w:style w:type="paragraph" w:styleId="2">
     <w:name w:val="heading 2"/>
-    <w:basedOn w:val="Normal"/>
-    <w:next w:val="Normal"/>
-    <w:link w:val="Heading2Char"/>
+    <w:basedOn w:val="a0"/>
+    <w:next w:val="a0"/>
+    <w:link w:val="20"/>
     <w:uiPriority w:val="9"/>
     <w:unhideWhenUsed/>
     <w:qFormat/>
@@ -12588,11 +12513,11 @@
       <w:szCs w:val="28"/>
     </w:rPr>
   </w:style>
-  <w:style w:type="paragraph" w:styleId="Heading3">
+  <w:style w:type="paragraph" w:styleId="3">
     <w:name w:val="heading 3"/>
-    <w:basedOn w:val="Normal"/>
-    <w:next w:val="Normal"/>
-    <w:link w:val="Heading3Char"/>
+    <w:basedOn w:val="a0"/>
+    <w:next w:val="a0"/>
+    <w:link w:val="30"/>
     <w:uiPriority w:val="9"/>
     <w:unhideWhenUsed/>
     <w:qFormat/>
@@ -12615,11 +12540,11 @@
       <w:lang w:eastAsia="bg-BG"/>
     </w:rPr>
   </w:style>
-  <w:style w:type="paragraph" w:styleId="Heading4">
+  <w:style w:type="paragraph" w:styleId="4">
     <w:name w:val="heading 4"/>
-    <w:basedOn w:val="Normal"/>
-    <w:next w:val="Normal"/>
-    <w:link w:val="Heading4Char"/>
+    <w:basedOn w:val="a0"/>
+    <w:next w:val="a0"/>
+    <w:link w:val="40"/>
     <w:uiPriority w:val="9"/>
     <w:unhideWhenUsed/>
     <w:qFormat/>
@@ -12643,11 +12568,11 @@
       <w:color w:val="000000" w:themeColor="text1"/>
     </w:rPr>
   </w:style>
-  <w:style w:type="paragraph" w:styleId="Heading5">
+  <w:style w:type="paragraph" w:styleId="5">
     <w:name w:val="heading 5"/>
-    <w:basedOn w:val="Normal"/>
-    <w:next w:val="Normal"/>
-    <w:link w:val="Heading5Char"/>
+    <w:basedOn w:val="a0"/>
+    <w:next w:val="a0"/>
+    <w:link w:val="50"/>
     <w:uiPriority w:val="9"/>
     <w:semiHidden/>
     <w:unhideWhenUsed/>
@@ -12668,11 +12593,11 @@
       <w:color w:val="17365D" w:themeColor="text2" w:themeShade="BF"/>
     </w:rPr>
   </w:style>
-  <w:style w:type="paragraph" w:styleId="Heading6">
+  <w:style w:type="paragraph" w:styleId="6">
     <w:name w:val="heading 6"/>
-    <w:basedOn w:val="Normal"/>
-    <w:next w:val="Normal"/>
-    <w:link w:val="Heading6Char"/>
+    <w:basedOn w:val="a0"/>
+    <w:next w:val="a0"/>
+    <w:link w:val="60"/>
     <w:uiPriority w:val="9"/>
     <w:semiHidden/>
     <w:unhideWhenUsed/>
@@ -12695,11 +12620,11 @@
       <w:color w:val="17365D" w:themeColor="text2" w:themeShade="BF"/>
     </w:rPr>
   </w:style>
-  <w:style w:type="paragraph" w:styleId="Heading7">
+  <w:style w:type="paragraph" w:styleId="7">
     <w:name w:val="heading 7"/>
-    <w:basedOn w:val="Normal"/>
-    <w:next w:val="Normal"/>
-    <w:link w:val="Heading7Char"/>
+    <w:basedOn w:val="a0"/>
+    <w:next w:val="a0"/>
+    <w:link w:val="70"/>
     <w:uiPriority w:val="9"/>
     <w:semiHidden/>
     <w:unhideWhenUsed/>
@@ -12722,11 +12647,11 @@
       <w:color w:val="404040" w:themeColor="text1" w:themeTint="BF"/>
     </w:rPr>
   </w:style>
-  <w:style w:type="paragraph" w:styleId="Heading8">
+  <w:style w:type="paragraph" w:styleId="8">
     <w:name w:val="heading 8"/>
-    <w:basedOn w:val="Normal"/>
-    <w:next w:val="Normal"/>
-    <w:link w:val="Heading8Char"/>
+    <w:basedOn w:val="a0"/>
+    <w:next w:val="a0"/>
+    <w:link w:val="80"/>
     <w:uiPriority w:val="9"/>
     <w:semiHidden/>
     <w:unhideWhenUsed/>
@@ -12749,11 +12674,11 @@
       <w:szCs w:val="20"/>
     </w:rPr>
   </w:style>
-  <w:style w:type="paragraph" w:styleId="Heading9">
+  <w:style w:type="paragraph" w:styleId="9">
     <w:name w:val="heading 9"/>
-    <w:basedOn w:val="Normal"/>
-    <w:next w:val="Normal"/>
-    <w:link w:val="Heading9Char"/>
+    <w:basedOn w:val="a0"/>
+    <w:next w:val="a0"/>
+    <w:link w:val="90"/>
     <w:uiPriority w:val="9"/>
     <w:semiHidden/>
     <w:unhideWhenUsed/>
@@ -12778,13 +12703,13 @@
       <w:szCs w:val="20"/>
     </w:rPr>
   </w:style>
-  <w:style w:type="character" w:default="1" w:styleId="DefaultParagraphFont">
+  <w:style w:type="character" w:default="1" w:styleId="a1">
     <w:name w:val="Default Paragraph Font"/>
     <w:uiPriority w:val="1"/>
     <w:semiHidden/>
     <w:unhideWhenUsed/>
   </w:style>
-  <w:style w:type="table" w:default="1" w:styleId="TableNormal">
+  <w:style w:type="table" w:default="1" w:styleId="a2">
     <w:name w:val="Normal Table"/>
     <w:uiPriority w:val="99"/>
     <w:semiHidden/>
@@ -12799,16 +12724,16 @@
       </w:tblCellMar>
     </w:tblPr>
   </w:style>
-  <w:style w:type="numbering" w:default="1" w:styleId="NoList">
+  <w:style w:type="numbering" w:default="1" w:styleId="a3">
     <w:name w:val="No List"/>
     <w:uiPriority w:val="99"/>
     <w:semiHidden/>
     <w:unhideWhenUsed/>
   </w:style>
-  <w:style w:type="paragraph" w:styleId="BalloonText">
+  <w:style w:type="paragraph" w:styleId="a4">
     <w:name w:val="Balloon Text"/>
-    <w:basedOn w:val="Normal"/>
-    <w:link w:val="BalloonTextChar"/>
+    <w:basedOn w:val="a0"/>
+    <w:link w:val="a5"/>
     <w:uiPriority w:val="99"/>
     <w:semiHidden/>
     <w:unhideWhenUsed/>
@@ -12822,10 +12747,10 @@
       <w:szCs w:val="16"/>
     </w:rPr>
   </w:style>
-  <w:style w:type="character" w:customStyle="1" w:styleId="BalloonTextChar">
-    <w:name w:val="Balloon Text Char"/>
-    <w:basedOn w:val="DefaultParagraphFont"/>
-    <w:link w:val="BalloonText"/>
+  <w:style w:type="character" w:customStyle="1" w:styleId="a5">
+    <w:name w:val="Изнесен текст Знак"/>
+    <w:basedOn w:val="a1"/>
+    <w:link w:val="a4"/>
     <w:uiPriority w:val="99"/>
     <w:semiHidden/>
     <w:rsid w:val="00DE2771"/>
@@ -12835,9 +12760,9 @@
       <w:szCs w:val="16"/>
     </w:rPr>
   </w:style>
-  <w:style w:type="paragraph" w:styleId="NormalWeb">
+  <w:style w:type="paragraph" w:styleId="a6">
     <w:name w:val="Normal (Web)"/>
-    <w:basedOn w:val="Normal"/>
+    <w:basedOn w:val="a0"/>
     <w:uiPriority w:val="99"/>
     <w:unhideWhenUsed/>
     <w:rsid w:val="00105525"/>
@@ -12849,9 +12774,9 @@
       <w:lang w:eastAsia="bg-BG"/>
     </w:rPr>
   </w:style>
-  <w:style w:type="character" w:styleId="Hyperlink">
+  <w:style w:type="character" w:styleId="a7">
     <w:name w:val="Hyperlink"/>
-    <w:basedOn w:val="DefaultParagraphFont"/>
+    <w:basedOn w:val="a1"/>
     <w:uiPriority w:val="99"/>
     <w:unhideWhenUsed/>
     <w:rsid w:val="00105525"/>
@@ -12860,10 +12785,10 @@
       <w:u w:val="single"/>
     </w:rPr>
   </w:style>
-  <w:style w:type="paragraph" w:styleId="Header">
+  <w:style w:type="paragraph" w:styleId="a8">
     <w:name w:val="header"/>
-    <w:basedOn w:val="Normal"/>
-    <w:link w:val="HeaderChar"/>
+    <w:basedOn w:val="a0"/>
+    <w:link w:val="a9"/>
     <w:uiPriority w:val="99"/>
     <w:unhideWhenUsed/>
     <w:rsid w:val="00506156"/>
@@ -12875,17 +12800,17 @@
       <w:spacing w:after="0" w:line="240" w:lineRule="auto"/>
     </w:pPr>
   </w:style>
-  <w:style w:type="character" w:customStyle="1" w:styleId="HeaderChar">
-    <w:name w:val="Header Char"/>
-    <w:basedOn w:val="DefaultParagraphFont"/>
-    <w:link w:val="Header"/>
+  <w:style w:type="character" w:customStyle="1" w:styleId="a9">
+    <w:name w:val="Горен колонтитул Знак"/>
+    <w:basedOn w:val="a1"/>
+    <w:link w:val="a8"/>
     <w:uiPriority w:val="99"/>
     <w:rsid w:val="00506156"/>
   </w:style>
-  <w:style w:type="paragraph" w:styleId="Footer">
+  <w:style w:type="paragraph" w:styleId="aa">
     <w:name w:val="footer"/>
-    <w:basedOn w:val="Normal"/>
-    <w:link w:val="FooterChar"/>
+    <w:basedOn w:val="a0"/>
+    <w:link w:val="ab"/>
     <w:uiPriority w:val="99"/>
     <w:unhideWhenUsed/>
     <w:rsid w:val="00506156"/>
@@ -12897,17 +12822,17 @@
       <w:spacing w:after="0" w:line="240" w:lineRule="auto"/>
     </w:pPr>
   </w:style>
-  <w:style w:type="character" w:customStyle="1" w:styleId="FooterChar">
-    <w:name w:val="Footer Char"/>
-    <w:basedOn w:val="DefaultParagraphFont"/>
-    <w:link w:val="Footer"/>
+  <w:style w:type="character" w:customStyle="1" w:styleId="ab">
+    <w:name w:val="Долен колонтитул Знак"/>
+    <w:basedOn w:val="a1"/>
+    <w:link w:val="aa"/>
     <w:uiPriority w:val="99"/>
     <w:rsid w:val="00506156"/>
   </w:style>
-  <w:style w:type="paragraph" w:styleId="ListParagraph">
+  <w:style w:type="paragraph" w:styleId="ac">
     <w:name w:val="List Paragraph"/>
-    <w:basedOn w:val="Normal"/>
-    <w:link w:val="ListParagraphChar"/>
+    <w:basedOn w:val="a0"/>
+    <w:link w:val="ad"/>
     <w:uiPriority w:val="34"/>
     <w:qFormat/>
     <w:rsid w:val="00304F91"/>
@@ -12916,10 +12841,10 @@
       <w:contextualSpacing/>
     </w:pPr>
   </w:style>
-  <w:style w:type="character" w:customStyle="1" w:styleId="Heading1Char">
-    <w:name w:val="Heading 1 Char"/>
-    <w:basedOn w:val="DefaultParagraphFont"/>
-    <w:link w:val="Heading1"/>
+  <w:style w:type="character" w:customStyle="1" w:styleId="10">
+    <w:name w:val="Заглавие 1 Знак"/>
+    <w:basedOn w:val="a1"/>
+    <w:link w:val="1"/>
     <w:uiPriority w:val="9"/>
     <w:rsid w:val="00C528A5"/>
     <w:rPr>
@@ -12933,10 +12858,10 @@
       <w:lang w:eastAsia="bg-BG"/>
     </w:rPr>
   </w:style>
-  <w:style w:type="character" w:customStyle="1" w:styleId="Heading2Char">
-    <w:name w:val="Heading 2 Char"/>
-    <w:basedOn w:val="DefaultParagraphFont"/>
-    <w:link w:val="Heading2"/>
+  <w:style w:type="character" w:customStyle="1" w:styleId="20">
+    <w:name w:val="Заглавие 2 Знак"/>
+    <w:basedOn w:val="a1"/>
+    <w:link w:val="2"/>
     <w:uiPriority w:val="9"/>
     <w:rsid w:val="00304AAF"/>
     <w:rPr>
@@ -12949,10 +12874,10 @@
       <w:szCs w:val="28"/>
     </w:rPr>
   </w:style>
-  <w:style w:type="character" w:customStyle="1" w:styleId="Heading3Char">
-    <w:name w:val="Heading 3 Char"/>
-    <w:basedOn w:val="DefaultParagraphFont"/>
-    <w:link w:val="Heading3"/>
+  <w:style w:type="character" w:customStyle="1" w:styleId="30">
+    <w:name w:val="Заглавие 3 Знак"/>
+    <w:basedOn w:val="a1"/>
+    <w:link w:val="3"/>
     <w:uiPriority w:val="9"/>
     <w:rsid w:val="00C528A5"/>
     <w:rPr>
@@ -12965,10 +12890,10 @@
       <w:lang w:eastAsia="bg-BG"/>
     </w:rPr>
   </w:style>
-  <w:style w:type="character" w:customStyle="1" w:styleId="Heading4Char">
-    <w:name w:val="Heading 4 Char"/>
-    <w:basedOn w:val="DefaultParagraphFont"/>
-    <w:link w:val="Heading4"/>
+  <w:style w:type="character" w:customStyle="1" w:styleId="40">
+    <w:name w:val="Заглавие 4 Знак"/>
+    <w:basedOn w:val="a1"/>
+    <w:link w:val="4"/>
     <w:uiPriority w:val="9"/>
     <w:rsid w:val="00384DA0"/>
     <w:rPr>
@@ -12982,10 +12907,10 @@
       <w:szCs w:val="24"/>
     </w:rPr>
   </w:style>
-  <w:style w:type="character" w:customStyle="1" w:styleId="Heading5Char">
-    <w:name w:val="Heading 5 Char"/>
-    <w:basedOn w:val="DefaultParagraphFont"/>
-    <w:link w:val="Heading5"/>
+  <w:style w:type="character" w:customStyle="1" w:styleId="50">
+    <w:name w:val="Заглавие 5 Знак"/>
+    <w:basedOn w:val="a1"/>
+    <w:link w:val="5"/>
     <w:uiPriority w:val="9"/>
     <w:semiHidden/>
     <w:rsid w:val="00384DA0"/>
@@ -12996,10 +12921,10 @@
       <w:szCs w:val="24"/>
     </w:rPr>
   </w:style>
-  <w:style w:type="character" w:customStyle="1" w:styleId="Heading6Char">
-    <w:name w:val="Heading 6 Char"/>
-    <w:basedOn w:val="DefaultParagraphFont"/>
-    <w:link w:val="Heading6"/>
+  <w:style w:type="character" w:customStyle="1" w:styleId="60">
+    <w:name w:val="Заглавие 6 Знак"/>
+    <w:basedOn w:val="a1"/>
+    <w:link w:val="6"/>
     <w:uiPriority w:val="9"/>
     <w:semiHidden/>
     <w:rsid w:val="00384DA0"/>
@@ -13012,10 +12937,10 @@
       <w:szCs w:val="24"/>
     </w:rPr>
   </w:style>
-  <w:style w:type="character" w:customStyle="1" w:styleId="Heading7Char">
-    <w:name w:val="Heading 7 Char"/>
-    <w:basedOn w:val="DefaultParagraphFont"/>
-    <w:link w:val="Heading7"/>
+  <w:style w:type="character" w:customStyle="1" w:styleId="70">
+    <w:name w:val="Заглавие 7 Знак"/>
+    <w:basedOn w:val="a1"/>
+    <w:link w:val="7"/>
     <w:uiPriority w:val="9"/>
     <w:semiHidden/>
     <w:rsid w:val="00384DA0"/>
@@ -13028,10 +12953,10 @@
       <w:szCs w:val="24"/>
     </w:rPr>
   </w:style>
-  <w:style w:type="character" w:customStyle="1" w:styleId="Heading8Char">
-    <w:name w:val="Heading 8 Char"/>
-    <w:basedOn w:val="DefaultParagraphFont"/>
-    <w:link w:val="Heading8"/>
+  <w:style w:type="character" w:customStyle="1" w:styleId="80">
+    <w:name w:val="Заглавие 8 Знак"/>
+    <w:basedOn w:val="a1"/>
+    <w:link w:val="8"/>
     <w:uiPriority w:val="9"/>
     <w:semiHidden/>
     <w:rsid w:val="00384DA0"/>
@@ -13042,10 +12967,10 @@
       <w:szCs w:val="20"/>
     </w:rPr>
   </w:style>
-  <w:style w:type="character" w:customStyle="1" w:styleId="Heading9Char">
-    <w:name w:val="Heading 9 Char"/>
-    <w:basedOn w:val="DefaultParagraphFont"/>
-    <w:link w:val="Heading9"/>
+  <w:style w:type="character" w:customStyle="1" w:styleId="90">
+    <w:name w:val="Заглавие 9 Знак"/>
+    <w:basedOn w:val="a1"/>
+    <w:link w:val="9"/>
     <w:uiPriority w:val="9"/>
     <w:semiHidden/>
     <w:rsid w:val="00384DA0"/>
@@ -13058,10 +12983,10 @@
       <w:szCs w:val="20"/>
     </w:rPr>
   </w:style>
-  <w:style w:type="paragraph" w:styleId="Caption">
+  <w:style w:type="paragraph" w:styleId="ae">
     <w:name w:val="caption"/>
-    <w:basedOn w:val="Normal"/>
-    <w:next w:val="Normal"/>
+    <w:basedOn w:val="a0"/>
+    <w:next w:val="a0"/>
     <w:uiPriority w:val="35"/>
     <w:semiHidden/>
     <w:unhideWhenUsed/>
@@ -13078,11 +13003,11 @@
       <w:szCs w:val="18"/>
     </w:rPr>
   </w:style>
-  <w:style w:type="paragraph" w:styleId="Title">
+  <w:style w:type="paragraph" w:styleId="af">
     <w:name w:val="Title"/>
-    <w:basedOn w:val="Normal"/>
-    <w:next w:val="Normal"/>
-    <w:link w:val="TitleChar"/>
+    <w:basedOn w:val="a0"/>
+    <w:next w:val="a0"/>
+    <w:link w:val="af0"/>
     <w:uiPriority w:val="10"/>
     <w:qFormat/>
     <w:rsid w:val="00384DA0"/>
@@ -13097,10 +13022,10 @@
       <w:szCs w:val="56"/>
     </w:rPr>
   </w:style>
-  <w:style w:type="character" w:customStyle="1" w:styleId="TitleChar">
-    <w:name w:val="Title Char"/>
-    <w:basedOn w:val="DefaultParagraphFont"/>
-    <w:link w:val="Title"/>
+  <w:style w:type="character" w:customStyle="1" w:styleId="af0">
+    <w:name w:val="Заглавие Знак"/>
+    <w:basedOn w:val="a1"/>
+    <w:link w:val="af"/>
     <w:uiPriority w:val="10"/>
     <w:rsid w:val="00384DA0"/>
     <w:rPr>
@@ -13110,11 +13035,11 @@
       <w:szCs w:val="56"/>
     </w:rPr>
   </w:style>
-  <w:style w:type="paragraph" w:styleId="Subtitle">
+  <w:style w:type="paragraph" w:styleId="af1">
     <w:name w:val="Subtitle"/>
-    <w:basedOn w:val="Normal"/>
-    <w:next w:val="Normal"/>
-    <w:link w:val="SubtitleChar"/>
+    <w:basedOn w:val="a0"/>
+    <w:next w:val="a0"/>
+    <w:link w:val="af2"/>
     <w:uiPriority w:val="11"/>
     <w:qFormat/>
     <w:rsid w:val="00384DA0"/>
@@ -13129,10 +13054,10 @@
       <w:spacing w:val="10"/>
     </w:rPr>
   </w:style>
-  <w:style w:type="character" w:customStyle="1" w:styleId="SubtitleChar">
-    <w:name w:val="Subtitle Char"/>
-    <w:basedOn w:val="DefaultParagraphFont"/>
-    <w:link w:val="Subtitle"/>
+  <w:style w:type="character" w:customStyle="1" w:styleId="af2">
+    <w:name w:val="Подзаглавие Знак"/>
+    <w:basedOn w:val="a1"/>
+    <w:link w:val="af1"/>
     <w:uiPriority w:val="11"/>
     <w:rsid w:val="00384DA0"/>
     <w:rPr>
@@ -13140,9 +13065,9 @@
       <w:spacing w:val="10"/>
     </w:rPr>
   </w:style>
-  <w:style w:type="character" w:styleId="Strong">
+  <w:style w:type="character" w:styleId="af3">
     <w:name w:val="Strong"/>
-    <w:basedOn w:val="DefaultParagraphFont"/>
+    <w:basedOn w:val="a1"/>
     <w:uiPriority w:val="22"/>
     <w:qFormat/>
     <w:rsid w:val="00384DA0"/>
@@ -13152,9 +13077,9 @@
       <w:color w:val="000000" w:themeColor="text1"/>
     </w:rPr>
   </w:style>
-  <w:style w:type="character" w:styleId="Emphasis">
+  <w:style w:type="character" w:styleId="af4">
     <w:name w:val="Emphasis"/>
-    <w:basedOn w:val="DefaultParagraphFont"/>
+    <w:basedOn w:val="a1"/>
     <w:uiPriority w:val="20"/>
     <w:qFormat/>
     <w:rsid w:val="00384DA0"/>
@@ -13164,7 +13089,7 @@
       <w:color w:val="auto"/>
     </w:rPr>
   </w:style>
-  <w:style w:type="paragraph" w:styleId="NoSpacing">
+  <w:style w:type="paragraph" w:styleId="af5">
     <w:name w:val="No Spacing"/>
     <w:uiPriority w:val="1"/>
     <w:qFormat/>
@@ -13173,11 +13098,11 @@
       <w:spacing w:after="0" w:line="240" w:lineRule="auto"/>
     </w:pPr>
   </w:style>
-  <w:style w:type="paragraph" w:styleId="Quote">
+  <w:style w:type="paragraph" w:styleId="af6">
     <w:name w:val="Quote"/>
-    <w:basedOn w:val="Normal"/>
-    <w:next w:val="Normal"/>
-    <w:link w:val="QuoteChar"/>
+    <w:basedOn w:val="a0"/>
+    <w:next w:val="a0"/>
+    <w:link w:val="af7"/>
     <w:uiPriority w:val="29"/>
     <w:qFormat/>
     <w:rsid w:val="00384DA0"/>
@@ -13191,10 +13116,10 @@
       <w:color w:val="000000" w:themeColor="text1"/>
     </w:rPr>
   </w:style>
-  <w:style w:type="character" w:customStyle="1" w:styleId="QuoteChar">
-    <w:name w:val="Quote Char"/>
-    <w:basedOn w:val="DefaultParagraphFont"/>
-    <w:link w:val="Quote"/>
+  <w:style w:type="character" w:customStyle="1" w:styleId="af7">
+    <w:name w:val="Цитат Знак"/>
+    <w:basedOn w:val="a1"/>
+    <w:link w:val="af6"/>
     <w:uiPriority w:val="29"/>
     <w:rsid w:val="00384DA0"/>
     <w:rPr>
@@ -13203,11 +13128,11 @@
       <w:color w:val="000000" w:themeColor="text1"/>
     </w:rPr>
   </w:style>
-  <w:style w:type="paragraph" w:styleId="IntenseQuote">
+  <w:style w:type="paragraph" w:styleId="af8">
     <w:name w:val="Intense Quote"/>
-    <w:basedOn w:val="Normal"/>
-    <w:next w:val="Normal"/>
-    <w:link w:val="IntenseQuoteChar"/>
+    <w:basedOn w:val="a0"/>
+    <w:next w:val="a0"/>
+    <w:link w:val="af9"/>
     <w:uiPriority w:val="30"/>
     <w:qFormat/>
     <w:rsid w:val="00384DA0"/>
@@ -13225,10 +13150,10 @@
       <w:color w:val="000000" w:themeColor="text1"/>
     </w:rPr>
   </w:style>
-  <w:style w:type="character" w:customStyle="1" w:styleId="IntenseQuoteChar">
-    <w:name w:val="Intense Quote Char"/>
-    <w:basedOn w:val="DefaultParagraphFont"/>
-    <w:link w:val="IntenseQuote"/>
+  <w:style w:type="character" w:customStyle="1" w:styleId="af9">
+    <w:name w:val="Интензивно цитиране Знак"/>
+    <w:basedOn w:val="a1"/>
+    <w:link w:val="af8"/>
     <w:uiPriority w:val="30"/>
     <w:rsid w:val="00384DA0"/>
     <w:rPr>
@@ -13236,9 +13161,9 @@
       <w:shd w:val="clear" w:color="auto" w:fill="F2F2F2" w:themeFill="background1" w:themeFillShade="F2"/>
     </w:rPr>
   </w:style>
-  <w:style w:type="character" w:styleId="SubtleEmphasis">
+  <w:style w:type="character" w:styleId="afa">
     <w:name w:val="Subtle Emphasis"/>
-    <w:basedOn w:val="DefaultParagraphFont"/>
+    <w:basedOn w:val="a1"/>
     <w:uiPriority w:val="19"/>
     <w:qFormat/>
     <w:rsid w:val="00384DA0"/>
@@ -13248,9 +13173,9 @@
       <w:color w:val="404040" w:themeColor="text1" w:themeTint="BF"/>
     </w:rPr>
   </w:style>
-  <w:style w:type="character" w:styleId="IntenseEmphasis">
+  <w:style w:type="character" w:styleId="afb">
     <w:name w:val="Intense Emphasis"/>
-    <w:basedOn w:val="DefaultParagraphFont"/>
+    <w:basedOn w:val="a1"/>
     <w:uiPriority w:val="21"/>
     <w:qFormat/>
     <w:rsid w:val="00384DA0"/>
@@ -13262,9 +13187,9 @@
       <w:caps/>
     </w:rPr>
   </w:style>
-  <w:style w:type="character" w:styleId="SubtleReference">
+  <w:style w:type="character" w:styleId="afc">
     <w:name w:val="Subtle Reference"/>
-    <w:basedOn w:val="DefaultParagraphFont"/>
+    <w:basedOn w:val="a1"/>
     <w:uiPriority w:val="31"/>
     <w:qFormat/>
     <w:rsid w:val="00384DA0"/>
@@ -13274,9 +13199,9 @@
       <w:u w:val="single" w:color="7F7F7F" w:themeColor="text1" w:themeTint="80"/>
     </w:rPr>
   </w:style>
-  <w:style w:type="character" w:styleId="IntenseReference">
+  <w:style w:type="character" w:styleId="afd">
     <w:name w:val="Intense Reference"/>
-    <w:basedOn w:val="DefaultParagraphFont"/>
+    <w:basedOn w:val="a1"/>
     <w:uiPriority w:val="32"/>
     <w:qFormat/>
     <w:rsid w:val="00384DA0"/>
@@ -13287,9 +13212,9 @@
       <w:u w:val="single"/>
     </w:rPr>
   </w:style>
-  <w:style w:type="character" w:styleId="BookTitle">
+  <w:style w:type="character" w:styleId="afe">
     <w:name w:val="Book Title"/>
-    <w:basedOn w:val="DefaultParagraphFont"/>
+    <w:basedOn w:val="a1"/>
     <w:uiPriority w:val="33"/>
     <w:qFormat/>
     <w:rsid w:val="00384DA0"/>
@@ -13300,10 +13225,10 @@
       <w:spacing w:val="5"/>
     </w:rPr>
   </w:style>
-  <w:style w:type="paragraph" w:styleId="TOCHeading">
+  <w:style w:type="paragraph" w:styleId="aff">
     <w:name w:val="TOC Heading"/>
-    <w:basedOn w:val="Heading1"/>
-    <w:next w:val="Normal"/>
+    <w:basedOn w:val="1"/>
+    <w:next w:val="a0"/>
     <w:uiPriority w:val="39"/>
     <w:unhideWhenUsed/>
     <w:qFormat/>
@@ -13312,9 +13237,9 @@
       <w:outlineLvl w:val="9"/>
     </w:pPr>
   </w:style>
-  <w:style w:type="paragraph" w:customStyle="1" w:styleId="a0">
+  <w:style w:type="paragraph" w:customStyle="1" w:styleId="aff0">
     <w:name w:val="код"/>
-    <w:basedOn w:val="Normal"/>
+    <w:basedOn w:val="a0"/>
     <w:link w:val="Char"/>
     <w:qFormat/>
     <w:rsid w:val="00384DA0"/>
@@ -13326,10 +13251,10 @@
       <w:rFonts w:ascii="Tahoma" w:hAnsi="Tahoma" w:cs="Arial"/>
     </w:rPr>
   </w:style>
-  <w:style w:type="character" w:customStyle="1" w:styleId="ListParagraphChar">
-    <w:name w:val="List Paragraph Char"/>
-    <w:basedOn w:val="DefaultParagraphFont"/>
-    <w:link w:val="ListParagraph"/>
+  <w:style w:type="character" w:customStyle="1" w:styleId="ad">
+    <w:name w:val="Списък на абзаци Знак"/>
+    <w:basedOn w:val="a1"/>
+    <w:link w:val="ac"/>
     <w:uiPriority w:val="34"/>
     <w:rsid w:val="00231966"/>
     <w:rPr>
@@ -13340,8 +13265,8 @@
   </w:style>
   <w:style w:type="character" w:customStyle="1" w:styleId="Char">
     <w:name w:val="код Char"/>
-    <w:basedOn w:val="DefaultParagraphFont"/>
-    <w:link w:val="a0"/>
+    <w:basedOn w:val="a1"/>
+    <w:link w:val="aff0"/>
     <w:rsid w:val="00384DA0"/>
     <w:rPr>
       <w:rFonts w:ascii="Tahoma" w:hAnsi="Tahoma" w:cs="Arial"/>
@@ -13349,10 +13274,10 @@
       <w:szCs w:val="24"/>
     </w:rPr>
   </w:style>
-  <w:style w:type="paragraph" w:styleId="TOC1">
+  <w:style w:type="paragraph" w:styleId="11">
     <w:name w:val="toc 1"/>
-    <w:basedOn w:val="Normal"/>
-    <w:next w:val="Normal"/>
+    <w:basedOn w:val="a0"/>
+    <w:next w:val="a0"/>
     <w:autoRedefine/>
     <w:uiPriority w:val="39"/>
     <w:unhideWhenUsed/>
@@ -13361,10 +13286,10 @@
       <w:spacing w:after="100"/>
     </w:pPr>
   </w:style>
-  <w:style w:type="paragraph" w:styleId="TOC2">
+  <w:style w:type="paragraph" w:styleId="21">
     <w:name w:val="toc 2"/>
-    <w:basedOn w:val="Normal"/>
-    <w:next w:val="Normal"/>
+    <w:basedOn w:val="a0"/>
+    <w:next w:val="a0"/>
     <w:autoRedefine/>
     <w:uiPriority w:val="39"/>
     <w:unhideWhenUsed/>
@@ -13374,10 +13299,10 @@
       <w:ind w:left="240"/>
     </w:pPr>
   </w:style>
-  <w:style w:type="paragraph" w:styleId="TOC3">
+  <w:style w:type="paragraph" w:styleId="31">
     <w:name w:val="toc 3"/>
-    <w:basedOn w:val="Normal"/>
-    <w:next w:val="Normal"/>
+    <w:basedOn w:val="a0"/>
+    <w:next w:val="a0"/>
     <w:autoRedefine/>
     <w:uiPriority w:val="39"/>
     <w:unhideWhenUsed/>
@@ -13387,9 +13312,9 @@
       <w:ind w:left="480"/>
     </w:pPr>
   </w:style>
-  <w:style w:type="character" w:styleId="HTMLCode">
+  <w:style w:type="character" w:styleId="HTML">
     <w:name w:val="HTML Code"/>
-    <w:basedOn w:val="DefaultParagraphFont"/>
+    <w:basedOn w:val="a1"/>
     <w:uiPriority w:val="99"/>
     <w:semiHidden/>
     <w:unhideWhenUsed/>
@@ -13402,7 +13327,7 @@
   </w:style>
   <w:style w:type="paragraph" w:customStyle="1" w:styleId="a">
     <w:name w:val="точка"/>
-    <w:basedOn w:val="Normal"/>
+    <w:basedOn w:val="a0"/>
     <w:link w:val="Char0"/>
     <w:qFormat/>
     <w:rsid w:val="00FE6257"/>
@@ -13426,7 +13351,7 @@
   </w:style>
   <w:style w:type="character" w:customStyle="1" w:styleId="Char0">
     <w:name w:val="точка Char"/>
-    <w:basedOn w:val="DefaultParagraphFont"/>
+    <w:basedOn w:val="a1"/>
     <w:link w:val="a"/>
     <w:rsid w:val="00FE6257"/>
     <w:rPr>
@@ -13438,10 +13363,10 @@
       <w:lang w:eastAsia="bg-BG"/>
     </w:rPr>
   </w:style>
-  <w:style w:type="paragraph" w:styleId="HTMLPreformatted">
+  <w:style w:type="paragraph" w:styleId="HTML0">
     <w:name w:val="HTML Preformatted"/>
-    <w:basedOn w:val="Normal"/>
-    <w:link w:val="HTMLPreformattedChar"/>
+    <w:basedOn w:val="a0"/>
+    <w:link w:val="HTML1"/>
     <w:uiPriority w:val="99"/>
     <w:unhideWhenUsed/>
     <w:rsid w:val="00782E28"/>
@@ -13475,10 +13400,10 @@
       <w:lang w:eastAsia="bg-BG"/>
     </w:rPr>
   </w:style>
-  <w:style w:type="character" w:customStyle="1" w:styleId="HTMLPreformattedChar">
-    <w:name w:val="HTML Preformatted Char"/>
-    <w:basedOn w:val="DefaultParagraphFont"/>
-    <w:link w:val="HTMLPreformatted"/>
+  <w:style w:type="character" w:customStyle="1" w:styleId="HTML1">
+    <w:name w:val="HTML стандартен Знак"/>
+    <w:basedOn w:val="a1"/>
+    <w:link w:val="HTML0"/>
     <w:uiPriority w:val="99"/>
     <w:rsid w:val="00782E28"/>
     <w:rPr>
@@ -13490,57 +13415,1246 @@
   </w:style>
   <w:style w:type="character" w:customStyle="1" w:styleId="text-text-primary-3">
     <w:name w:val="text-text-primary-3"/>
-    <w:basedOn w:val="DefaultParagraphFont"/>
+    <w:basedOn w:val="a1"/>
     <w:rsid w:val="00716AEF"/>
   </w:style>
   <w:style w:type="character" w:customStyle="1" w:styleId="hljs-keyword">
     <w:name w:val="hljs-keyword"/>
-    <w:basedOn w:val="DefaultParagraphFont"/>
+    <w:basedOn w:val="a1"/>
     <w:rsid w:val="00716AEF"/>
   </w:style>
   <w:style w:type="character" w:customStyle="1" w:styleId="hljs-title">
     <w:name w:val="hljs-title"/>
-    <w:basedOn w:val="DefaultParagraphFont"/>
+    <w:basedOn w:val="a1"/>
     <w:rsid w:val="004E5D4E"/>
   </w:style>
   <w:style w:type="character" w:customStyle="1" w:styleId="hljs-number">
     <w:name w:val="hljs-number"/>
-    <w:basedOn w:val="DefaultParagraphFont"/>
+    <w:basedOn w:val="a1"/>
     <w:rsid w:val="004E5D4E"/>
   </w:style>
   <w:style w:type="character" w:customStyle="1" w:styleId="hljs-literal">
     <w:name w:val="hljs-literal"/>
-    <w:basedOn w:val="DefaultParagraphFont"/>
+    <w:basedOn w:val="a1"/>
     <w:rsid w:val="004E5D4E"/>
   </w:style>
   <w:style w:type="character" w:customStyle="1" w:styleId="hljs-params">
     <w:name w:val="hljs-params"/>
-    <w:basedOn w:val="DefaultParagraphFont"/>
+    <w:basedOn w:val="a1"/>
     <w:rsid w:val="004E5D4E"/>
   </w:style>
   <w:style w:type="character" w:customStyle="1" w:styleId="hljs-string">
     <w:name w:val="hljs-string"/>
-    <w:basedOn w:val="DefaultParagraphFont"/>
+    <w:basedOn w:val="a1"/>
     <w:rsid w:val="004E5D4E"/>
   </w:style>
   <w:style w:type="character" w:customStyle="1" w:styleId="hljs-subst">
     <w:name w:val="hljs-subst"/>
-    <w:basedOn w:val="DefaultParagraphFont"/>
+    <w:basedOn w:val="a1"/>
     <w:rsid w:val="004E5D4E"/>
   </w:style>
   <w:style w:type="character" w:customStyle="1" w:styleId="hljs-meta">
     <w:name w:val="hljs-meta"/>
-    <w:basedOn w:val="DefaultParagraphFont"/>
+    <w:basedOn w:val="a1"/>
     <w:rsid w:val="004E5D4E"/>
   </w:style>
   <w:style w:type="character" w:customStyle="1" w:styleId="hljs-builtin">
     <w:name w:val="hljs-built_in"/>
-    <w:basedOn w:val="DefaultParagraphFont"/>
+    <w:basedOn w:val="a1"/>
     <w:rsid w:val="00B7581D"/>
   </w:style>
   <w:style w:type="character" w:customStyle="1" w:styleId="hljs-comment">
     <w:name w:val="hljs-comment"/>
-    <w:basedOn w:val="DefaultParagraphFont"/>
+    <w:basedOn w:val="a1"/>
+    <w:rsid w:val="00B7581D"/>
+  </w:style>
+</w:styles>
+</file>
+
+<file path=word/stylesWithEffects.xml><?xml version="1.0" encoding="utf-8"?>
+<w:styles xmlns:wpc="http://schemas.microsoft.com/office/word/2010/wordprocessingCanvas" xmlns:mc="http://schemas.openxmlformats.org/markup-compatibility/2006" xmlns:o="urn:schemas-microsoft-com:office:office" xmlns:r="http://schemas.openxmlformats.org/officeDocument/2006/relationships" xmlns:m="http://schemas.openxmlformats.org/officeDocument/2006/math" xmlns:v="urn:schemas-microsoft-com:vml" xmlns:wp14="http://schemas.microsoft.com/office/word/2010/wordprocessingDrawing" xmlns:wp="http://schemas.openxmlformats.org/drawingml/2006/wordprocessingDrawing" xmlns:w10="urn:schemas-microsoft-com:office:word" xmlns:w="http://schemas.openxmlformats.org/wordprocessingml/2006/main" xmlns:w14="http://schemas.microsoft.com/office/word/2010/wordml" xmlns:wpg="http://schemas.microsoft.com/office/word/2010/wordprocessingGroup" xmlns:wpi="http://schemas.microsoft.com/office/word/2010/wordprocessingInk" xmlns:wne="http://schemas.microsoft.com/office/word/2006/wordml" xmlns:wps="http://schemas.microsoft.com/office/word/2010/wordprocessingShape" mc:Ignorable="w14 wp14">
+  <w:docDefaults>
+    <w:rPrDefault>
+      <w:rPr>
+        <w:rFonts w:asciiTheme="minorHAnsi" w:eastAsiaTheme="minorEastAsia" w:hAnsiTheme="minorHAnsi" w:cstheme="minorBidi"/>
+        <w:sz w:val="22"/>
+        <w:szCs w:val="22"/>
+        <w:lang w:val="bg-BG" w:eastAsia="en-US" w:bidi="ar-SA"/>
+      </w:rPr>
+    </w:rPrDefault>
+    <w:pPrDefault>
+      <w:pPr>
+        <w:spacing w:after="160" w:line="259" w:lineRule="auto"/>
+      </w:pPr>
+    </w:pPrDefault>
+  </w:docDefaults>
+  <w:latentStyles w:defLockedState="0" w:defUIPriority="99" w:defSemiHidden="1" w:defUnhideWhenUsed="1" w:defQFormat="0" w:count="267">
+    <w:lsdException w:name="Normal" w:semiHidden="0" w:uiPriority="0" w:unhideWhenUsed="0" w:qFormat="1"/>
+    <w:lsdException w:name="heading 1" w:semiHidden="0" w:uiPriority="9" w:unhideWhenUsed="0" w:qFormat="1"/>
+    <w:lsdException w:name="heading 2" w:uiPriority="9" w:qFormat="1"/>
+    <w:lsdException w:name="heading 3" w:uiPriority="9" w:qFormat="1"/>
+    <w:lsdException w:name="heading 4" w:uiPriority="9" w:qFormat="1"/>
+    <w:lsdException w:name="heading 5" w:uiPriority="9" w:qFormat="1"/>
+    <w:lsdException w:name="heading 6" w:uiPriority="9" w:qFormat="1"/>
+    <w:lsdException w:name="heading 7" w:uiPriority="9" w:qFormat="1"/>
+    <w:lsdException w:name="heading 8" w:uiPriority="9" w:qFormat="1"/>
+    <w:lsdException w:name="heading 9" w:uiPriority="9" w:qFormat="1"/>
+    <w:lsdException w:name="toc 1" w:uiPriority="39"/>
+    <w:lsdException w:name="toc 2" w:uiPriority="39"/>
+    <w:lsdException w:name="toc 3" w:uiPriority="39"/>
+    <w:lsdException w:name="toc 4" w:uiPriority="39"/>
+    <w:lsdException w:name="toc 5" w:uiPriority="39"/>
+    <w:lsdException w:name="toc 6" w:uiPriority="39"/>
+    <w:lsdException w:name="toc 7" w:uiPriority="39"/>
+    <w:lsdException w:name="toc 8" w:uiPriority="39"/>
+    <w:lsdException w:name="toc 9" w:uiPriority="39"/>
+    <w:lsdException w:name="caption" w:uiPriority="35" w:qFormat="1"/>
+    <w:lsdException w:name="Title" w:semiHidden="0" w:uiPriority="10" w:unhideWhenUsed="0" w:qFormat="1"/>
+    <w:lsdException w:name="Default Paragraph Font" w:uiPriority="1"/>
+    <w:lsdException w:name="Subtitle" w:semiHidden="0" w:uiPriority="11" w:unhideWhenUsed="0" w:qFormat="1"/>
+    <w:lsdException w:name="Strong" w:semiHidden="0" w:uiPriority="22" w:unhideWhenUsed="0" w:qFormat="1"/>
+    <w:lsdException w:name="Emphasis" w:semiHidden="0" w:uiPriority="20" w:unhideWhenUsed="0" w:qFormat="1"/>
+    <w:lsdException w:name="Table Grid" w:semiHidden="0" w:uiPriority="59" w:unhideWhenUsed="0"/>
+    <w:lsdException w:name="Placeholder Text" w:unhideWhenUsed="0"/>
+    <w:lsdException w:name="No Spacing" w:semiHidden="0" w:uiPriority="1" w:unhideWhenUsed="0" w:qFormat="1"/>
+    <w:lsdException w:name="Light Shading" w:semiHidden="0" w:uiPriority="60" w:unhideWhenUsed="0"/>
+    <w:lsdException w:name="Light List" w:semiHidden="0" w:uiPriority="61" w:unhideWhenUsed="0"/>
+    <w:lsdException w:name="Light Grid" w:semiHidden="0" w:uiPriority="62" w:unhideWhenUsed="0"/>
+    <w:lsdException w:name="Medium Shading 1" w:semiHidden="0" w:uiPriority="63" w:unhideWhenUsed="0"/>
+    <w:lsdException w:name="Medium Shading 2" w:semiHidden="0" w:uiPriority="64" w:unhideWhenUsed="0"/>
+    <w:lsdException w:name="Medium List 1" w:semiHidden="0" w:uiPriority="65" w:unhideWhenUsed="0"/>
+    <w:lsdException w:name="Medium List 2" w:semiHidden="0" w:uiPriority="66" w:unhideWhenUsed="0"/>
+    <w:lsdException w:name="Medium Grid 1" w:semiHidden="0" w:uiPriority="67" w:unhideWhenUsed="0"/>
+    <w:lsdException w:name="Medium Grid 2" w:semiHidden="0" w:uiPriority="68" w:unhideWhenUsed="0"/>
+    <w:lsdException w:name="Medium Grid 3" w:semiHidden="0" w:uiPriority="69" w:unhideWhenUsed="0"/>
+    <w:lsdException w:name="Dark List" w:semiHidden="0" w:uiPriority="70" w:unhideWhenUsed="0"/>
+    <w:lsdException w:name="Colorful Shading" w:semiHidden="0" w:uiPriority="71" w:unhideWhenUsed="0"/>
+    <w:lsdException w:name="Colorful List" w:semiHidden="0" w:uiPriority="72" w:unhideWhenUsed="0"/>
+    <w:lsdException w:name="Colorful Grid" w:semiHidden="0" w:uiPriority="73" w:unhideWhenUsed="0"/>
+    <w:lsdException w:name="Light Shading Accent 1" w:semiHidden="0" w:uiPriority="60" w:unhideWhenUsed="0"/>
+    <w:lsdException w:name="Light List Accent 1" w:semiHidden="0" w:uiPriority="61" w:unhideWhenUsed="0"/>
+    <w:lsdException w:name="Light Grid Accent 1" w:semiHidden="0" w:uiPriority="62" w:unhideWhenUsed="0"/>
+    <w:lsdException w:name="Medium Shading 1 Accent 1" w:semiHidden="0" w:uiPriority="63" w:unhideWhenUsed="0"/>
+    <w:lsdException w:name="Medium Shading 2 Accent 1" w:semiHidden="0" w:uiPriority="64" w:unhideWhenUsed="0"/>
+    <w:lsdException w:name="Medium List 1 Accent 1" w:semiHidden="0" w:uiPriority="65" w:unhideWhenUsed="0"/>
+    <w:lsdException w:name="Revision" w:unhideWhenUsed="0"/>
+    <w:lsdException w:name="List Paragraph" w:semiHidden="0" w:uiPriority="34" w:unhideWhenUsed="0" w:qFormat="1"/>
+    <w:lsdException w:name="Quote" w:semiHidden="0" w:uiPriority="29" w:unhideWhenUsed="0" w:qFormat="1"/>
+    <w:lsdException w:name="Intense Quote" w:semiHidden="0" w:uiPriority="30" w:unhideWhenUsed="0" w:qFormat="1"/>
+    <w:lsdException w:name="Medium List 2 Accent 1" w:semiHidden="0" w:uiPriority="66" w:unhideWhenUsed="0"/>
+    <w:lsdException w:name="Medium Grid 1 Accent 1" w:semiHidden="0" w:uiPriority="67" w:unhideWhenUsed="0"/>
+    <w:lsdException w:name="Medium Grid 2 Accent 1" w:semiHidden="0" w:uiPriority="68" w:unhideWhenUsed="0"/>
+    <w:lsdException w:name="Medium Grid 3 Accent 1" w:semiHidden="0" w:uiPriority="69" w:unhideWhenUsed="0"/>
+    <w:lsdException w:name="Dark List Accent 1" w:semiHidden="0" w:uiPriority="70" w:unhideWhenUsed="0"/>
+    <w:lsdException w:name="Colorful Shading Accent 1" w:semiHidden="0" w:uiPriority="71" w:unhideWhenUsed="0"/>
+    <w:lsdException w:name="Colorful List Accent 1" w:semiHidden="0" w:uiPriority="72" w:unhideWhenUsed="0"/>
+    <w:lsdException w:name="Colorful Grid Accent 1" w:semiHidden="0" w:uiPriority="73" w:unhideWhenUsed="0"/>
+    <w:lsdException w:name="Light Shading Accent 2" w:semiHidden="0" w:uiPriority="60" w:unhideWhenUsed="0"/>
+    <w:lsdException w:name="Light List Accent 2" w:semiHidden="0" w:uiPriority="61" w:unhideWhenUsed="0"/>
+    <w:lsdException w:name="Light Grid Accent 2" w:semiHidden="0" w:uiPriority="62" w:unhideWhenUsed="0"/>
+    <w:lsdException w:name="Medium Shading 1 Accent 2" w:semiHidden="0" w:uiPriority="63" w:unhideWhenUsed="0"/>
+    <w:lsdException w:name="Medium Shading 2 Accent 2" w:semiHidden="0" w:uiPriority="64" w:unhideWhenUsed="0"/>
+    <w:lsdException w:name="Medium List 1 Accent 2" w:semiHidden="0" w:uiPriority="65" w:unhideWhenUsed="0"/>
+    <w:lsdException w:name="Medium List 2 Accent 2" w:semiHidden="0" w:uiPriority="66" w:unhideWhenUsed="0"/>
+    <w:lsdException w:name="Medium Grid 1 Accent 2" w:semiHidden="0" w:uiPriority="67" w:unhideWhenUsed="0"/>
+    <w:lsdException w:name="Medium Grid 2 Accent 2" w:semiHidden="0" w:uiPriority="68" w:unhideWhenUsed="0"/>
+    <w:lsdException w:name="Medium Grid 3 Accent 2" w:semiHidden="0" w:uiPriority="69" w:unhideWhenUsed="0"/>
+    <w:lsdException w:name="Dark List Accent 2" w:semiHidden="0" w:uiPriority="70" w:unhideWhenUsed="0"/>
+    <w:lsdException w:name="Colorful Shading Accent 2" w:semiHidden="0" w:uiPriority="71" w:unhideWhenUsed="0"/>
+    <w:lsdException w:name="Colorful List Accent 2" w:semiHidden="0" w:uiPriority="72" w:unhideWhenUsed="0"/>
+    <w:lsdException w:name="Colorful Grid Accent 2" w:semiHidden="0" w:uiPriority="73" w:unhideWhenUsed="0"/>
+    <w:lsdException w:name="Light Shading Accent 3" w:semiHidden="0" w:uiPriority="60" w:unhideWhenUsed="0"/>
+    <w:lsdException w:name="Light List Accent 3" w:semiHidden="0" w:uiPriority="61" w:unhideWhenUsed="0"/>
+    <w:lsdException w:name="Light Grid Accent 3" w:semiHidden="0" w:uiPriority="62" w:unhideWhenUsed="0"/>
+    <w:lsdException w:name="Medium Shading 1 Accent 3" w:semiHidden="0" w:uiPriority="63" w:unhideWhenUsed="0"/>
+    <w:lsdException w:name="Medium Shading 2 Accent 3" w:semiHidden="0" w:uiPriority="64" w:unhideWhenUsed="0"/>
+    <w:lsdException w:name="Medium List 1 Accent 3" w:semiHidden="0" w:uiPriority="65" w:unhideWhenUsed="0"/>
+    <w:lsdException w:name="Medium List 2 Accent 3" w:semiHidden="0" w:uiPriority="66" w:unhideWhenUsed="0"/>
+    <w:lsdException w:name="Medium Grid 1 Accent 3" w:semiHidden="0" w:uiPriority="67" w:unhideWhenUsed="0"/>
+    <w:lsdException w:name="Medium Grid 2 Accent 3" w:semiHidden="0" w:uiPriority="68" w:unhideWhenUsed="0"/>
+    <w:lsdException w:name="Medium Grid 3 Accent 3" w:semiHidden="0" w:uiPriority="69" w:unhideWhenUsed="0"/>
+    <w:lsdException w:name="Dark List Accent 3" w:semiHidden="0" w:uiPriority="70" w:unhideWhenUsed="0"/>
+    <w:lsdException w:name="Colorful Shading Accent 3" w:semiHidden="0" w:uiPriority="71" w:unhideWhenUsed="0"/>
+    <w:lsdException w:name="Colorful List Accent 3" w:semiHidden="0" w:uiPriority="72" w:unhideWhenUsed="0"/>
+    <w:lsdException w:name="Colorful Grid Accent 3" w:semiHidden="0" w:uiPriority="73" w:unhideWhenUsed="0"/>
+    <w:lsdException w:name="Light Shading Accent 4" w:semiHidden="0" w:uiPriority="60" w:unhideWhenUsed="0"/>
+    <w:lsdException w:name="Light List Accent 4" w:semiHidden="0" w:uiPriority="61" w:unhideWhenUsed="0"/>
+    <w:lsdException w:name="Light Grid Accent 4" w:semiHidden="0" w:uiPriority="62" w:unhideWhenUsed="0"/>
+    <w:lsdException w:name="Medium Shading 1 Accent 4" w:semiHidden="0" w:uiPriority="63" w:unhideWhenUsed="0"/>
+    <w:lsdException w:name="Medium Shading 2 Accent 4" w:semiHidden="0" w:uiPriority="64" w:unhideWhenUsed="0"/>
+    <w:lsdException w:name="Medium List 1 Accent 4" w:semiHidden="0" w:uiPriority="65" w:unhideWhenUsed="0"/>
+    <w:lsdException w:name="Medium List 2 Accent 4" w:semiHidden="0" w:uiPriority="66" w:unhideWhenUsed="0"/>
+    <w:lsdException w:name="Medium Grid 1 Accent 4" w:semiHidden="0" w:uiPriority="67" w:unhideWhenUsed="0"/>
+    <w:lsdException w:name="Medium Grid 2 Accent 4" w:semiHidden="0" w:uiPriority="68" w:unhideWhenUsed="0"/>
+    <w:lsdException w:name="Medium Grid 3 Accent 4" w:semiHidden="0" w:uiPriority="69" w:unhideWhenUsed="0"/>
+    <w:lsdException w:name="Dark List Accent 4" w:semiHidden="0" w:uiPriority="70" w:unhideWhenUsed="0"/>
+    <w:lsdException w:name="Colorful Shading Accent 4" w:semiHidden="0" w:uiPriority="71" w:unhideWhenUsed="0"/>
+    <w:lsdException w:name="Colorful List Accent 4" w:semiHidden="0" w:uiPriority="72" w:unhideWhenUsed="0"/>
+    <w:lsdException w:name="Colorful Grid Accent 4" w:semiHidden="0" w:uiPriority="73" w:unhideWhenUsed="0"/>
+    <w:lsdException w:name="Light Shading Accent 5" w:semiHidden="0" w:uiPriority="60" w:unhideWhenUsed="0"/>
+    <w:lsdException w:name="Light List Accent 5" w:semiHidden="0" w:uiPriority="61" w:unhideWhenUsed="0"/>
+    <w:lsdException w:name="Light Grid Accent 5" w:semiHidden="0" w:uiPriority="62" w:unhideWhenUsed="0"/>
+    <w:lsdException w:name="Medium Shading 1 Accent 5" w:semiHidden="0" w:uiPriority="63" w:unhideWhenUsed="0"/>
+    <w:lsdException w:name="Medium Shading 2 Accent 5" w:semiHidden="0" w:uiPriority="64" w:unhideWhenUsed="0"/>
+    <w:lsdException w:name="Medium List 1 Accent 5" w:semiHidden="0" w:uiPriority="65" w:unhideWhenUsed="0"/>
+    <w:lsdException w:name="Medium List 2 Accent 5" w:semiHidden="0" w:uiPriority="66" w:unhideWhenUsed="0"/>
+    <w:lsdException w:name="Medium Grid 1 Accent 5" w:semiHidden="0" w:uiPriority="67" w:unhideWhenUsed="0"/>
+    <w:lsdException w:name="Medium Grid 2 Accent 5" w:semiHidden="0" w:uiPriority="68" w:unhideWhenUsed="0"/>
+    <w:lsdException w:name="Medium Grid 3 Accent 5" w:semiHidden="0" w:uiPriority="69" w:unhideWhenUsed="0"/>
+    <w:lsdException w:name="Dark List Accent 5" w:semiHidden="0" w:uiPriority="70" w:unhideWhenUsed="0"/>
+    <w:lsdException w:name="Colorful Shading Accent 5" w:semiHidden="0" w:uiPriority="71" w:unhideWhenUsed="0"/>
+    <w:lsdException w:name="Colorful List Accent 5" w:semiHidden="0" w:uiPriority="72" w:unhideWhenUsed="0"/>
+    <w:lsdException w:name="Colorful Grid Accent 5" w:semiHidden="0" w:uiPriority="73" w:unhideWhenUsed="0"/>
+    <w:lsdException w:name="Light Shading Accent 6" w:semiHidden="0" w:uiPriority="60" w:unhideWhenUsed="0"/>
+    <w:lsdException w:name="Light List Accent 6" w:semiHidden="0" w:uiPriority="61" w:unhideWhenUsed="0"/>
+    <w:lsdException w:name="Light Grid Accent 6" w:semiHidden="0" w:uiPriority="62" w:unhideWhenUsed="0"/>
+    <w:lsdException w:name="Medium Shading 1 Accent 6" w:semiHidden="0" w:uiPriority="63" w:unhideWhenUsed="0"/>
+    <w:lsdException w:name="Medium Shading 2 Accent 6" w:semiHidden="0" w:uiPriority="64" w:unhideWhenUsed="0"/>
+    <w:lsdException w:name="Medium List 1 Accent 6" w:semiHidden="0" w:uiPriority="65" w:unhideWhenUsed="0"/>
+    <w:lsdException w:name="Medium List 2 Accent 6" w:semiHidden="0" w:uiPriority="66" w:unhideWhenUsed="0"/>
+    <w:lsdException w:name="Medium Grid 1 Accent 6" w:semiHidden="0" w:uiPriority="67" w:unhideWhenUsed="0"/>
+    <w:lsdException w:name="Medium Grid 2 Accent 6" w:semiHidden="0" w:uiPriority="68" w:unhideWhenUsed="0"/>
+    <w:lsdException w:name="Medium Grid 3 Accent 6" w:semiHidden="0" w:uiPriority="69" w:unhideWhenUsed="0"/>
+    <w:lsdException w:name="Dark List Accent 6" w:semiHidden="0" w:uiPriority="70" w:unhideWhenUsed="0"/>
+    <w:lsdException w:name="Colorful Shading Accent 6" w:semiHidden="0" w:uiPriority="71" w:unhideWhenUsed="0"/>
+    <w:lsdException w:name="Colorful List Accent 6" w:semiHidden="0" w:uiPriority="72" w:unhideWhenUsed="0"/>
+    <w:lsdException w:name="Colorful Grid Accent 6" w:semiHidden="0" w:uiPriority="73" w:unhideWhenUsed="0"/>
+    <w:lsdException w:name="Subtle Emphasis" w:semiHidden="0" w:uiPriority="19" w:unhideWhenUsed="0" w:qFormat="1"/>
+    <w:lsdException w:name="Intense Emphasis" w:semiHidden="0" w:uiPriority="21" w:unhideWhenUsed="0" w:qFormat="1"/>
+    <w:lsdException w:name="Subtle Reference" w:semiHidden="0" w:uiPriority="31" w:unhideWhenUsed="0" w:qFormat="1"/>
+    <w:lsdException w:name="Intense Reference" w:semiHidden="0" w:uiPriority="32" w:unhideWhenUsed="0" w:qFormat="1"/>
+    <w:lsdException w:name="Book Title" w:semiHidden="0" w:uiPriority="33" w:unhideWhenUsed="0" w:qFormat="1"/>
+    <w:lsdException w:name="Bibliography" w:uiPriority="37"/>
+    <w:lsdException w:name="TOC Heading" w:uiPriority="39" w:qFormat="1"/>
+  </w:latentStyles>
+  <w:style w:type="paragraph" w:default="1" w:styleId="a0">
+    <w:name w:val="Normal"/>
+    <w:qFormat/>
+    <w:rsid w:val="00647C84"/>
+    <w:pPr>
+      <w:spacing w:after="240" w:line="360" w:lineRule="auto"/>
+      <w:ind w:firstLine="851"/>
+      <w:jc w:val="both"/>
+    </w:pPr>
+    <w:rPr>
+      <w:rFonts w:ascii="Times New Roman" w:hAnsi="Times New Roman" w:cs="Times New Roman"/>
+      <w:sz w:val="24"/>
+      <w:szCs w:val="24"/>
+    </w:rPr>
+  </w:style>
+  <w:style w:type="paragraph" w:styleId="1">
+    <w:name w:val="heading 1"/>
+    <w:basedOn w:val="a0"/>
+    <w:next w:val="a0"/>
+    <w:link w:val="10"/>
+    <w:uiPriority w:val="9"/>
+    <w:qFormat/>
+    <w:rsid w:val="00C528A5"/>
+    <w:pPr>
+      <w:keepNext/>
+      <w:keepLines/>
+      <w:numPr>
+        <w:numId w:val="1"/>
+      </w:numPr>
+      <w:pBdr>
+        <w:bottom w:val="single" w:sz="4" w:space="1" w:color="595959" w:themeColor="text1" w:themeTint="A6"/>
+      </w:pBdr>
+      <w:spacing w:before="480" w:after="360"/>
+      <w:outlineLvl w:val="0"/>
+    </w:pPr>
+    <w:rPr>
+      <w:rFonts w:asciiTheme="majorHAnsi" w:eastAsia="Times New Roman" w:hAnsiTheme="majorHAnsi" w:cstheme="majorBidi"/>
+      <w:b/>
+      <w:bCs/>
+      <w:smallCaps/>
+      <w:color w:val="000000" w:themeColor="text1"/>
+      <w:sz w:val="36"/>
+      <w:szCs w:val="36"/>
+      <w:lang w:eastAsia="bg-BG"/>
+    </w:rPr>
+  </w:style>
+  <w:style w:type="paragraph" w:styleId="2">
+    <w:name w:val="heading 2"/>
+    <w:basedOn w:val="a0"/>
+    <w:next w:val="a0"/>
+    <w:link w:val="20"/>
+    <w:uiPriority w:val="9"/>
+    <w:unhideWhenUsed/>
+    <w:qFormat/>
+    <w:rsid w:val="00304AAF"/>
+    <w:pPr>
+      <w:keepNext/>
+      <w:keepLines/>
+      <w:numPr>
+        <w:ilvl w:val="1"/>
+        <w:numId w:val="1"/>
+      </w:numPr>
+      <w:spacing w:before="360" w:after="0"/>
+      <w:outlineLvl w:val="1"/>
+    </w:pPr>
+    <w:rPr>
+      <w:rFonts w:asciiTheme="majorHAnsi" w:eastAsiaTheme="majorEastAsia" w:hAnsiTheme="majorHAnsi" w:cstheme="majorBidi"/>
+      <w:b/>
+      <w:bCs/>
+      <w:smallCaps/>
+      <w:color w:val="000000" w:themeColor="text1"/>
+      <w:sz w:val="28"/>
+      <w:szCs w:val="28"/>
+    </w:rPr>
+  </w:style>
+  <w:style w:type="paragraph" w:styleId="3">
+    <w:name w:val="heading 3"/>
+    <w:basedOn w:val="a0"/>
+    <w:next w:val="a0"/>
+    <w:link w:val="30"/>
+    <w:uiPriority w:val="9"/>
+    <w:unhideWhenUsed/>
+    <w:qFormat/>
+    <w:rsid w:val="00C528A5"/>
+    <w:pPr>
+      <w:keepNext/>
+      <w:keepLines/>
+      <w:numPr>
+        <w:ilvl w:val="2"/>
+        <w:numId w:val="1"/>
+      </w:numPr>
+      <w:spacing w:before="200" w:after="0"/>
+      <w:outlineLvl w:val="2"/>
+    </w:pPr>
+    <w:rPr>
+      <w:rFonts w:asciiTheme="majorHAnsi" w:eastAsia="Times New Roman" w:hAnsiTheme="majorHAnsi" w:cstheme="majorBidi"/>
+      <w:b/>
+      <w:bCs/>
+      <w:color w:val="000000" w:themeColor="text1"/>
+      <w:lang w:eastAsia="bg-BG"/>
+    </w:rPr>
+  </w:style>
+  <w:style w:type="paragraph" w:styleId="4">
+    <w:name w:val="heading 4"/>
+    <w:basedOn w:val="a0"/>
+    <w:next w:val="a0"/>
+    <w:link w:val="40"/>
+    <w:uiPriority w:val="9"/>
+    <w:unhideWhenUsed/>
+    <w:qFormat/>
+    <w:rsid w:val="00384DA0"/>
+    <w:pPr>
+      <w:keepNext/>
+      <w:keepLines/>
+      <w:numPr>
+        <w:ilvl w:val="3"/>
+        <w:numId w:val="1"/>
+      </w:numPr>
+      <w:spacing w:before="200" w:after="0"/>
+      <w:outlineLvl w:val="3"/>
+    </w:pPr>
+    <w:rPr>
+      <w:rFonts w:asciiTheme="majorHAnsi" w:eastAsiaTheme="majorEastAsia" w:hAnsiTheme="majorHAnsi" w:cstheme="majorBidi"/>
+      <w:b/>
+      <w:bCs/>
+      <w:i/>
+      <w:iCs/>
+      <w:color w:val="000000" w:themeColor="text1"/>
+    </w:rPr>
+  </w:style>
+  <w:style w:type="paragraph" w:styleId="5">
+    <w:name w:val="heading 5"/>
+    <w:basedOn w:val="a0"/>
+    <w:next w:val="a0"/>
+    <w:link w:val="50"/>
+    <w:uiPriority w:val="9"/>
+    <w:semiHidden/>
+    <w:unhideWhenUsed/>
+    <w:qFormat/>
+    <w:rsid w:val="00384DA0"/>
+    <w:pPr>
+      <w:keepNext/>
+      <w:keepLines/>
+      <w:numPr>
+        <w:ilvl w:val="4"/>
+        <w:numId w:val="1"/>
+      </w:numPr>
+      <w:spacing w:before="200" w:after="0"/>
+      <w:outlineLvl w:val="4"/>
+    </w:pPr>
+    <w:rPr>
+      <w:rFonts w:asciiTheme="majorHAnsi" w:eastAsiaTheme="majorEastAsia" w:hAnsiTheme="majorHAnsi" w:cstheme="majorBidi"/>
+      <w:color w:val="17365D" w:themeColor="text2" w:themeShade="BF"/>
+    </w:rPr>
+  </w:style>
+  <w:style w:type="paragraph" w:styleId="6">
+    <w:name w:val="heading 6"/>
+    <w:basedOn w:val="a0"/>
+    <w:next w:val="a0"/>
+    <w:link w:val="60"/>
+    <w:uiPriority w:val="9"/>
+    <w:semiHidden/>
+    <w:unhideWhenUsed/>
+    <w:qFormat/>
+    <w:rsid w:val="00384DA0"/>
+    <w:pPr>
+      <w:keepNext/>
+      <w:keepLines/>
+      <w:numPr>
+        <w:ilvl w:val="5"/>
+        <w:numId w:val="1"/>
+      </w:numPr>
+      <w:spacing w:before="200" w:after="0"/>
+      <w:outlineLvl w:val="5"/>
+    </w:pPr>
+    <w:rPr>
+      <w:rFonts w:asciiTheme="majorHAnsi" w:eastAsiaTheme="majorEastAsia" w:hAnsiTheme="majorHAnsi" w:cstheme="majorBidi"/>
+      <w:i/>
+      <w:iCs/>
+      <w:color w:val="17365D" w:themeColor="text2" w:themeShade="BF"/>
+    </w:rPr>
+  </w:style>
+  <w:style w:type="paragraph" w:styleId="7">
+    <w:name w:val="heading 7"/>
+    <w:basedOn w:val="a0"/>
+    <w:next w:val="a0"/>
+    <w:link w:val="70"/>
+    <w:uiPriority w:val="9"/>
+    <w:semiHidden/>
+    <w:unhideWhenUsed/>
+    <w:qFormat/>
+    <w:rsid w:val="00384DA0"/>
+    <w:pPr>
+      <w:keepNext/>
+      <w:keepLines/>
+      <w:numPr>
+        <w:ilvl w:val="6"/>
+        <w:numId w:val="1"/>
+      </w:numPr>
+      <w:spacing w:before="200" w:after="0"/>
+      <w:outlineLvl w:val="6"/>
+    </w:pPr>
+    <w:rPr>
+      <w:rFonts w:asciiTheme="majorHAnsi" w:eastAsiaTheme="majorEastAsia" w:hAnsiTheme="majorHAnsi" w:cstheme="majorBidi"/>
+      <w:i/>
+      <w:iCs/>
+      <w:color w:val="404040" w:themeColor="text1" w:themeTint="BF"/>
+    </w:rPr>
+  </w:style>
+  <w:style w:type="paragraph" w:styleId="8">
+    <w:name w:val="heading 8"/>
+    <w:basedOn w:val="a0"/>
+    <w:next w:val="a0"/>
+    <w:link w:val="80"/>
+    <w:uiPriority w:val="9"/>
+    <w:semiHidden/>
+    <w:unhideWhenUsed/>
+    <w:qFormat/>
+    <w:rsid w:val="00384DA0"/>
+    <w:pPr>
+      <w:keepNext/>
+      <w:keepLines/>
+      <w:numPr>
+        <w:ilvl w:val="7"/>
+        <w:numId w:val="1"/>
+      </w:numPr>
+      <w:spacing w:before="200" w:after="0"/>
+      <w:outlineLvl w:val="7"/>
+    </w:pPr>
+    <w:rPr>
+      <w:rFonts w:asciiTheme="majorHAnsi" w:eastAsiaTheme="majorEastAsia" w:hAnsiTheme="majorHAnsi" w:cstheme="majorBidi"/>
+      <w:color w:val="404040" w:themeColor="text1" w:themeTint="BF"/>
+      <w:sz w:val="20"/>
+      <w:szCs w:val="20"/>
+    </w:rPr>
+  </w:style>
+  <w:style w:type="paragraph" w:styleId="9">
+    <w:name w:val="heading 9"/>
+    <w:basedOn w:val="a0"/>
+    <w:next w:val="a0"/>
+    <w:link w:val="90"/>
+    <w:uiPriority w:val="9"/>
+    <w:semiHidden/>
+    <w:unhideWhenUsed/>
+    <w:qFormat/>
+    <w:rsid w:val="00384DA0"/>
+    <w:pPr>
+      <w:keepNext/>
+      <w:keepLines/>
+      <w:numPr>
+        <w:ilvl w:val="8"/>
+        <w:numId w:val="1"/>
+      </w:numPr>
+      <w:spacing w:before="200" w:after="0"/>
+      <w:outlineLvl w:val="8"/>
+    </w:pPr>
+    <w:rPr>
+      <w:rFonts w:asciiTheme="majorHAnsi" w:eastAsiaTheme="majorEastAsia" w:hAnsiTheme="majorHAnsi" w:cstheme="majorBidi"/>
+      <w:i/>
+      <w:iCs/>
+      <w:color w:val="404040" w:themeColor="text1" w:themeTint="BF"/>
+      <w:sz w:val="20"/>
+      <w:szCs w:val="20"/>
+    </w:rPr>
+  </w:style>
+  <w:style w:type="character" w:default="1" w:styleId="a1">
+    <w:name w:val="Default Paragraph Font"/>
+    <w:uiPriority w:val="1"/>
+    <w:semiHidden/>
+    <w:unhideWhenUsed/>
+  </w:style>
+  <w:style w:type="table" w:default="1" w:styleId="a2">
+    <w:name w:val="Normal Table"/>
+    <w:uiPriority w:val="99"/>
+    <w:semiHidden/>
+    <w:unhideWhenUsed/>
+    <w:tblPr>
+      <w:tblInd w:w="0" w:type="dxa"/>
+      <w:tblCellMar>
+        <w:top w:w="0" w:type="dxa"/>
+        <w:left w:w="108" w:type="dxa"/>
+        <w:bottom w:w="0" w:type="dxa"/>
+        <w:right w:w="108" w:type="dxa"/>
+      </w:tblCellMar>
+    </w:tblPr>
+  </w:style>
+  <w:style w:type="numbering" w:default="1" w:styleId="a3">
+    <w:name w:val="No List"/>
+    <w:uiPriority w:val="99"/>
+    <w:semiHidden/>
+    <w:unhideWhenUsed/>
+  </w:style>
+  <w:style w:type="paragraph" w:styleId="a4">
+    <w:name w:val="Balloon Text"/>
+    <w:basedOn w:val="a0"/>
+    <w:link w:val="a5"/>
+    <w:uiPriority w:val="99"/>
+    <w:semiHidden/>
+    <w:unhideWhenUsed/>
+    <w:rsid w:val="00DE2771"/>
+    <w:pPr>
+      <w:spacing w:after="0" w:line="240" w:lineRule="auto"/>
+    </w:pPr>
+    <w:rPr>
+      <w:rFonts w:ascii="Tahoma" w:hAnsi="Tahoma" w:cs="Tahoma"/>
+      <w:sz w:val="16"/>
+      <w:szCs w:val="16"/>
+    </w:rPr>
+  </w:style>
+  <w:style w:type="character" w:customStyle="1" w:styleId="a5">
+    <w:name w:val="Изнесен текст Знак"/>
+    <w:basedOn w:val="a1"/>
+    <w:link w:val="a4"/>
+    <w:uiPriority w:val="99"/>
+    <w:semiHidden/>
+    <w:rsid w:val="00DE2771"/>
+    <w:rPr>
+      <w:rFonts w:ascii="Tahoma" w:hAnsi="Tahoma" w:cs="Tahoma"/>
+      <w:sz w:val="16"/>
+      <w:szCs w:val="16"/>
+    </w:rPr>
+  </w:style>
+  <w:style w:type="paragraph" w:styleId="a6">
+    <w:name w:val="Normal (Web)"/>
+    <w:basedOn w:val="a0"/>
+    <w:uiPriority w:val="99"/>
+    <w:unhideWhenUsed/>
+    <w:rsid w:val="00105525"/>
+    <w:pPr>
+      <w:spacing w:before="100" w:beforeAutospacing="1" w:after="100" w:afterAutospacing="1" w:line="240" w:lineRule="auto"/>
+    </w:pPr>
+    <w:rPr>
+      <w:rFonts w:eastAsia="Times New Roman"/>
+      <w:lang w:eastAsia="bg-BG"/>
+    </w:rPr>
+  </w:style>
+  <w:style w:type="character" w:styleId="a7">
+    <w:name w:val="Hyperlink"/>
+    <w:basedOn w:val="a1"/>
+    <w:uiPriority w:val="99"/>
+    <w:unhideWhenUsed/>
+    <w:rsid w:val="00105525"/>
+    <w:rPr>
+      <w:color w:val="0000FF"/>
+      <w:u w:val="single"/>
+    </w:rPr>
+  </w:style>
+  <w:style w:type="paragraph" w:styleId="a8">
+    <w:name w:val="header"/>
+    <w:basedOn w:val="a0"/>
+    <w:link w:val="a9"/>
+    <w:uiPriority w:val="99"/>
+    <w:unhideWhenUsed/>
+    <w:rsid w:val="00506156"/>
+    <w:pPr>
+      <w:tabs>
+        <w:tab w:val="center" w:pos="4536"/>
+        <w:tab w:val="right" w:pos="9072"/>
+      </w:tabs>
+      <w:spacing w:after="0" w:line="240" w:lineRule="auto"/>
+    </w:pPr>
+  </w:style>
+  <w:style w:type="character" w:customStyle="1" w:styleId="a9">
+    <w:name w:val="Горен колонтитул Знак"/>
+    <w:basedOn w:val="a1"/>
+    <w:link w:val="a8"/>
+    <w:uiPriority w:val="99"/>
+    <w:rsid w:val="00506156"/>
+  </w:style>
+  <w:style w:type="paragraph" w:styleId="aa">
+    <w:name w:val="footer"/>
+    <w:basedOn w:val="a0"/>
+    <w:link w:val="ab"/>
+    <w:uiPriority w:val="99"/>
+    <w:unhideWhenUsed/>
+    <w:rsid w:val="00506156"/>
+    <w:pPr>
+      <w:tabs>
+        <w:tab w:val="center" w:pos="4536"/>
+        <w:tab w:val="right" w:pos="9072"/>
+      </w:tabs>
+      <w:spacing w:after="0" w:line="240" w:lineRule="auto"/>
+    </w:pPr>
+  </w:style>
+  <w:style w:type="character" w:customStyle="1" w:styleId="ab">
+    <w:name w:val="Долен колонтитул Знак"/>
+    <w:basedOn w:val="a1"/>
+    <w:link w:val="aa"/>
+    <w:uiPriority w:val="99"/>
+    <w:rsid w:val="00506156"/>
+  </w:style>
+  <w:style w:type="paragraph" w:styleId="ac">
+    <w:name w:val="List Paragraph"/>
+    <w:basedOn w:val="a0"/>
+    <w:link w:val="ad"/>
+    <w:uiPriority w:val="34"/>
+    <w:qFormat/>
+    <w:rsid w:val="00304F91"/>
+    <w:pPr>
+      <w:ind w:left="720"/>
+      <w:contextualSpacing/>
+    </w:pPr>
+  </w:style>
+  <w:style w:type="character" w:customStyle="1" w:styleId="10">
+    <w:name w:val="Заглавие 1 Знак"/>
+    <w:basedOn w:val="a1"/>
+    <w:link w:val="1"/>
+    <w:uiPriority w:val="9"/>
+    <w:rsid w:val="00C528A5"/>
+    <w:rPr>
+      <w:rFonts w:asciiTheme="majorHAnsi" w:eastAsia="Times New Roman" w:hAnsiTheme="majorHAnsi" w:cstheme="majorBidi"/>
+      <w:b/>
+      <w:bCs/>
+      <w:smallCaps/>
+      <w:color w:val="000000" w:themeColor="text1"/>
+      <w:sz w:val="36"/>
+      <w:szCs w:val="36"/>
+      <w:lang w:eastAsia="bg-BG"/>
+    </w:rPr>
+  </w:style>
+  <w:style w:type="character" w:customStyle="1" w:styleId="20">
+    <w:name w:val="Заглавие 2 Знак"/>
+    <w:basedOn w:val="a1"/>
+    <w:link w:val="2"/>
+    <w:uiPriority w:val="9"/>
+    <w:rsid w:val="00304AAF"/>
+    <w:rPr>
+      <w:rFonts w:asciiTheme="majorHAnsi" w:eastAsiaTheme="majorEastAsia" w:hAnsiTheme="majorHAnsi" w:cstheme="majorBidi"/>
+      <w:b/>
+      <w:bCs/>
+      <w:smallCaps/>
+      <w:color w:val="000000" w:themeColor="text1"/>
+      <w:sz w:val="28"/>
+      <w:szCs w:val="28"/>
+    </w:rPr>
+  </w:style>
+  <w:style w:type="character" w:customStyle="1" w:styleId="30">
+    <w:name w:val="Заглавие 3 Знак"/>
+    <w:basedOn w:val="a1"/>
+    <w:link w:val="3"/>
+    <w:uiPriority w:val="9"/>
+    <w:rsid w:val="00C528A5"/>
+    <w:rPr>
+      <w:rFonts w:asciiTheme="majorHAnsi" w:eastAsia="Times New Roman" w:hAnsiTheme="majorHAnsi" w:cstheme="majorBidi"/>
+      <w:b/>
+      <w:bCs/>
+      <w:color w:val="000000" w:themeColor="text1"/>
+      <w:sz w:val="24"/>
+      <w:szCs w:val="24"/>
+      <w:lang w:eastAsia="bg-BG"/>
+    </w:rPr>
+  </w:style>
+  <w:style w:type="character" w:customStyle="1" w:styleId="40">
+    <w:name w:val="Заглавие 4 Знак"/>
+    <w:basedOn w:val="a1"/>
+    <w:link w:val="4"/>
+    <w:uiPriority w:val="9"/>
+    <w:rsid w:val="00384DA0"/>
+    <w:rPr>
+      <w:rFonts w:asciiTheme="majorHAnsi" w:eastAsiaTheme="majorEastAsia" w:hAnsiTheme="majorHAnsi" w:cstheme="majorBidi"/>
+      <w:b/>
+      <w:bCs/>
+      <w:i/>
+      <w:iCs/>
+      <w:color w:val="000000" w:themeColor="text1"/>
+      <w:sz w:val="24"/>
+      <w:szCs w:val="24"/>
+    </w:rPr>
+  </w:style>
+  <w:style w:type="character" w:customStyle="1" w:styleId="50">
+    <w:name w:val="Заглавие 5 Знак"/>
+    <w:basedOn w:val="a1"/>
+    <w:link w:val="5"/>
+    <w:uiPriority w:val="9"/>
+    <w:semiHidden/>
+    <w:rsid w:val="00384DA0"/>
+    <w:rPr>
+      <w:rFonts w:asciiTheme="majorHAnsi" w:eastAsiaTheme="majorEastAsia" w:hAnsiTheme="majorHAnsi" w:cstheme="majorBidi"/>
+      <w:color w:val="17365D" w:themeColor="text2" w:themeShade="BF"/>
+      <w:sz w:val="24"/>
+      <w:szCs w:val="24"/>
+    </w:rPr>
+  </w:style>
+  <w:style w:type="character" w:customStyle="1" w:styleId="60">
+    <w:name w:val="Заглавие 6 Знак"/>
+    <w:basedOn w:val="a1"/>
+    <w:link w:val="6"/>
+    <w:uiPriority w:val="9"/>
+    <w:semiHidden/>
+    <w:rsid w:val="00384DA0"/>
+    <w:rPr>
+      <w:rFonts w:asciiTheme="majorHAnsi" w:eastAsiaTheme="majorEastAsia" w:hAnsiTheme="majorHAnsi" w:cstheme="majorBidi"/>
+      <w:i/>
+      <w:iCs/>
+      <w:color w:val="17365D" w:themeColor="text2" w:themeShade="BF"/>
+      <w:sz w:val="24"/>
+      <w:szCs w:val="24"/>
+    </w:rPr>
+  </w:style>
+  <w:style w:type="character" w:customStyle="1" w:styleId="70">
+    <w:name w:val="Заглавие 7 Знак"/>
+    <w:basedOn w:val="a1"/>
+    <w:link w:val="7"/>
+    <w:uiPriority w:val="9"/>
+    <w:semiHidden/>
+    <w:rsid w:val="00384DA0"/>
+    <w:rPr>
+      <w:rFonts w:asciiTheme="majorHAnsi" w:eastAsiaTheme="majorEastAsia" w:hAnsiTheme="majorHAnsi" w:cstheme="majorBidi"/>
+      <w:i/>
+      <w:iCs/>
+      <w:color w:val="404040" w:themeColor="text1" w:themeTint="BF"/>
+      <w:sz w:val="24"/>
+      <w:szCs w:val="24"/>
+    </w:rPr>
+  </w:style>
+  <w:style w:type="character" w:customStyle="1" w:styleId="80">
+    <w:name w:val="Заглавие 8 Знак"/>
+    <w:basedOn w:val="a1"/>
+    <w:link w:val="8"/>
+    <w:uiPriority w:val="9"/>
+    <w:semiHidden/>
+    <w:rsid w:val="00384DA0"/>
+    <w:rPr>
+      <w:rFonts w:asciiTheme="majorHAnsi" w:eastAsiaTheme="majorEastAsia" w:hAnsiTheme="majorHAnsi" w:cstheme="majorBidi"/>
+      <w:color w:val="404040" w:themeColor="text1" w:themeTint="BF"/>
+      <w:sz w:val="20"/>
+      <w:szCs w:val="20"/>
+    </w:rPr>
+  </w:style>
+  <w:style w:type="character" w:customStyle="1" w:styleId="90">
+    <w:name w:val="Заглавие 9 Знак"/>
+    <w:basedOn w:val="a1"/>
+    <w:link w:val="9"/>
+    <w:uiPriority w:val="9"/>
+    <w:semiHidden/>
+    <w:rsid w:val="00384DA0"/>
+    <w:rPr>
+      <w:rFonts w:asciiTheme="majorHAnsi" w:eastAsiaTheme="majorEastAsia" w:hAnsiTheme="majorHAnsi" w:cstheme="majorBidi"/>
+      <w:i/>
+      <w:iCs/>
+      <w:color w:val="404040" w:themeColor="text1" w:themeTint="BF"/>
+      <w:sz w:val="20"/>
+      <w:szCs w:val="20"/>
+    </w:rPr>
+  </w:style>
+  <w:style w:type="paragraph" w:styleId="ae">
+    <w:name w:val="caption"/>
+    <w:basedOn w:val="a0"/>
+    <w:next w:val="a0"/>
+    <w:uiPriority w:val="35"/>
+    <w:semiHidden/>
+    <w:unhideWhenUsed/>
+    <w:qFormat/>
+    <w:rsid w:val="00384DA0"/>
+    <w:pPr>
+      <w:spacing w:after="200" w:line="240" w:lineRule="auto"/>
+    </w:pPr>
+    <w:rPr>
+      <w:i/>
+      <w:iCs/>
+      <w:color w:val="1F497D" w:themeColor="text2"/>
+      <w:sz w:val="18"/>
+      <w:szCs w:val="18"/>
+    </w:rPr>
+  </w:style>
+  <w:style w:type="paragraph" w:styleId="af">
+    <w:name w:val="Title"/>
+    <w:basedOn w:val="a0"/>
+    <w:next w:val="a0"/>
+    <w:link w:val="af0"/>
+    <w:uiPriority w:val="10"/>
+    <w:qFormat/>
+    <w:rsid w:val="00384DA0"/>
+    <w:pPr>
+      <w:spacing w:after="0" w:line="240" w:lineRule="auto"/>
+      <w:contextualSpacing/>
+    </w:pPr>
+    <w:rPr>
+      <w:rFonts w:asciiTheme="majorHAnsi" w:eastAsiaTheme="majorEastAsia" w:hAnsiTheme="majorHAnsi" w:cstheme="majorBidi"/>
+      <w:color w:val="000000" w:themeColor="text1"/>
+      <w:sz w:val="56"/>
+      <w:szCs w:val="56"/>
+    </w:rPr>
+  </w:style>
+  <w:style w:type="character" w:customStyle="1" w:styleId="af0">
+    <w:name w:val="Заглавие Знак"/>
+    <w:basedOn w:val="a1"/>
+    <w:link w:val="af"/>
+    <w:uiPriority w:val="10"/>
+    <w:rsid w:val="00384DA0"/>
+    <w:rPr>
+      <w:rFonts w:asciiTheme="majorHAnsi" w:eastAsiaTheme="majorEastAsia" w:hAnsiTheme="majorHAnsi" w:cstheme="majorBidi"/>
+      <w:color w:val="000000" w:themeColor="text1"/>
+      <w:sz w:val="56"/>
+      <w:szCs w:val="56"/>
+    </w:rPr>
+  </w:style>
+  <w:style w:type="paragraph" w:styleId="af1">
+    <w:name w:val="Subtitle"/>
+    <w:basedOn w:val="a0"/>
+    <w:next w:val="a0"/>
+    <w:link w:val="af2"/>
+    <w:uiPriority w:val="11"/>
+    <w:qFormat/>
+    <w:rsid w:val="00384DA0"/>
+    <w:pPr>
+      <w:numPr>
+        <w:ilvl w:val="1"/>
+      </w:numPr>
+      <w:ind w:firstLine="851"/>
+    </w:pPr>
+    <w:rPr>
+      <w:color w:val="5A5A5A" w:themeColor="text1" w:themeTint="A5"/>
+      <w:spacing w:val="10"/>
+    </w:rPr>
+  </w:style>
+  <w:style w:type="character" w:customStyle="1" w:styleId="af2">
+    <w:name w:val="Подзаглавие Знак"/>
+    <w:basedOn w:val="a1"/>
+    <w:link w:val="af1"/>
+    <w:uiPriority w:val="11"/>
+    <w:rsid w:val="00384DA0"/>
+    <w:rPr>
+      <w:color w:val="5A5A5A" w:themeColor="text1" w:themeTint="A5"/>
+      <w:spacing w:val="10"/>
+    </w:rPr>
+  </w:style>
+  <w:style w:type="character" w:styleId="af3">
+    <w:name w:val="Strong"/>
+    <w:basedOn w:val="a1"/>
+    <w:uiPriority w:val="22"/>
+    <w:qFormat/>
+    <w:rsid w:val="00384DA0"/>
+    <w:rPr>
+      <w:b/>
+      <w:bCs/>
+      <w:color w:val="000000" w:themeColor="text1"/>
+    </w:rPr>
+  </w:style>
+  <w:style w:type="character" w:styleId="af4">
+    <w:name w:val="Emphasis"/>
+    <w:basedOn w:val="a1"/>
+    <w:uiPriority w:val="20"/>
+    <w:qFormat/>
+    <w:rsid w:val="00384DA0"/>
+    <w:rPr>
+      <w:i/>
+      <w:iCs/>
+      <w:color w:val="auto"/>
+    </w:rPr>
+  </w:style>
+  <w:style w:type="paragraph" w:styleId="af5">
+    <w:name w:val="No Spacing"/>
+    <w:uiPriority w:val="1"/>
+    <w:qFormat/>
+    <w:rsid w:val="00384DA0"/>
+    <w:pPr>
+      <w:spacing w:after="0" w:line="240" w:lineRule="auto"/>
+    </w:pPr>
+  </w:style>
+  <w:style w:type="paragraph" w:styleId="af6">
+    <w:name w:val="Quote"/>
+    <w:basedOn w:val="a0"/>
+    <w:next w:val="a0"/>
+    <w:link w:val="af7"/>
+    <w:uiPriority w:val="29"/>
+    <w:qFormat/>
+    <w:rsid w:val="00384DA0"/>
+    <w:pPr>
+      <w:spacing w:before="160"/>
+      <w:ind w:left="720" w:right="720"/>
+    </w:pPr>
+    <w:rPr>
+      <w:i/>
+      <w:iCs/>
+      <w:color w:val="000000" w:themeColor="text1"/>
+    </w:rPr>
+  </w:style>
+  <w:style w:type="character" w:customStyle="1" w:styleId="af7">
+    <w:name w:val="Цитат Знак"/>
+    <w:basedOn w:val="a1"/>
+    <w:link w:val="af6"/>
+    <w:uiPriority w:val="29"/>
+    <w:rsid w:val="00384DA0"/>
+    <w:rPr>
+      <w:i/>
+      <w:iCs/>
+      <w:color w:val="000000" w:themeColor="text1"/>
+    </w:rPr>
+  </w:style>
+  <w:style w:type="paragraph" w:styleId="af8">
+    <w:name w:val="Intense Quote"/>
+    <w:basedOn w:val="a0"/>
+    <w:next w:val="a0"/>
+    <w:link w:val="af9"/>
+    <w:uiPriority w:val="30"/>
+    <w:qFormat/>
+    <w:rsid w:val="00384DA0"/>
+    <w:pPr>
+      <w:pBdr>
+        <w:top w:val="single" w:sz="24" w:space="1" w:color="F2F2F2" w:themeColor="background1" w:themeShade="F2"/>
+        <w:bottom w:val="single" w:sz="24" w:space="1" w:color="F2F2F2" w:themeColor="background1" w:themeShade="F2"/>
+      </w:pBdr>
+      <w:shd w:val="clear" w:color="auto" w:fill="F2F2F2" w:themeFill="background1" w:themeFillShade="F2"/>
+      <w:spacing w:before="240"/>
+      <w:ind w:left="936" w:right="936"/>
+      <w:jc w:val="center"/>
+    </w:pPr>
+    <w:rPr>
+      <w:color w:val="000000" w:themeColor="text1"/>
+    </w:rPr>
+  </w:style>
+  <w:style w:type="character" w:customStyle="1" w:styleId="af9">
+    <w:name w:val="Интензивно цитиране Знак"/>
+    <w:basedOn w:val="a1"/>
+    <w:link w:val="af8"/>
+    <w:uiPriority w:val="30"/>
+    <w:rsid w:val="00384DA0"/>
+    <w:rPr>
+      <w:color w:val="000000" w:themeColor="text1"/>
+      <w:shd w:val="clear" w:color="auto" w:fill="F2F2F2" w:themeFill="background1" w:themeFillShade="F2"/>
+    </w:rPr>
+  </w:style>
+  <w:style w:type="character" w:styleId="afa">
+    <w:name w:val="Subtle Emphasis"/>
+    <w:basedOn w:val="a1"/>
+    <w:uiPriority w:val="19"/>
+    <w:qFormat/>
+    <w:rsid w:val="00384DA0"/>
+    <w:rPr>
+      <w:i/>
+      <w:iCs/>
+      <w:color w:val="404040" w:themeColor="text1" w:themeTint="BF"/>
+    </w:rPr>
+  </w:style>
+  <w:style w:type="character" w:styleId="afb">
+    <w:name w:val="Intense Emphasis"/>
+    <w:basedOn w:val="a1"/>
+    <w:uiPriority w:val="21"/>
+    <w:qFormat/>
+    <w:rsid w:val="00384DA0"/>
+    <w:rPr>
+      <w:b/>
+      <w:bCs/>
+      <w:i/>
+      <w:iCs/>
+      <w:caps/>
+    </w:rPr>
+  </w:style>
+  <w:style w:type="character" w:styleId="afc">
+    <w:name w:val="Subtle Reference"/>
+    <w:basedOn w:val="a1"/>
+    <w:uiPriority w:val="31"/>
+    <w:qFormat/>
+    <w:rsid w:val="00384DA0"/>
+    <w:rPr>
+      <w:smallCaps/>
+      <w:color w:val="404040" w:themeColor="text1" w:themeTint="BF"/>
+      <w:u w:val="single" w:color="7F7F7F" w:themeColor="text1" w:themeTint="80"/>
+    </w:rPr>
+  </w:style>
+  <w:style w:type="character" w:styleId="afd">
+    <w:name w:val="Intense Reference"/>
+    <w:basedOn w:val="a1"/>
+    <w:uiPriority w:val="32"/>
+    <w:qFormat/>
+    <w:rsid w:val="00384DA0"/>
+    <w:rPr>
+      <w:b/>
+      <w:bCs/>
+      <w:smallCaps/>
+      <w:u w:val="single"/>
+    </w:rPr>
+  </w:style>
+  <w:style w:type="character" w:styleId="afe">
+    <w:name w:val="Book Title"/>
+    <w:basedOn w:val="a1"/>
+    <w:uiPriority w:val="33"/>
+    <w:qFormat/>
+    <w:rsid w:val="00384DA0"/>
+    <w:rPr>
+      <w:b w:val="0"/>
+      <w:bCs w:val="0"/>
+      <w:smallCaps/>
+      <w:spacing w:val="5"/>
+    </w:rPr>
+  </w:style>
+  <w:style w:type="paragraph" w:styleId="aff">
+    <w:name w:val="TOC Heading"/>
+    <w:basedOn w:val="1"/>
+    <w:next w:val="a0"/>
+    <w:uiPriority w:val="39"/>
+    <w:unhideWhenUsed/>
+    <w:qFormat/>
+    <w:rsid w:val="00384DA0"/>
+    <w:pPr>
+      <w:outlineLvl w:val="9"/>
+    </w:pPr>
+  </w:style>
+  <w:style w:type="paragraph" w:customStyle="1" w:styleId="aff0">
+    <w:name w:val="код"/>
+    <w:basedOn w:val="a0"/>
+    <w:link w:val="Char"/>
+    <w:qFormat/>
+    <w:rsid w:val="00384DA0"/>
+    <w:pPr>
+      <w:spacing w:line="240" w:lineRule="auto"/>
+      <w:ind w:left="851" w:firstLine="0"/>
+    </w:pPr>
+    <w:rPr>
+      <w:rFonts w:ascii="Tahoma" w:hAnsi="Tahoma" w:cs="Arial"/>
+    </w:rPr>
+  </w:style>
+  <w:style w:type="character" w:customStyle="1" w:styleId="ad">
+    <w:name w:val="Списък на абзаци Знак"/>
+    <w:basedOn w:val="a1"/>
+    <w:link w:val="ac"/>
+    <w:uiPriority w:val="34"/>
+    <w:rsid w:val="00231966"/>
+    <w:rPr>
+      <w:rFonts w:ascii="Times New Roman" w:hAnsi="Times New Roman" w:cs="Times New Roman"/>
+      <w:sz w:val="24"/>
+      <w:szCs w:val="24"/>
+    </w:rPr>
+  </w:style>
+  <w:style w:type="character" w:customStyle="1" w:styleId="Char">
+    <w:name w:val="код Char"/>
+    <w:basedOn w:val="a1"/>
+    <w:link w:val="aff0"/>
+    <w:rsid w:val="00384DA0"/>
+    <w:rPr>
+      <w:rFonts w:ascii="Tahoma" w:hAnsi="Tahoma" w:cs="Arial"/>
+      <w:sz w:val="24"/>
+      <w:szCs w:val="24"/>
+    </w:rPr>
+  </w:style>
+  <w:style w:type="paragraph" w:styleId="11">
+    <w:name w:val="toc 1"/>
+    <w:basedOn w:val="a0"/>
+    <w:next w:val="a0"/>
+    <w:autoRedefine/>
+    <w:uiPriority w:val="39"/>
+    <w:unhideWhenUsed/>
+    <w:rsid w:val="00231966"/>
+    <w:pPr>
+      <w:spacing w:after="100"/>
+    </w:pPr>
+  </w:style>
+  <w:style w:type="paragraph" w:styleId="21">
+    <w:name w:val="toc 2"/>
+    <w:basedOn w:val="a0"/>
+    <w:next w:val="a0"/>
+    <w:autoRedefine/>
+    <w:uiPriority w:val="39"/>
+    <w:unhideWhenUsed/>
+    <w:rsid w:val="00231966"/>
+    <w:pPr>
+      <w:spacing w:after="100"/>
+      <w:ind w:left="240"/>
+    </w:pPr>
+  </w:style>
+  <w:style w:type="paragraph" w:styleId="31">
+    <w:name w:val="toc 3"/>
+    <w:basedOn w:val="a0"/>
+    <w:next w:val="a0"/>
+    <w:autoRedefine/>
+    <w:uiPriority w:val="39"/>
+    <w:unhideWhenUsed/>
+    <w:rsid w:val="00231966"/>
+    <w:pPr>
+      <w:spacing w:after="100"/>
+      <w:ind w:left="480"/>
+    </w:pPr>
+  </w:style>
+  <w:style w:type="character" w:styleId="HTML">
+    <w:name w:val="HTML Code"/>
+    <w:basedOn w:val="a1"/>
+    <w:uiPriority w:val="99"/>
+    <w:semiHidden/>
+    <w:unhideWhenUsed/>
+    <w:rsid w:val="00FD18AE"/>
+    <w:rPr>
+      <w:rFonts w:ascii="Courier New" w:eastAsia="Times New Roman" w:hAnsi="Courier New" w:cs="Courier New"/>
+      <w:sz w:val="20"/>
+      <w:szCs w:val="20"/>
+    </w:rPr>
+  </w:style>
+  <w:style w:type="paragraph" w:customStyle="1" w:styleId="a">
+    <w:name w:val="точка"/>
+    <w:basedOn w:val="a0"/>
+    <w:link w:val="Char0"/>
+    <w:qFormat/>
+    <w:rsid w:val="00FE6257"/>
+    <w:pPr>
+      <w:numPr>
+        <w:numId w:val="3"/>
+      </w:numPr>
+      <w:shd w:val="clear" w:color="auto" w:fill="FFFFFF"/>
+      <w:tabs>
+        <w:tab w:val="clear" w:pos="720"/>
+        <w:tab w:val="num" w:pos="993"/>
+      </w:tabs>
+      <w:spacing w:before="100" w:beforeAutospacing="1" w:after="150" w:line="276" w:lineRule="auto"/>
+      <w:ind w:firstLine="0"/>
+    </w:pPr>
+    <w:rPr>
+      <w:rFonts w:eastAsia="Times New Roman"/>
+      <w:bCs/>
+      <w:lang w:eastAsia="bg-BG"/>
+    </w:rPr>
+  </w:style>
+  <w:style w:type="character" w:customStyle="1" w:styleId="Char0">
+    <w:name w:val="точка Char"/>
+    <w:basedOn w:val="a1"/>
+    <w:link w:val="a"/>
+    <w:rsid w:val="00FE6257"/>
+    <w:rPr>
+      <w:rFonts w:ascii="Times New Roman" w:eastAsia="Times New Roman" w:hAnsi="Times New Roman" w:cs="Times New Roman"/>
+      <w:bCs/>
+      <w:sz w:val="24"/>
+      <w:szCs w:val="24"/>
+      <w:shd w:val="clear" w:color="auto" w:fill="FFFFFF"/>
+      <w:lang w:eastAsia="bg-BG"/>
+    </w:rPr>
+  </w:style>
+  <w:style w:type="paragraph" w:styleId="HTML0">
+    <w:name w:val="HTML Preformatted"/>
+    <w:basedOn w:val="a0"/>
+    <w:link w:val="HTML1"/>
+    <w:uiPriority w:val="99"/>
+    <w:unhideWhenUsed/>
+    <w:rsid w:val="00782E28"/>
+    <w:pPr>
+      <w:tabs>
+        <w:tab w:val="left" w:pos="916"/>
+        <w:tab w:val="left" w:pos="1832"/>
+        <w:tab w:val="left" w:pos="2748"/>
+        <w:tab w:val="left" w:pos="3664"/>
+        <w:tab w:val="left" w:pos="4580"/>
+        <w:tab w:val="left" w:pos="5496"/>
+        <w:tab w:val="left" w:pos="6412"/>
+        <w:tab w:val="left" w:pos="7328"/>
+        <w:tab w:val="left" w:pos="8244"/>
+        <w:tab w:val="left" w:pos="9160"/>
+        <w:tab w:val="left" w:pos="10076"/>
+        <w:tab w:val="left" w:pos="10992"/>
+        <w:tab w:val="left" w:pos="11908"/>
+        <w:tab w:val="left" w:pos="12824"/>
+        <w:tab w:val="left" w:pos="13740"/>
+        <w:tab w:val="left" w:pos="14656"/>
+      </w:tabs>
+      <w:spacing w:after="0" w:line="240" w:lineRule="auto"/>
+      <w:ind w:firstLine="0"/>
+      <w:jc w:val="left"/>
+    </w:pPr>
+    <w:rPr>
+      <w:rFonts w:ascii="Courier New" w:eastAsia="Times New Roman" w:hAnsi="Courier New" w:cs="Courier New"/>
+      <w:sz w:val="20"/>
+      <w:szCs w:val="20"/>
+      <w:lang w:eastAsia="bg-BG"/>
+    </w:rPr>
+  </w:style>
+  <w:style w:type="character" w:customStyle="1" w:styleId="HTML1">
+    <w:name w:val="HTML стандартен Знак"/>
+    <w:basedOn w:val="a1"/>
+    <w:link w:val="HTML0"/>
+    <w:uiPriority w:val="99"/>
+    <w:rsid w:val="00782E28"/>
+    <w:rPr>
+      <w:rFonts w:ascii="Courier New" w:eastAsia="Times New Roman" w:hAnsi="Courier New" w:cs="Courier New"/>
+      <w:sz w:val="20"/>
+      <w:szCs w:val="20"/>
+      <w:lang w:eastAsia="bg-BG"/>
+    </w:rPr>
+  </w:style>
+  <w:style w:type="character" w:customStyle="1" w:styleId="text-text-primary-3">
+    <w:name w:val="text-text-primary-3"/>
+    <w:basedOn w:val="a1"/>
+    <w:rsid w:val="00716AEF"/>
+  </w:style>
+  <w:style w:type="character" w:customStyle="1" w:styleId="hljs-keyword">
+    <w:name w:val="hljs-keyword"/>
+    <w:basedOn w:val="a1"/>
+    <w:rsid w:val="00716AEF"/>
+  </w:style>
+  <w:style w:type="character" w:customStyle="1" w:styleId="hljs-title">
+    <w:name w:val="hljs-title"/>
+    <w:basedOn w:val="a1"/>
+    <w:rsid w:val="004E5D4E"/>
+  </w:style>
+  <w:style w:type="character" w:customStyle="1" w:styleId="hljs-number">
+    <w:name w:val="hljs-number"/>
+    <w:basedOn w:val="a1"/>
+    <w:rsid w:val="004E5D4E"/>
+  </w:style>
+  <w:style w:type="character" w:customStyle="1" w:styleId="hljs-literal">
+    <w:name w:val="hljs-literal"/>
+    <w:basedOn w:val="a1"/>
+    <w:rsid w:val="004E5D4E"/>
+  </w:style>
+  <w:style w:type="character" w:customStyle="1" w:styleId="hljs-params">
+    <w:name w:val="hljs-params"/>
+    <w:basedOn w:val="a1"/>
+    <w:rsid w:val="004E5D4E"/>
+  </w:style>
+  <w:style w:type="character" w:customStyle="1" w:styleId="hljs-string">
+    <w:name w:val="hljs-string"/>
+    <w:basedOn w:val="a1"/>
+    <w:rsid w:val="004E5D4E"/>
+  </w:style>
+  <w:style w:type="character" w:customStyle="1" w:styleId="hljs-subst">
+    <w:name w:val="hljs-subst"/>
+    <w:basedOn w:val="a1"/>
+    <w:rsid w:val="004E5D4E"/>
+  </w:style>
+  <w:style w:type="character" w:customStyle="1" w:styleId="hljs-meta">
+    <w:name w:val="hljs-meta"/>
+    <w:basedOn w:val="a1"/>
+    <w:rsid w:val="004E5D4E"/>
+  </w:style>
+  <w:style w:type="character" w:customStyle="1" w:styleId="hljs-builtin">
+    <w:name w:val="hljs-built_in"/>
+    <w:basedOn w:val="a1"/>
+    <w:rsid w:val="00B7581D"/>
+  </w:style>
+  <w:style w:type="character" w:customStyle="1" w:styleId="hljs-comment">
+    <w:name w:val="hljs-comment"/>
+    <w:basedOn w:val="a1"/>
     <w:rsid w:val="00B7581D"/>
   </w:style>
 </w:styles>
@@ -13834,7 +14948,7 @@
 </file>
 
 <file path=customXml/itemProps1.xml><?xml version="1.0" encoding="utf-8"?>
-<ds:datastoreItem xmlns:ds="http://schemas.openxmlformats.org/officeDocument/2006/customXml" ds:itemID="{536AA884-5F84-49B7-825F-101B2BDA9816}">
+<ds:datastoreItem xmlns:ds="http://schemas.openxmlformats.org/officeDocument/2006/customXml" ds:itemID="{3A7987C4-3C34-420A-9A75-165C75E2E46F}">
   <ds:schemaRefs>
     <ds:schemaRef ds:uri="http://schemas.openxmlformats.org/officeDocument/2006/bibliography"/>
   </ds:schemaRefs>
